--- a/docs/suv.docx
+++ b/docs/suv.docx
@@ -509,7 +509,7 @@
         <w:pStyle w:val="Compact"/>
         <w:numPr>
           <w:ilvl w:val="0"/>
-          <w:numId w:val="90"/>
+          <w:numId w:val="92"/>
         </w:numPr>
         <w:jc w:val="both"/>
         <w:rPr/>
@@ -527,47 +527,6 @@
       <w:r>
         <w:rPr/>
         <w:t xml:space="preserve"> is computed correctly;</w:t>
-      </w:r>
-    </w:p>
-    <w:p>
-      <w:pPr>
-        <w:pStyle w:val="Compact"/>
-        <w:numPr>
-          <w:ilvl w:val="0"/>
-          <w:numId w:val="91"/>
-        </w:numPr>
-        <w:jc w:val="both"/>
-        <w:rPr/>
-      </w:pPr>
-      <w:r>
-        <w:rPr/>
-        <w:t>maximize the number of PET imaging series that can be used for quantitative image analysis.</w:t>
-      </w:r>
-    </w:p>
-    <w:p>
-      <w:pPr>
-        <w:pStyle w:val="FirstParagraph"/>
-        <w:jc w:val="both"/>
-        <w:rPr/>
-      </w:pPr>
-      <w:r>
-        <w:rPr/>
-        <w:t>Therefore, we:</w:t>
-      </w:r>
-    </w:p>
-    <w:p>
-      <w:pPr>
-        <w:pStyle w:val="Compact"/>
-        <w:numPr>
-          <w:ilvl w:val="0"/>
-          <w:numId w:val="92"/>
-        </w:numPr>
-        <w:jc w:val="both"/>
-        <w:rPr/>
-      </w:pPr>
-      <w:r>
-        <w:rPr/>
-        <w:t>studied how PET images are stored in real-world imaging DICOM files;</w:t>
       </w:r>
     </w:p>
     <w:p>
@@ -582,17 +541,18 @@
       </w:pPr>
       <w:r>
         <w:rPr/>
-        <w:t>summarized the instructions on how to read these files and calculate SUV</w:t>
-      </w:r>
-      <w:r>
-        <w:rPr>
-          <w:vertAlign w:val="subscript"/>
-        </w:rPr>
-        <w:t>bw</w:t>
-      </w:r>
-      <w:r>
-        <w:rPr/>
-        <w:t>;</w:t>
+        <w:t>maximize the number of PET imaging series that can be used for quantitative image analysis.</w:t>
+      </w:r>
+    </w:p>
+    <w:p>
+      <w:pPr>
+        <w:pStyle w:val="FirstParagraph"/>
+        <w:jc w:val="both"/>
+        <w:rPr/>
+      </w:pPr>
+      <w:r>
+        <w:rPr/>
+        <w:t>Therefore, we:</w:t>
       </w:r>
     </w:p>
     <w:p>
@@ -607,50 +567,7 @@
       </w:pPr>
       <w:r>
         <w:rPr/>
-        <w:t>generated a set of representative digital reference objects (DROs) to assess whether imaging software can accurately interpret diverse PET DICOM formats.</w:t>
-      </w:r>
-    </w:p>
-    <w:p>
-      <w:pPr>
-        <w:pStyle w:val="FirstParagraph"/>
-        <w:rPr/>
-      </w:pPr>
-      <w:bookmarkStart w:id="0" w:name="introduction"/>
-      <w:r>
-        <w:rPr/>
-        <w:t xml:space="preserve"> </w:t>
-      </w:r>
-      <w:bookmarkEnd w:id="0"/>
-    </w:p>
-    <w:p>
-      <w:pPr>
-        <w:pStyle w:val="Heading1"/>
-        <w:rPr/>
-      </w:pPr>
-      <w:r>
-        <w:rPr/>
-        <w:t>Methods</w:t>
-      </w:r>
-    </w:p>
-    <w:p>
-      <w:pPr>
-        <w:pStyle w:val="Heading2"/>
-        <w:rPr/>
-      </w:pPr>
-      <w:r>
-        <w:rPr/>
-        <w:t>Metadata analysis</w:t>
-      </w:r>
-    </w:p>
-    <w:p>
-      <w:pPr>
-        <w:pStyle w:val="FirstParagraph"/>
-        <w:jc w:val="both"/>
-        <w:rPr/>
-      </w:pPr>
-      <w:r>
-        <w:rPr/>
-        <w:t>To analyze how PET imaging data are stored, we searched for real-world PET human imaging series via two sources:</w:t>
+        <w:t>studied how PET images are stored in real-world imaging DICOM files;</w:t>
       </w:r>
     </w:p>
     <w:p>
@@ -659,6 +576,89 @@
         <w:numPr>
           <w:ilvl w:val="0"/>
           <w:numId w:val="95"/>
+        </w:numPr>
+        <w:jc w:val="both"/>
+        <w:rPr/>
+      </w:pPr>
+      <w:r>
+        <w:rPr/>
+        <w:t>summarized the instructions on how to read these files and calculate SUV</w:t>
+      </w:r>
+      <w:r>
+        <w:rPr>
+          <w:vertAlign w:val="subscript"/>
+        </w:rPr>
+        <w:t>bw</w:t>
+      </w:r>
+      <w:r>
+        <w:rPr/>
+        <w:t>;</w:t>
+      </w:r>
+    </w:p>
+    <w:p>
+      <w:pPr>
+        <w:pStyle w:val="Compact"/>
+        <w:numPr>
+          <w:ilvl w:val="0"/>
+          <w:numId w:val="96"/>
+        </w:numPr>
+        <w:jc w:val="both"/>
+        <w:rPr/>
+      </w:pPr>
+      <w:r>
+        <w:rPr/>
+        <w:t>generated a set of representative digital reference objects (DROs) to assess whether imaging software can accurately interpret diverse PET DICOM formats.</w:t>
+      </w:r>
+    </w:p>
+    <w:p>
+      <w:pPr>
+        <w:pStyle w:val="FirstParagraph"/>
+        <w:rPr/>
+      </w:pPr>
+      <w:bookmarkStart w:id="0" w:name="introduction"/>
+      <w:r>
+        <w:rPr/>
+        <w:t xml:space="preserve"> </w:t>
+      </w:r>
+      <w:bookmarkEnd w:id="0"/>
+    </w:p>
+    <w:p>
+      <w:pPr>
+        <w:pStyle w:val="Heading1"/>
+        <w:rPr/>
+      </w:pPr>
+      <w:r>
+        <w:rPr/>
+        <w:t>Methods</w:t>
+      </w:r>
+    </w:p>
+    <w:p>
+      <w:pPr>
+        <w:pStyle w:val="Heading2"/>
+        <w:rPr/>
+      </w:pPr>
+      <w:r>
+        <w:rPr/>
+        <w:t>Metadata analysis</w:t>
+      </w:r>
+    </w:p>
+    <w:p>
+      <w:pPr>
+        <w:pStyle w:val="FirstParagraph"/>
+        <w:jc w:val="both"/>
+        <w:rPr/>
+      </w:pPr>
+      <w:r>
+        <w:rPr/>
+        <w:t>To analyze how PET imaging data are stored, we searched for real-world PET human imaging series via two sources:</w:t>
+      </w:r>
+    </w:p>
+    <w:p>
+      <w:pPr>
+        <w:pStyle w:val="Compact"/>
+        <w:numPr>
+          <w:ilvl w:val="0"/>
+          <w:numId w:val="97"/>
         </w:numPr>
         <w:jc w:val="both"/>
         <w:rPr/>
@@ -681,7 +681,7 @@
         <w:pStyle w:val="Compact"/>
         <w:numPr>
           <w:ilvl w:val="0"/>
-          <w:numId w:val="96"/>
+          <w:numId w:val="98"/>
         </w:numPr>
         <w:jc w:val="both"/>
         <w:rPr/>
@@ -1343,7 +1343,7 @@
         <w:pStyle w:val="Normal"/>
         <w:numPr>
           <w:ilvl w:val="0"/>
-          <w:numId w:val="97"/>
+          <w:numId w:val="99"/>
         </w:numPr>
         <w:jc w:val="both"/>
         <w:rPr/>
@@ -1386,77 +1386,6 @@
     <w:p>
       <w:pPr>
         <w:pStyle w:val="Normal"/>
-        <w:numPr>
-          <w:ilvl w:val="0"/>
-          <w:numId w:val="98"/>
-        </w:numPr>
-        <w:jc w:val="both"/>
-        <w:rPr/>
-      </w:pPr>
-      <w:r>
-        <w:rPr/>
-        <w:t>convert the DRO DICOM file to SUV</w:t>
-      </w:r>
-      <w:r>
-        <w:rPr>
-          <w:vertAlign w:val="subscript"/>
-        </w:rPr>
-        <w:t>bw</w:t>
-      </w:r>
-      <w:r>
-        <w:rPr/>
-        <w:t xml:space="preserve"> and extract the DRO maximum, minimum, and median SUV</w:t>
-      </w:r>
-      <w:r>
-        <w:rPr>
-          <w:vertAlign w:val="subscript"/>
-        </w:rPr>
-        <w:t>bw</w:t>
-      </w:r>
-      <w:r>
-        <w:rPr/>
-        <w:t xml:space="preserve"> values from the ROI;</w:t>
-      </w:r>
-    </w:p>
-    <w:p>
-      <w:pPr>
-        <w:pStyle w:val="Normal"/>
-        <w:numPr>
-          <w:ilvl w:val="0"/>
-          <w:numId w:val="99"/>
-        </w:numPr>
-        <w:jc w:val="both"/>
-        <w:rPr/>
-      </w:pPr>
-      <w:r>
-        <w:rPr/>
-        <w:t>convert the DRO DICOM file to SUV</w:t>
-      </w:r>
-      <w:r>
-        <w:rPr>
-          <w:vertAlign w:val="subscript"/>
-        </w:rPr>
-        <w:t>bw</w:t>
-      </w:r>
-      <w:r>
-        <w:rPr/>
-        <w:t xml:space="preserve"> and visually inspect the values in the hot sphere, cold sphere, and background region.</w:t>
-      </w:r>
-    </w:p>
-    <w:p>
-      <w:pPr>
-        <w:pStyle w:val="FirstParagraph"/>
-        <w:jc w:val="both"/>
-        <w:rPr/>
-      </w:pPr>
-      <w:r>
-        <w:rPr/>
-        <w:t>All values should be calculated with a precision of two decimal digits. The target values are identical across all cases and are defined as follows:</w:t>
-      </w:r>
-    </w:p>
-    <w:p>
-      <w:pPr>
-        <w:pStyle w:val="Compact"/>
         <w:numPr>
           <w:ilvl w:val="0"/>
           <w:numId w:val="100"/>
@@ -1466,7 +1395,7 @@
       </w:pPr>
       <w:r>
         <w:rPr/>
-        <w:t>Hot sphere / maximum DRO value = 4.00 SUV</w:t>
+        <w:t>convert the DRO DICOM file to SUV</w:t>
       </w:r>
       <w:r>
         <w:rPr>
@@ -1474,10 +1403,24 @@
         </w:rPr>
         <w:t>bw</w:t>
       </w:r>
-    </w:p>
-    <w:p>
-      <w:pPr>
-        <w:pStyle w:val="Compact"/>
+      <w:r>
+        <w:rPr/>
+        <w:t xml:space="preserve"> and extract the DRO maximum, minimum, and median SUV</w:t>
+      </w:r>
+      <w:r>
+        <w:rPr>
+          <w:vertAlign w:val="subscript"/>
+        </w:rPr>
+        <w:t>bw</w:t>
+      </w:r>
+      <w:r>
+        <w:rPr/>
+        <w:t xml:space="preserve"> values from the ROI;</w:t>
+      </w:r>
+    </w:p>
+    <w:p>
+      <w:pPr>
+        <w:pStyle w:val="Normal"/>
         <w:numPr>
           <w:ilvl w:val="0"/>
           <w:numId w:val="101"/>
@@ -1487,7 +1430,7 @@
       </w:pPr>
       <w:r>
         <w:rPr/>
-        <w:t>Cold sphere / minimum DRO value = 0.20 SUV</w:t>
+        <w:t>convert the DRO DICOM file to SUV</w:t>
       </w:r>
       <w:r>
         <w:rPr>
@@ -1495,6 +1438,21 @@
         </w:rPr>
         <w:t>bw</w:t>
       </w:r>
+      <w:r>
+        <w:rPr/>
+        <w:t xml:space="preserve"> and visually inspect the values in the hot sphere, cold sphere, and background region.</w:t>
+      </w:r>
+    </w:p>
+    <w:p>
+      <w:pPr>
+        <w:pStyle w:val="FirstParagraph"/>
+        <w:jc w:val="both"/>
+        <w:rPr/>
+      </w:pPr>
+      <w:r>
+        <w:rPr/>
+        <w:t>All values should be calculated with a precision of two decimal digits. The target values are identical across all cases and are defined as follows:</w:t>
+      </w:r>
     </w:p>
     <w:p>
       <w:pPr>
@@ -1502,6 +1460,48 @@
         <w:numPr>
           <w:ilvl w:val="0"/>
           <w:numId w:val="102"/>
+        </w:numPr>
+        <w:jc w:val="both"/>
+        <w:rPr/>
+      </w:pPr>
+      <w:r>
+        <w:rPr/>
+        <w:t>Hot sphere / maximum DRO value = 4.00 SUV</w:t>
+      </w:r>
+      <w:r>
+        <w:rPr>
+          <w:vertAlign w:val="subscript"/>
+        </w:rPr>
+        <w:t>bw</w:t>
+      </w:r>
+    </w:p>
+    <w:p>
+      <w:pPr>
+        <w:pStyle w:val="Compact"/>
+        <w:numPr>
+          <w:ilvl w:val="0"/>
+          <w:numId w:val="103"/>
+        </w:numPr>
+        <w:jc w:val="both"/>
+        <w:rPr/>
+      </w:pPr>
+      <w:r>
+        <w:rPr/>
+        <w:t>Cold sphere / minimum DRO value = 0.20 SUV</w:t>
+      </w:r>
+      <w:r>
+        <w:rPr>
+          <w:vertAlign w:val="subscript"/>
+        </w:rPr>
+        <w:t>bw</w:t>
+      </w:r>
+    </w:p>
+    <w:p>
+      <w:pPr>
+        <w:pStyle w:val="Compact"/>
+        <w:numPr>
+          <w:ilvl w:val="0"/>
+          <w:numId w:val="104"/>
         </w:numPr>
         <w:jc w:val="both"/>
         <w:rPr/>
@@ -1578,8 +1578,8 @@
         <w:pStyle w:val="BodyText"/>
         <w:rPr/>
       </w:pPr>
-      <w:bookmarkStart w:id="3" w:name="X1b019d5c921bbd09a48dc0ee2d5b583d8e89767"/>
-      <w:bookmarkStart w:id="4" w:name="methods"/>
+      <w:bookmarkStart w:id="3" w:name="methods"/>
+      <w:bookmarkStart w:id="4" w:name="X1b019d5c921bbd09a48dc0ee2d5b583d8e89767"/>
       <w:r>
         <w:rPr/>
         <w:t xml:space="preserve"> </w:t>
@@ -2398,7 +2398,7 @@
         <w:pStyle w:val="Compact"/>
         <w:numPr>
           <w:ilvl w:val="0"/>
-          <w:numId w:val="103"/>
+          <w:numId w:val="105"/>
         </w:numPr>
         <w:jc w:val="both"/>
         <w:rPr/>
@@ -2413,7 +2413,7 @@
         <w:pStyle w:val="Compact"/>
         <w:numPr>
           <w:ilvl w:val="0"/>
-          <w:numId w:val="104"/>
+          <w:numId w:val="106"/>
         </w:numPr>
         <w:jc w:val="both"/>
         <w:rPr/>
@@ -2428,7 +2428,7 @@
         <w:pStyle w:val="Compact"/>
         <w:numPr>
           <w:ilvl w:val="0"/>
-          <w:numId w:val="105"/>
+          <w:numId w:val="107"/>
         </w:numPr>
         <w:jc w:val="both"/>
         <w:rPr/>
@@ -2478,7 +2478,7 @@
         <w:pStyle w:val="Normal"/>
         <w:numPr>
           <w:ilvl w:val="0"/>
-          <w:numId w:val="106"/>
+          <w:numId w:val="108"/>
         </w:numPr>
         <w:jc w:val="both"/>
         <w:rPr/>
@@ -2508,7 +2508,7 @@
         <w:pStyle w:val="Compact"/>
         <w:numPr>
           <w:ilvl w:val="1"/>
-          <w:numId w:val="107"/>
+          <w:numId w:val="109"/>
         </w:numPr>
         <w:jc w:val="both"/>
         <w:rPr/>
@@ -2609,10 +2609,10 @@
       <w:r>
         <w:rPr/>
       </w:r>
-      <w:bookmarkStart w:id="13" w:name="recommendations_Copy_1"/>
-      <w:bookmarkStart w:id="14" w:name="rescale-slope-m-and-intercept-b_Copy_1"/>
-      <w:bookmarkStart w:id="15" w:name="recommendations_Copy_1"/>
-      <w:bookmarkStart w:id="16" w:name="rescale-slope-m-and-intercept-b_Copy_1"/>
+      <w:bookmarkStart w:id="13" w:name="rescale-slope-m-and-intercept-b_Copy_1"/>
+      <w:bookmarkStart w:id="14" w:name="recommendations_Copy_1"/>
+      <w:bookmarkStart w:id="15" w:name="rescale-slope-m-and-intercept-b_Copy_1"/>
+      <w:bookmarkStart w:id="16" w:name="recommendations_Copy_1"/>
       <w:bookmarkEnd w:id="15"/>
       <w:bookmarkEnd w:id="16"/>
     </w:p>
@@ -2912,7 +2912,7 @@
         <w:pStyle w:val="Normal"/>
         <w:numPr>
           <w:ilvl w:val="0"/>
-          <w:numId w:val="108"/>
+          <w:numId w:val="110"/>
         </w:numPr>
         <w:rPr/>
       </w:pPr>
@@ -3132,7 +3132,7 @@
         <w:pStyle w:val="Normal"/>
         <w:numPr>
           <w:ilvl w:val="0"/>
-          <w:numId w:val="109"/>
+          <w:numId w:val="111"/>
         </w:numPr>
         <w:jc w:val="both"/>
         <w:rPr/>
@@ -3353,7 +3353,7 @@
         <w:pStyle w:val="Normal"/>
         <w:numPr>
           <w:ilvl w:val="0"/>
-          <w:numId w:val="110"/>
+          <w:numId w:val="112"/>
         </w:numPr>
         <w:rPr/>
       </w:pPr>
@@ -3420,12 +3420,44 @@
             <m:den>
               <m:sSup>
                 <m:e>
-                  <m:r>
-                    <w:rPr>
-                      <w:rFonts w:ascii="Cambria Math" w:hAnsi="Cambria Math"/>
-                    </w:rPr>
-                    <m:t xml:space="preserve">H</m:t>
-                  </m:r>
+                  <m:d>
+                    <m:dPr>
+                      <m:begChr m:val="("/>
+                      <m:endChr m:val=")"/>
+                    </m:dPr>
+                    <m:e>
+                      <m:r>
+                        <w:rPr>
+                          <w:rFonts w:ascii="Cambria Math" w:hAnsi="Cambria Math"/>
+                        </w:rPr>
+                        <m:t xml:space="preserve">H</m:t>
+                      </m:r>
+                      <m:sSup>
+                        <m:e>
+                          <m:r>
+                            <w:rPr>
+                              <w:rFonts w:ascii="Cambria Math" w:hAnsi="Cambria Math"/>
+                            </w:rPr>
+                            <m:t xml:space="preserve">10</m:t>
+                          </m:r>
+                        </m:e>
+                        <m:sup>
+                          <m:r>
+                            <w:rPr>
+                              <w:rFonts w:ascii="Cambria Math" w:hAnsi="Cambria Math"/>
+                            </w:rPr>
+                            <m:t xml:space="preserve">−</m:t>
+                          </m:r>
+                          <m:r>
+                            <w:rPr>
+                              <w:rFonts w:ascii="Cambria Math" w:hAnsi="Cambria Math"/>
+                            </w:rPr>
+                            <m:t xml:space="preserve">2</m:t>
+                          </m:r>
+                        </m:sup>
+                      </m:sSup>
+                    </m:e>
+                  </m:d>
                 </m:e>
                 <m:sup>
                   <m:r>
@@ -3608,7 +3640,7 @@
         <w:pStyle w:val="Normal"/>
         <w:numPr>
           <w:ilvl w:val="0"/>
-          <w:numId w:val="111"/>
+          <w:numId w:val="113"/>
         </w:numPr>
         <w:rPr/>
       </w:pPr>
@@ -3791,7 +3823,7 @@
         <w:pStyle w:val="Normal"/>
         <w:numPr>
           <w:ilvl w:val="0"/>
-          <w:numId w:val="112"/>
+          <w:numId w:val="114"/>
         </w:numPr>
         <w:jc w:val="both"/>
         <w:rPr/>
@@ -3806,7 +3838,7 @@
         <w:pStyle w:val="Normal"/>
         <w:numPr>
           <w:ilvl w:val="0"/>
-          <w:numId w:val="113"/>
+          <w:numId w:val="115"/>
         </w:numPr>
         <w:jc w:val="both"/>
         <w:rPr/>
@@ -4572,7 +4604,7 @@
         <w:pStyle w:val="Normal"/>
         <w:numPr>
           <w:ilvl w:val="0"/>
-          <w:numId w:val="114"/>
+          <w:numId w:val="116"/>
         </w:numPr>
         <w:jc w:val="both"/>
         <w:rPr/>
@@ -4587,7 +4619,7 @@
         <w:pStyle w:val="Normal"/>
         <w:numPr>
           <w:ilvl w:val="0"/>
-          <w:numId w:val="115"/>
+          <w:numId w:val="117"/>
         </w:numPr>
         <w:jc w:val="both"/>
         <w:rPr/>
@@ -4785,7 +4817,7 @@
         <w:pStyle w:val="Normal"/>
         <w:numPr>
           <w:ilvl w:val="0"/>
-          <w:numId w:val="116"/>
+          <w:numId w:val="118"/>
         </w:numPr>
         <w:jc w:val="both"/>
         <w:rPr/>
@@ -4800,7 +4832,7 @@
         <w:pStyle w:val="Normal"/>
         <w:numPr>
           <w:ilvl w:val="0"/>
-          <w:numId w:val="117"/>
+          <w:numId w:val="119"/>
         </w:numPr>
         <w:jc w:val="both"/>
         <w:rPr/>
@@ -4827,13 +4859,13 @@
         <w:pStyle w:val="Normal"/>
         <w:numPr>
           <w:ilvl w:val="0"/>
-          <w:numId w:val="118"/>
+          <w:numId w:val="120"/>
         </w:numPr>
         <w:jc w:val="both"/>
         <w:rPr/>
       </w:pPr>
-      <w:bookmarkStart w:id="23" w:name="other-units"/>
-      <w:bookmarkStart w:id="24" w:name="background-1"/>
+      <w:bookmarkStart w:id="23" w:name="background-1"/>
+      <w:bookmarkStart w:id="24" w:name="other-units"/>
       <w:r>
         <w:rPr/>
         <w:t>1CM - 1/centimeter, used for mu maps</w:t>
@@ -4890,8 +4922,8 @@
       </w:tblPr>
       <w:tblGrid>
         <w:gridCol w:w="2160"/>
-        <w:gridCol w:w="1439"/>
-        <w:gridCol w:w="1441"/>
+        <w:gridCol w:w="1438"/>
+        <w:gridCol w:w="1442"/>
         <w:gridCol w:w="1454"/>
         <w:gridCol w:w="1260"/>
         <w:gridCol w:w="1605"/>
@@ -4936,7 +4968,7 @@
         </w:tc>
         <w:tc>
           <w:tcPr>
-            <w:tcW w:w="1439" w:type="dxa"/>
+            <w:tcW w:w="1438" w:type="dxa"/>
             <w:tcBorders>
               <w:bottom w:val="single" w:sz="6" w:space="0" w:color="000000"/>
             </w:tcBorders>
@@ -4971,7 +5003,7 @@
         </w:tc>
         <w:tc>
           <w:tcPr>
-            <w:tcW w:w="1441" w:type="dxa"/>
+            <w:tcW w:w="1442" w:type="dxa"/>
             <w:tcBorders>
               <w:bottom w:val="single" w:sz="6" w:space="0" w:color="000000"/>
             </w:tcBorders>
@@ -5146,7 +5178,7 @@
         </w:tc>
         <w:tc>
           <w:tcPr>
-            <w:tcW w:w="1439" w:type="dxa"/>
+            <w:tcW w:w="1438" w:type="dxa"/>
             <w:tcBorders/>
           </w:tcPr>
           <w:p>
@@ -5178,7 +5210,7 @@
         </w:tc>
         <w:tc>
           <w:tcPr>
-            <w:tcW w:w="1441" w:type="dxa"/>
+            <w:tcW w:w="1442" w:type="dxa"/>
             <w:tcBorders/>
           </w:tcPr>
           <w:p>
@@ -5341,7 +5373,7 @@
         </w:tc>
         <w:tc>
           <w:tcPr>
-            <w:tcW w:w="1439" w:type="dxa"/>
+            <w:tcW w:w="1438" w:type="dxa"/>
             <w:tcBorders/>
           </w:tcPr>
           <w:p>
@@ -5373,7 +5405,7 @@
         </w:tc>
         <w:tc>
           <w:tcPr>
-            <w:tcW w:w="1441" w:type="dxa"/>
+            <w:tcW w:w="1442" w:type="dxa"/>
             <w:tcBorders/>
           </w:tcPr>
           <w:p>
@@ -5536,7 +5568,7 @@
         </w:tc>
         <w:tc>
           <w:tcPr>
-            <w:tcW w:w="1439" w:type="dxa"/>
+            <w:tcW w:w="1438" w:type="dxa"/>
             <w:tcBorders/>
           </w:tcPr>
           <w:p>
@@ -5568,7 +5600,7 @@
         </w:tc>
         <w:tc>
           <w:tcPr>
-            <w:tcW w:w="1441" w:type="dxa"/>
+            <w:tcW w:w="1442" w:type="dxa"/>
             <w:tcBorders/>
           </w:tcPr>
           <w:p>
@@ -5731,7 +5763,7 @@
         </w:tc>
         <w:tc>
           <w:tcPr>
-            <w:tcW w:w="1439" w:type="dxa"/>
+            <w:tcW w:w="1438" w:type="dxa"/>
             <w:tcBorders/>
           </w:tcPr>
           <w:p>
@@ -5763,7 +5795,7 @@
         </w:tc>
         <w:tc>
           <w:tcPr>
-            <w:tcW w:w="1441" w:type="dxa"/>
+            <w:tcW w:w="1442" w:type="dxa"/>
             <w:tcBorders/>
           </w:tcPr>
           <w:p>
@@ -5926,7 +5958,7 @@
         </w:tc>
         <w:tc>
           <w:tcPr>
-            <w:tcW w:w="1439" w:type="dxa"/>
+            <w:tcW w:w="1438" w:type="dxa"/>
             <w:tcBorders/>
           </w:tcPr>
           <w:p>
@@ -5958,7 +5990,7 @@
         </w:tc>
         <w:tc>
           <w:tcPr>
-            <w:tcW w:w="1441" w:type="dxa"/>
+            <w:tcW w:w="1442" w:type="dxa"/>
             <w:tcBorders/>
           </w:tcPr>
           <w:p>
@@ -6179,7 +6211,7 @@
         <w:pStyle w:val="Normal"/>
         <w:numPr>
           <w:ilvl w:val="0"/>
-          <w:numId w:val="119"/>
+          <w:numId w:val="121"/>
         </w:numPr>
         <w:jc w:val="both"/>
         <w:rPr/>
@@ -6209,7 +6241,7 @@
         <w:pStyle w:val="Compact"/>
         <w:numPr>
           <w:ilvl w:val="1"/>
-          <w:numId w:val="120"/>
+          <w:numId w:val="122"/>
         </w:numPr>
         <w:jc w:val="both"/>
         <w:rPr/>
@@ -6224,7 +6256,7 @@
         <w:pStyle w:val="Normal"/>
         <w:numPr>
           <w:ilvl w:val="0"/>
-          <w:numId w:val="121"/>
+          <w:numId w:val="123"/>
         </w:numPr>
         <w:jc w:val="both"/>
         <w:rPr/>
@@ -6264,36 +6296,6 @@
         <w:pStyle w:val="Compact"/>
         <w:numPr>
           <w:ilvl w:val="1"/>
-          <w:numId w:val="122"/>
-        </w:numPr>
-        <w:jc w:val="both"/>
-        <w:rPr/>
-      </w:pPr>
-      <w:r>
-        <w:rPr/>
-        <w:t>unit GML is not implemented;</w:t>
-      </w:r>
-    </w:p>
-    <w:p>
-      <w:pPr>
-        <w:pStyle w:val="Compact"/>
-        <w:numPr>
-          <w:ilvl w:val="1"/>
-          <w:numId w:val="123"/>
-        </w:numPr>
-        <w:jc w:val="both"/>
-        <w:rPr/>
-      </w:pPr>
-      <w:r>
-        <w:rPr/>
-        <w:t>SUV Type is required (while should be considered “BW” by default)</w:t>
-      </w:r>
-    </w:p>
-    <w:p>
-      <w:pPr>
-        <w:pStyle w:val="Compact"/>
-        <w:numPr>
-          <w:ilvl w:val="1"/>
           <w:numId w:val="124"/>
         </w:numPr>
         <w:jc w:val="both"/>
@@ -6301,7 +6303,7 @@
       </w:pPr>
       <w:r>
         <w:rPr/>
-        <w:t>Rescale Slope is not applied;</w:t>
+        <w:t>unit GML is not implemented;</w:t>
       </w:r>
     </w:p>
     <w:p>
@@ -6316,14 +6318,14 @@
       </w:pPr>
       <w:r>
         <w:rPr/>
-        <w:t>other corrections are applied.</w:t>
-      </w:r>
-    </w:p>
-    <w:p>
-      <w:pPr>
-        <w:pStyle w:val="Normal"/>
+        <w:t>SUV Type is required (while should be considered “BW” by default)</w:t>
+      </w:r>
+    </w:p>
+    <w:p>
+      <w:pPr>
+        <w:pStyle w:val="Compact"/>
         <w:numPr>
-          <w:ilvl w:val="0"/>
+          <w:ilvl w:val="1"/>
           <w:numId w:val="126"/>
         </w:numPr>
         <w:jc w:val="both"/>
@@ -6331,7 +6333,7 @@
       </w:pPr>
       <w:r>
         <w:rPr/>
-        <w:t>DRO21x Units = GML (corresponding to SUV LBMJAMES128)</w:t>
+        <w:t>Rescale Slope is not applied;</w:t>
       </w:r>
     </w:p>
     <w:p>
@@ -6346,6 +6348,36 @@
       </w:pPr>
       <w:r>
         <w:rPr/>
+        <w:t>other corrections are applied.</w:t>
+      </w:r>
+    </w:p>
+    <w:p>
+      <w:pPr>
+        <w:pStyle w:val="Normal"/>
+        <w:numPr>
+          <w:ilvl w:val="0"/>
+          <w:numId w:val="128"/>
+        </w:numPr>
+        <w:jc w:val="both"/>
+        <w:rPr/>
+      </w:pPr>
+      <w:r>
+        <w:rPr/>
+        <w:t>DRO21x Units = GML (corresponding to SUV LBMJAMES128)</w:t>
+      </w:r>
+    </w:p>
+    <w:p>
+      <w:pPr>
+        <w:pStyle w:val="Compact"/>
+        <w:numPr>
+          <w:ilvl w:val="1"/>
+          <w:numId w:val="129"/>
+        </w:numPr>
+        <w:jc w:val="both"/>
+        <w:rPr/>
+      </w:pPr>
+      <w:r>
+        <w:rPr/>
         <w:t>three variations: DRO211 (Patient’s Sex = “M”), DRO212 (Patient’s Sex = “F”), DRO213 (Patient’s Sex = “O”)</w:t>
       </w:r>
     </w:p>
@@ -6369,36 +6401,6 @@
         <w:pStyle w:val="Compact"/>
         <w:numPr>
           <w:ilvl w:val="1"/>
-          <w:numId w:val="128"/>
-        </w:numPr>
-        <w:jc w:val="both"/>
-        <w:rPr/>
-      </w:pPr>
-      <w:r>
-        <w:rPr/>
-        <w:t>SUVlbm is not implemented;</w:t>
-      </w:r>
-    </w:p>
-    <w:p>
-      <w:pPr>
-        <w:pStyle w:val="Compact"/>
-        <w:numPr>
-          <w:ilvl w:val="1"/>
-          <w:numId w:val="129"/>
-        </w:numPr>
-        <w:jc w:val="both"/>
-        <w:rPr/>
-      </w:pPr>
-      <w:r>
-        <w:rPr/>
-        <w:t>incorrect formula for LBM is used (instead of LBMJAMES128 DICOM standard);</w:t>
-      </w:r>
-    </w:p>
-    <w:p>
-      <w:pPr>
-        <w:pStyle w:val="Compact"/>
-        <w:numPr>
-          <w:ilvl w:val="1"/>
           <w:numId w:val="130"/>
         </w:numPr>
         <w:jc w:val="both"/>
@@ -6406,7 +6408,7 @@
       </w:pPr>
       <w:r>
         <w:rPr/>
-        <w:t>LBM unit is not changed to g;</w:t>
+        <w:t>SUVlbm is not implemented;</w:t>
       </w:r>
     </w:p>
     <w:p>
@@ -6421,7 +6423,7 @@
       </w:pPr>
       <w:r>
         <w:rPr/>
-        <w:t>patient’s weight, height or sex are not extracted correctly;</w:t>
+        <w:t>incorrect formula for LBM is used (instead of LBMJAMES128 DICOM standard);</w:t>
       </w:r>
     </w:p>
     <w:p>
@@ -6436,7 +6438,7 @@
       </w:pPr>
       <w:r>
         <w:rPr/>
-        <w:t>SUV type is not extracted correctly</w:t>
+        <w:t>LBM unit is not changed to g;</w:t>
       </w:r>
     </w:p>
     <w:p>
@@ -6451,14 +6453,14 @@
       </w:pPr>
       <w:r>
         <w:rPr/>
-        <w:t>strategy for Patient’s Sex = “O” is not implemented.</w:t>
-      </w:r>
-    </w:p>
-    <w:p>
-      <w:pPr>
-        <w:pStyle w:val="Normal"/>
+        <w:t>patient’s weight, height or sex are not extracted correctly;</w:t>
+      </w:r>
+    </w:p>
+    <w:p>
+      <w:pPr>
+        <w:pStyle w:val="Compact"/>
         <w:numPr>
-          <w:ilvl w:val="0"/>
+          <w:ilvl w:val="1"/>
           <w:numId w:val="134"/>
         </w:numPr>
         <w:jc w:val="both"/>
@@ -6466,7 +6468,7 @@
       </w:pPr>
       <w:r>
         <w:rPr/>
-        <w:t>DRO22x Patient’s Sex = “O” (other) with Units = GML (corresponding to SUV IBW)</w:t>
+        <w:t>SUV type is not extracted correctly</w:t>
       </w:r>
     </w:p>
     <w:p>
@@ -6481,6 +6483,36 @@
       </w:pPr>
       <w:r>
         <w:rPr/>
+        <w:t>strategy for Patient’s Sex = “O” is not implemented.</w:t>
+      </w:r>
+    </w:p>
+    <w:p>
+      <w:pPr>
+        <w:pStyle w:val="Normal"/>
+        <w:numPr>
+          <w:ilvl w:val="0"/>
+          <w:numId w:val="136"/>
+        </w:numPr>
+        <w:jc w:val="both"/>
+        <w:rPr/>
+      </w:pPr>
+      <w:r>
+        <w:rPr/>
+        <w:t>DRO22x Patient’s Sex = “O” (other) with Units = GML (corresponding to SUV IBW)</w:t>
+      </w:r>
+    </w:p>
+    <w:p>
+      <w:pPr>
+        <w:pStyle w:val="Compact"/>
+        <w:numPr>
+          <w:ilvl w:val="1"/>
+          <w:numId w:val="137"/>
+        </w:numPr>
+        <w:jc w:val="both"/>
+        <w:rPr/>
+      </w:pPr>
+      <w:r>
+        <w:rPr/>
         <w:t>three variations: DRO221 (Patient’s Sex = “M”), DRO222 (Patient’s Sex = “F”), DRO223 (Patient’s Sex = “O”)</w:t>
       </w:r>
     </w:p>
@@ -6504,7 +6536,7 @@
         <w:pStyle w:val="Compact"/>
         <w:numPr>
           <w:ilvl w:val="1"/>
-          <w:numId w:val="136"/>
+          <w:numId w:val="138"/>
         </w:numPr>
         <w:jc w:val="both"/>
         <w:rPr/>
@@ -6519,7 +6551,7 @@
         <w:pStyle w:val="Normal"/>
         <w:numPr>
           <w:ilvl w:val="0"/>
-          <w:numId w:val="137"/>
+          <w:numId w:val="139"/>
         </w:numPr>
         <w:jc w:val="both"/>
         <w:rPr/>
@@ -6549,7 +6581,7 @@
         <w:pStyle w:val="Compact"/>
         <w:numPr>
           <w:ilvl w:val="1"/>
-          <w:numId w:val="138"/>
+          <w:numId w:val="140"/>
         </w:numPr>
         <w:jc w:val="both"/>
         <w:rPr/>
@@ -6564,7 +6596,7 @@
         <w:pStyle w:val="Compact"/>
         <w:numPr>
           <w:ilvl w:val="1"/>
-          <w:numId w:val="139"/>
+          <w:numId w:val="141"/>
         </w:numPr>
         <w:jc w:val="both"/>
         <w:rPr/>
@@ -6579,7 +6611,7 @@
         <w:pStyle w:val="Compact"/>
         <w:numPr>
           <w:ilvl w:val="1"/>
-          <w:numId w:val="140"/>
+          <w:numId w:val="142"/>
         </w:numPr>
         <w:jc w:val="both"/>
         <w:rPr/>
@@ -6594,7 +6626,7 @@
         <w:pStyle w:val="Normal"/>
         <w:numPr>
           <w:ilvl w:val="0"/>
-          <w:numId w:val="141"/>
+          <w:numId w:val="143"/>
         </w:numPr>
         <w:jc w:val="both"/>
         <w:rPr/>
@@ -6624,7 +6656,7 @@
         <w:pStyle w:val="Compact"/>
         <w:numPr>
           <w:ilvl w:val="1"/>
-          <w:numId w:val="142"/>
+          <w:numId w:val="144"/>
         </w:numPr>
         <w:jc w:val="left"/>
         <w:rPr/>
@@ -6640,7 +6672,7 @@
         <w:pStyle w:val="Compact"/>
         <w:numPr>
           <w:ilvl w:val="1"/>
-          <w:numId w:val="143"/>
+          <w:numId w:val="145"/>
         </w:numPr>
         <w:jc w:val="both"/>
         <w:rPr/>
@@ -6655,7 +6687,7 @@
         <w:pStyle w:val="Normal"/>
         <w:numPr>
           <w:ilvl w:val="0"/>
-          <w:numId w:val="144"/>
+          <w:numId w:val="146"/>
         </w:numPr>
         <w:jc w:val="both"/>
         <w:rPr/>
@@ -6685,7 +6717,7 @@
         <w:pStyle w:val="Compact"/>
         <w:numPr>
           <w:ilvl w:val="1"/>
-          <w:numId w:val="145"/>
+          <w:numId w:val="147"/>
         </w:numPr>
         <w:jc w:val="both"/>
         <w:rPr/>
@@ -6700,7 +6732,7 @@
         <w:pStyle w:val="Normal"/>
         <w:numPr>
           <w:ilvl w:val="0"/>
-          <w:numId w:val="146"/>
+          <w:numId w:val="148"/>
         </w:numPr>
         <w:jc w:val="both"/>
         <w:rPr/>
@@ -6715,7 +6747,7 @@
         <w:pStyle w:val="Compact"/>
         <w:numPr>
           <w:ilvl w:val="1"/>
-          <w:numId w:val="147"/>
+          <w:numId w:val="149"/>
         </w:numPr>
         <w:jc w:val="both"/>
         <w:rPr/>
@@ -6745,7 +6777,7 @@
         <w:pStyle w:val="Compact"/>
         <w:numPr>
           <w:ilvl w:val="1"/>
-          <w:numId w:val="148"/>
+          <w:numId w:val="150"/>
         </w:numPr>
         <w:jc w:val="both"/>
         <w:rPr/>
@@ -7188,10 +7220,10 @@
       <w:r>
         <w:rPr/>
       </w:r>
-      <w:bookmarkStart w:id="28" w:name="recommendations-1_Copy_1"/>
-      <w:bookmarkStart w:id="29" w:name="voxel-values-p-and-their-unit_Copy_1"/>
-      <w:bookmarkStart w:id="30" w:name="recommendations-1_Copy_1"/>
-      <w:bookmarkStart w:id="31" w:name="voxel-values-p-and-their-unit_Copy_1"/>
+      <w:bookmarkStart w:id="28" w:name="voxel-values-p-and-their-unit_Copy_1"/>
+      <w:bookmarkStart w:id="29" w:name="recommendations-1_Copy_1"/>
+      <w:bookmarkStart w:id="30" w:name="voxel-values-p-and-their-unit_Copy_1"/>
+      <w:bookmarkStart w:id="31" w:name="recommendations-1_Copy_1"/>
       <w:bookmarkEnd w:id="30"/>
       <w:bookmarkEnd w:id="31"/>
     </w:p>
@@ -7375,10 +7407,10 @@
       <w:r>
         <w:rPr/>
       </w:r>
-      <w:bookmarkStart w:id="37" w:name="recommendations-2_Copy_1"/>
-      <w:bookmarkStart w:id="38" w:name="patients-weight-w_Copy_1"/>
-      <w:bookmarkStart w:id="39" w:name="recommendations-2_Copy_1"/>
-      <w:bookmarkStart w:id="40" w:name="patients-weight-w_Copy_1"/>
+      <w:bookmarkStart w:id="37" w:name="patients-weight-w_Copy_1"/>
+      <w:bookmarkStart w:id="38" w:name="recommendations-2_Copy_1"/>
+      <w:bookmarkStart w:id="39" w:name="patients-weight-w_Copy_1"/>
+      <w:bookmarkStart w:id="40" w:name="recommendations-2_Copy_1"/>
       <w:bookmarkEnd w:id="39"/>
       <w:bookmarkEnd w:id="40"/>
     </w:p>
@@ -9068,8 +9100,8 @@
         <w:jc w:val="both"/>
         <w:rPr/>
       </w:pPr>
-      <w:bookmarkStart w:id="44" w:name="determining-the-reference-time"/>
-      <w:bookmarkStart w:id="45" w:name="decay-correction-start"/>
+      <w:bookmarkStart w:id="44" w:name="decay-correction-start"/>
+      <w:bookmarkStart w:id="45" w:name="determining-the-reference-time"/>
       <w:r>
         <w:rPr/>
         <w:t>As we lack PET scans from other manufacturers, no formula can be provided for these manufacturers.</w:t>
@@ -9634,7 +9666,7 @@
         <w:pStyle w:val="Normal"/>
         <w:numPr>
           <w:ilvl w:val="0"/>
-          <w:numId w:val="149"/>
+          <w:numId w:val="151"/>
         </w:numPr>
         <w:jc w:val="both"/>
         <w:rPr/>
@@ -9664,7 +9696,7 @@
         <w:pStyle w:val="Compact"/>
         <w:numPr>
           <w:ilvl w:val="1"/>
-          <w:numId w:val="150"/>
+          <w:numId w:val="152"/>
         </w:numPr>
         <w:jc w:val="both"/>
         <w:rPr/>
@@ -9679,7 +9711,7 @@
         <w:pStyle w:val="Normal"/>
         <w:numPr>
           <w:ilvl w:val="0"/>
-          <w:numId w:val="151"/>
+          <w:numId w:val="153"/>
         </w:numPr>
         <w:jc w:val="both"/>
         <w:rPr/>
@@ -9709,7 +9741,7 @@
         <w:pStyle w:val="Compact"/>
         <w:numPr>
           <w:ilvl w:val="1"/>
-          <w:numId w:val="152"/>
+          <w:numId w:val="154"/>
         </w:numPr>
         <w:jc w:val="both"/>
         <w:rPr/>
@@ -9724,7 +9756,7 @@
         <w:pStyle w:val="Normal"/>
         <w:numPr>
           <w:ilvl w:val="0"/>
-          <w:numId w:val="153"/>
+          <w:numId w:val="155"/>
         </w:numPr>
         <w:jc w:val="both"/>
         <w:rPr/>
@@ -9739,7 +9771,7 @@
         <w:pStyle w:val="Compact"/>
         <w:numPr>
           <w:ilvl w:val="1"/>
-          <w:numId w:val="154"/>
+          <w:numId w:val="156"/>
         </w:numPr>
         <w:jc w:val="both"/>
         <w:rPr/>
@@ -9769,36 +9801,6 @@
         <w:pStyle w:val="Compact"/>
         <w:numPr>
           <w:ilvl w:val="1"/>
-          <w:numId w:val="155"/>
-        </w:numPr>
-        <w:jc w:val="both"/>
-        <w:rPr/>
-      </w:pPr>
-      <w:r>
-        <w:rPr/>
-        <w:t>dose is corrected to the Series Time or to the Acquisition Time;</w:t>
-      </w:r>
-    </w:p>
-    <w:p>
-      <w:pPr>
-        <w:pStyle w:val="Compact"/>
-        <w:numPr>
-          <w:ilvl w:val="1"/>
-          <w:numId w:val="156"/>
-        </w:numPr>
-        <w:jc w:val="both"/>
-        <w:rPr/>
-      </w:pPr>
-      <w:r>
-        <w:rPr/>
-        <w:t>the vendor-specific reference time formulas are not implemented.</w:t>
-      </w:r>
-    </w:p>
-    <w:p>
-      <w:pPr>
-        <w:pStyle w:val="Normal"/>
-        <w:numPr>
-          <w:ilvl w:val="0"/>
           <w:numId w:val="157"/>
         </w:numPr>
         <w:jc w:val="both"/>
@@ -9806,7 +9808,7 @@
       </w:pPr>
       <w:r>
         <w:rPr/>
-        <w:t>DRO33x Decay Correction = “START”, private tags present</w:t>
+        <w:t>dose is corrected to the Series Time or to the Acquisition Time;</w:t>
       </w:r>
     </w:p>
     <w:p>
@@ -9821,6 +9823,36 @@
       </w:pPr>
       <w:r>
         <w:rPr/>
+        <w:t>the vendor-specific reference time formulas are not implemented.</w:t>
+      </w:r>
+    </w:p>
+    <w:p>
+      <w:pPr>
+        <w:pStyle w:val="Normal"/>
+        <w:numPr>
+          <w:ilvl w:val="0"/>
+          <w:numId w:val="159"/>
+        </w:numPr>
+        <w:jc w:val="both"/>
+        <w:rPr/>
+      </w:pPr>
+      <w:r>
+        <w:rPr/>
+        <w:t>DRO33x Decay Correction = “START”, private tags present</w:t>
+      </w:r>
+    </w:p>
+    <w:p>
+      <w:pPr>
+        <w:pStyle w:val="Compact"/>
+        <w:numPr>
+          <w:ilvl w:val="1"/>
+          <w:numId w:val="160"/>
+        </w:numPr>
+        <w:jc w:val="both"/>
+        <w:rPr/>
+      </w:pPr>
+      <w:r>
+        <w:rPr/>
         <w:t>two variations for manufacturers: DRO330 (Siemens), DRO331 (GE)</w:t>
       </w:r>
     </w:p>
@@ -9844,36 +9876,6 @@
         <w:pStyle w:val="Compact"/>
         <w:numPr>
           <w:ilvl w:val="1"/>
-          <w:numId w:val="159"/>
-        </w:numPr>
-        <w:jc w:val="both"/>
-        <w:rPr/>
-      </w:pPr>
-      <w:r>
-        <w:rPr/>
-        <w:t>GE / Siemens private scan datetime are not implemented.</w:t>
-      </w:r>
-    </w:p>
-    <w:p>
-      <w:pPr>
-        <w:pStyle w:val="Compact"/>
-        <w:numPr>
-          <w:ilvl w:val="1"/>
-          <w:numId w:val="160"/>
-        </w:numPr>
-        <w:jc w:val="both"/>
-        <w:rPr/>
-      </w:pPr>
-      <w:r>
-        <w:rPr/>
-        <w:t>reference time formulas are used instead of the private scan datetime</w:t>
-      </w:r>
-    </w:p>
-    <w:p>
-      <w:pPr>
-        <w:pStyle w:val="Normal"/>
-        <w:numPr>
-          <w:ilvl w:val="0"/>
           <w:numId w:val="161"/>
         </w:numPr>
         <w:jc w:val="both"/>
@@ -9881,7 +9883,7 @@
       </w:pPr>
       <w:r>
         <w:rPr/>
-        <w:t>DRO34x Decay Correction = “NONE” + multiple values Acquisition Time</w:t>
+        <w:t>GE / Siemens private scan datetime are not implemented.</w:t>
       </w:r>
     </w:p>
     <w:p>
@@ -9896,6 +9898,36 @@
       </w:pPr>
       <w:r>
         <w:rPr/>
+        <w:t>reference time formulas are used instead of the private scan datetime</w:t>
+      </w:r>
+    </w:p>
+    <w:p>
+      <w:pPr>
+        <w:pStyle w:val="Normal"/>
+        <w:numPr>
+          <w:ilvl w:val="0"/>
+          <w:numId w:val="163"/>
+        </w:numPr>
+        <w:jc w:val="both"/>
+        <w:rPr/>
+      </w:pPr>
+      <w:r>
+        <w:rPr/>
+        <w:t>DRO34x Decay Correction = “NONE” + multiple values Acquisition Time</w:t>
+      </w:r>
+    </w:p>
+    <w:p>
+      <w:pPr>
+        <w:pStyle w:val="Compact"/>
+        <w:numPr>
+          <w:ilvl w:val="1"/>
+          <w:numId w:val="164"/>
+        </w:numPr>
+        <w:jc w:val="both"/>
+        <w:rPr/>
+      </w:pPr>
+      <w:r>
+        <w:rPr/>
         <w:t>three variations for manufacturers: DRO340 (Siemens), DRO341 (GE), DRO342 (Philips)</w:t>
       </w:r>
     </w:p>
@@ -9919,7 +9951,7 @@
         <w:pStyle w:val="Compact"/>
         <w:numPr>
           <w:ilvl w:val="1"/>
-          <w:numId w:val="163"/>
+          <w:numId w:val="165"/>
         </w:numPr>
         <w:jc w:val="both"/>
         <w:rPr/>
@@ -9934,36 +9966,6 @@
         <w:pStyle w:val="Compact"/>
         <w:numPr>
           <w:ilvl w:val="1"/>
-          <w:numId w:val="164"/>
-        </w:numPr>
-        <w:jc w:val="both"/>
-        <w:rPr/>
-      </w:pPr>
-      <w:r>
-        <w:rPr/>
-        <w:t>incorrect formula for voxel value decay correction or dose correction is used;</w:t>
-      </w:r>
-    </w:p>
-    <w:p>
-      <w:pPr>
-        <w:pStyle w:val="Compact"/>
-        <w:numPr>
-          <w:ilvl w:val="1"/>
-          <w:numId w:val="165"/>
-        </w:numPr>
-        <w:jc w:val="both"/>
-        <w:rPr/>
-      </w:pPr>
-      <w:r>
-        <w:rPr/>
-        <w:t>the voxel values and the administered dose are not corrected to the same time point.</w:t>
-      </w:r>
-    </w:p>
-    <w:p>
-      <w:pPr>
-        <w:pStyle w:val="Normal"/>
-        <w:numPr>
-          <w:ilvl w:val="0"/>
           <w:numId w:val="166"/>
         </w:numPr>
         <w:jc w:val="both"/>
@@ -9971,7 +9973,7 @@
       </w:pPr>
       <w:r>
         <w:rPr/>
-        <w:t>DRO35x Decay Correction = “START”, private tags absent and Series Time != Acquisition Time</w:t>
+        <w:t>incorrect formula for voxel value decay correction or dose correction is used;</w:t>
       </w:r>
     </w:p>
     <w:p>
@@ -9986,6 +9988,36 @@
       </w:pPr>
       <w:r>
         <w:rPr/>
+        <w:t>the voxel values and the administered dose are not corrected to the same time point.</w:t>
+      </w:r>
+    </w:p>
+    <w:p>
+      <w:pPr>
+        <w:pStyle w:val="Normal"/>
+        <w:numPr>
+          <w:ilvl w:val="0"/>
+          <w:numId w:val="168"/>
+        </w:numPr>
+        <w:jc w:val="both"/>
+        <w:rPr/>
+      </w:pPr>
+      <w:r>
+        <w:rPr/>
+        <w:t>DRO35x Decay Correction = “START”, private tags absent and Series Time != Acquisition Time</w:t>
+      </w:r>
+    </w:p>
+    <w:p>
+      <w:pPr>
+        <w:pStyle w:val="Compact"/>
+        <w:numPr>
+          <w:ilvl w:val="1"/>
+          <w:numId w:val="169"/>
+        </w:numPr>
+        <w:jc w:val="both"/>
+        <w:rPr/>
+      </w:pPr>
+      <w:r>
+        <w:rPr/>
         <w:t>three variations for manufacturers: DRO350 (Siemens), DRO351 (GE), DRO352 (Philips)</w:t>
       </w:r>
     </w:p>
@@ -10009,7 +10041,7 @@
         <w:pStyle w:val="Compact"/>
         <w:numPr>
           <w:ilvl w:val="1"/>
-          <w:numId w:val="168"/>
+          <w:numId w:val="170"/>
         </w:numPr>
         <w:jc w:val="both"/>
         <w:rPr/>
@@ -10549,10 +10581,10 @@
       <w:r>
         <w:rPr/>
       </w:r>
-      <w:bookmarkStart w:id="50" w:name="recommendations-3_Copy_1"/>
-      <w:bookmarkStart w:id="51" w:name="radiopharmaceutical-dose-d_Copy_1"/>
-      <w:bookmarkStart w:id="52" w:name="recommendations-3_Copy_1"/>
-      <w:bookmarkStart w:id="53" w:name="radiopharmaceutical-dose-d_Copy_1"/>
+      <w:bookmarkStart w:id="50" w:name="radiopharmaceutical-dose-d_Copy_1"/>
+      <w:bookmarkStart w:id="51" w:name="recommendations-3_Copy_1"/>
+      <w:bookmarkStart w:id="52" w:name="radiopharmaceutical-dose-d_Copy_1"/>
+      <w:bookmarkStart w:id="53" w:name="recommendations-3_Copy_1"/>
       <w:bookmarkEnd w:id="52"/>
       <w:bookmarkEnd w:id="53"/>
     </w:p>
@@ -10710,7 +10742,7 @@
         <w:pStyle w:val="Normal"/>
         <w:numPr>
           <w:ilvl w:val="0"/>
-          <w:numId w:val="169"/>
+          <w:numId w:val="171"/>
         </w:numPr>
         <w:jc w:val="both"/>
         <w:rPr/>
@@ -10740,7 +10772,7 @@
         <w:pStyle w:val="Compact"/>
         <w:numPr>
           <w:ilvl w:val="1"/>
-          <w:numId w:val="170"/>
+          <w:numId w:val="172"/>
         </w:numPr>
         <w:jc w:val="both"/>
         <w:rPr/>
@@ -10755,7 +10787,7 @@
         <w:pStyle w:val="Normal"/>
         <w:numPr>
           <w:ilvl w:val="0"/>
-          <w:numId w:val="171"/>
+          <w:numId w:val="173"/>
         </w:numPr>
         <w:jc w:val="both"/>
         <w:rPr/>
@@ -10785,7 +10817,7 @@
         <w:pStyle w:val="Compact"/>
         <w:numPr>
           <w:ilvl w:val="1"/>
-          <w:numId w:val="172"/>
+          <w:numId w:val="174"/>
         </w:numPr>
         <w:jc w:val="both"/>
         <w:rPr/>
@@ -10800,7 +10832,7 @@
         <w:pStyle w:val="Normal"/>
         <w:numPr>
           <w:ilvl w:val="0"/>
-          <w:numId w:val="173"/>
+          <w:numId w:val="175"/>
         </w:numPr>
         <w:jc w:val="both"/>
         <w:rPr/>
@@ -10830,7 +10862,7 @@
         <w:pStyle w:val="Compact"/>
         <w:numPr>
           <w:ilvl w:val="1"/>
-          <w:numId w:val="174"/>
+          <w:numId w:val="176"/>
         </w:numPr>
         <w:jc w:val="both"/>
         <w:rPr/>
@@ -10970,10 +11002,10 @@
       <w:r>
         <w:rPr/>
       </w:r>
-      <w:bookmarkStart w:id="59" w:name="recommendations-4_Copy_1"/>
-      <w:bookmarkStart w:id="60" w:name="radiopharmaceutical-start-time-tadm_Copy"/>
-      <w:bookmarkStart w:id="61" w:name="recommendations-4_Copy_1"/>
-      <w:bookmarkStart w:id="62" w:name="radiopharmaceutical-start-time-tadm_Copy"/>
+      <w:bookmarkStart w:id="59" w:name="radiopharmaceutical-start-time-tadm_Copy"/>
+      <w:bookmarkStart w:id="60" w:name="recommendations-4_Copy_1"/>
+      <w:bookmarkStart w:id="61" w:name="radiopharmaceutical-start-time-tadm_Copy"/>
+      <w:bookmarkStart w:id="62" w:name="recommendations-4_Copy_1"/>
       <w:bookmarkEnd w:id="61"/>
       <w:bookmarkEnd w:id="62"/>
     </w:p>
@@ -12036,7 +12068,7 @@
         <w:pStyle w:val="Normal"/>
         <w:numPr>
           <w:ilvl w:val="0"/>
-          <w:numId w:val="175"/>
+          <w:numId w:val="177"/>
         </w:numPr>
         <w:jc w:val="both"/>
         <w:rPr/>
@@ -12066,7 +12098,7 @@
         <w:pStyle w:val="Compact"/>
         <w:numPr>
           <w:ilvl w:val="1"/>
-          <w:numId w:val="176"/>
+          <w:numId w:val="178"/>
         </w:numPr>
         <w:jc w:val="both"/>
         <w:rPr/>
@@ -12081,7 +12113,7 @@
         <w:pStyle w:val="Compact"/>
         <w:numPr>
           <w:ilvl w:val="1"/>
-          <w:numId w:val="177"/>
+          <w:numId w:val="179"/>
         </w:numPr>
         <w:jc w:val="both"/>
         <w:rPr/>
@@ -12148,9 +12180,9 @@
         <w:jc w:val="both"/>
         <w:rPr/>
       </w:pPr>
-      <w:bookmarkStart w:id="65" w:name="recommendations-5"/>
+      <w:bookmarkStart w:id="65" w:name="results"/>
       <w:bookmarkStart w:id="66" w:name="radiopharmaceutical-half-life-t12"/>
-      <w:bookmarkStart w:id="67" w:name="results"/>
+      <w:bookmarkStart w:id="67" w:name="recommendations-5"/>
       <w:r>
         <w:rPr/>
         <w:t xml:space="preserve"> </w:t>
@@ -19524,6 +19556,278 @@
   </w:abstractNum>
   <w:abstractNum w:abstractNumId="3">
     <w:lvl w:ilvl="0">
+      <w:numFmt w:val="bullet"/>
+      <w:lvlText w:val=""/>
+      <w:lvlJc w:val="left"/>
+      <w:pPr>
+        <w:tabs>
+          <w:tab w:val="num" w:pos="0"/>
+        </w:tabs>
+        <w:ind w:left="720" w:hanging="360"/>
+      </w:pPr>
+      <w:rPr>
+        <w:rFonts w:ascii="Symbol" w:hAnsi="Symbol" w:cs="Symbol" w:hint="default"/>
+      </w:rPr>
+    </w:lvl>
+    <w:lvl w:ilvl="1">
+      <w:start w:val="0"/>
+      <w:numFmt w:val="bullet"/>
+      <w:lvlText w:val="o"/>
+      <w:lvlJc w:val="left"/>
+      <w:pPr>
+        <w:tabs>
+          <w:tab w:val="num" w:pos="0"/>
+        </w:tabs>
+        <w:ind w:left="1440" w:hanging="360"/>
+      </w:pPr>
+      <w:rPr>
+        <w:rFonts w:ascii="Courier New" w:hAnsi="Courier New" w:cs="Courier New" w:hint="default"/>
+      </w:rPr>
+    </w:lvl>
+    <w:lvl w:ilvl="2">
+      <w:start w:val="0"/>
+      <w:numFmt w:val="bullet"/>
+      <w:lvlText w:val=""/>
+      <w:lvlJc w:val="left"/>
+      <w:pPr>
+        <w:tabs>
+          <w:tab w:val="num" w:pos="0"/>
+        </w:tabs>
+        <w:ind w:left="2160" w:hanging="360"/>
+      </w:pPr>
+      <w:rPr>
+        <w:rFonts w:ascii="Wingdings" w:hAnsi="Wingdings" w:cs="Wingdings" w:hint="default"/>
+      </w:rPr>
+    </w:lvl>
+    <w:lvl w:ilvl="3">
+      <w:start w:val="0"/>
+      <w:numFmt w:val="bullet"/>
+      <w:lvlText w:val=""/>
+      <w:lvlJc w:val="left"/>
+      <w:pPr>
+        <w:tabs>
+          <w:tab w:val="num" w:pos="0"/>
+        </w:tabs>
+        <w:ind w:left="2880" w:hanging="360"/>
+      </w:pPr>
+      <w:rPr>
+        <w:rFonts w:ascii="Symbol" w:hAnsi="Symbol" w:cs="Symbol" w:hint="default"/>
+      </w:rPr>
+    </w:lvl>
+    <w:lvl w:ilvl="4">
+      <w:start w:val="0"/>
+      <w:numFmt w:val="bullet"/>
+      <w:lvlText w:val="o"/>
+      <w:lvlJc w:val="left"/>
+      <w:pPr>
+        <w:tabs>
+          <w:tab w:val="num" w:pos="0"/>
+        </w:tabs>
+        <w:ind w:left="3600" w:hanging="360"/>
+      </w:pPr>
+      <w:rPr>
+        <w:rFonts w:ascii="Courier New" w:hAnsi="Courier New" w:cs="Courier New" w:hint="default"/>
+      </w:rPr>
+    </w:lvl>
+    <w:lvl w:ilvl="5">
+      <w:start w:val="0"/>
+      <w:numFmt w:val="bullet"/>
+      <w:lvlText w:val=""/>
+      <w:lvlJc w:val="left"/>
+      <w:pPr>
+        <w:tabs>
+          <w:tab w:val="num" w:pos="0"/>
+        </w:tabs>
+        <w:ind w:left="4320" w:hanging="360"/>
+      </w:pPr>
+      <w:rPr>
+        <w:rFonts w:ascii="Wingdings" w:hAnsi="Wingdings" w:cs="Wingdings" w:hint="default"/>
+      </w:rPr>
+    </w:lvl>
+    <w:lvl w:ilvl="6">
+      <w:start w:val="0"/>
+      <w:numFmt w:val="bullet"/>
+      <w:lvlText w:val=""/>
+      <w:lvlJc w:val="left"/>
+      <w:pPr>
+        <w:tabs>
+          <w:tab w:val="num" w:pos="0"/>
+        </w:tabs>
+        <w:ind w:left="5040" w:hanging="360"/>
+      </w:pPr>
+      <w:rPr>
+        <w:rFonts w:ascii="Symbol" w:hAnsi="Symbol" w:cs="Symbol" w:hint="default"/>
+      </w:rPr>
+    </w:lvl>
+    <w:lvl w:ilvl="7">
+      <w:start w:val="0"/>
+      <w:numFmt w:val="bullet"/>
+      <w:lvlText w:val="o"/>
+      <w:lvlJc w:val="left"/>
+      <w:pPr>
+        <w:tabs>
+          <w:tab w:val="num" w:pos="0"/>
+        </w:tabs>
+        <w:ind w:left="5760" w:hanging="360"/>
+      </w:pPr>
+      <w:rPr>
+        <w:rFonts w:ascii="Courier New" w:hAnsi="Courier New" w:cs="Courier New" w:hint="default"/>
+      </w:rPr>
+    </w:lvl>
+    <w:lvl w:ilvl="8">
+      <w:start w:val="0"/>
+      <w:numFmt w:val="bullet"/>
+      <w:lvlText w:val=""/>
+      <w:lvlJc w:val="left"/>
+      <w:pPr>
+        <w:tabs>
+          <w:tab w:val="num" w:pos="0"/>
+        </w:tabs>
+        <w:ind w:left="6480" w:hanging="360"/>
+      </w:pPr>
+      <w:rPr>
+        <w:rFonts w:ascii="Wingdings" w:hAnsi="Wingdings" w:cs="Wingdings" w:hint="default"/>
+      </w:rPr>
+    </w:lvl>
+  </w:abstractNum>
+  <w:abstractNum w:abstractNumId="4">
+    <w:lvl w:ilvl="0">
+      <w:numFmt w:val="bullet"/>
+      <w:lvlText w:val=""/>
+      <w:lvlJc w:val="left"/>
+      <w:pPr>
+        <w:tabs>
+          <w:tab w:val="num" w:pos="0"/>
+        </w:tabs>
+        <w:ind w:left="720" w:hanging="360"/>
+      </w:pPr>
+      <w:rPr>
+        <w:rFonts w:ascii="Symbol" w:hAnsi="Symbol" w:cs="Symbol" w:hint="default"/>
+      </w:rPr>
+    </w:lvl>
+    <w:lvl w:ilvl="1">
+      <w:start w:val="0"/>
+      <w:numFmt w:val="bullet"/>
+      <w:lvlText w:val="o"/>
+      <w:lvlJc w:val="left"/>
+      <w:pPr>
+        <w:tabs>
+          <w:tab w:val="num" w:pos="0"/>
+        </w:tabs>
+        <w:ind w:left="1440" w:hanging="360"/>
+      </w:pPr>
+      <w:rPr>
+        <w:rFonts w:ascii="Courier New" w:hAnsi="Courier New" w:cs="Courier New" w:hint="default"/>
+      </w:rPr>
+    </w:lvl>
+    <w:lvl w:ilvl="2">
+      <w:start w:val="0"/>
+      <w:numFmt w:val="bullet"/>
+      <w:lvlText w:val=""/>
+      <w:lvlJc w:val="left"/>
+      <w:pPr>
+        <w:tabs>
+          <w:tab w:val="num" w:pos="0"/>
+        </w:tabs>
+        <w:ind w:left="2160" w:hanging="360"/>
+      </w:pPr>
+      <w:rPr>
+        <w:rFonts w:ascii="Wingdings" w:hAnsi="Wingdings" w:cs="Wingdings" w:hint="default"/>
+      </w:rPr>
+    </w:lvl>
+    <w:lvl w:ilvl="3">
+      <w:start w:val="0"/>
+      <w:numFmt w:val="bullet"/>
+      <w:lvlText w:val=""/>
+      <w:lvlJc w:val="left"/>
+      <w:pPr>
+        <w:tabs>
+          <w:tab w:val="num" w:pos="0"/>
+        </w:tabs>
+        <w:ind w:left="2880" w:hanging="360"/>
+      </w:pPr>
+      <w:rPr>
+        <w:rFonts w:ascii="Symbol" w:hAnsi="Symbol" w:cs="Symbol" w:hint="default"/>
+      </w:rPr>
+    </w:lvl>
+    <w:lvl w:ilvl="4">
+      <w:start w:val="0"/>
+      <w:numFmt w:val="bullet"/>
+      <w:lvlText w:val="o"/>
+      <w:lvlJc w:val="left"/>
+      <w:pPr>
+        <w:tabs>
+          <w:tab w:val="num" w:pos="0"/>
+        </w:tabs>
+        <w:ind w:left="3600" w:hanging="360"/>
+      </w:pPr>
+      <w:rPr>
+        <w:rFonts w:ascii="Courier New" w:hAnsi="Courier New" w:cs="Courier New" w:hint="default"/>
+      </w:rPr>
+    </w:lvl>
+    <w:lvl w:ilvl="5">
+      <w:start w:val="0"/>
+      <w:numFmt w:val="bullet"/>
+      <w:lvlText w:val=""/>
+      <w:lvlJc w:val="left"/>
+      <w:pPr>
+        <w:tabs>
+          <w:tab w:val="num" w:pos="0"/>
+        </w:tabs>
+        <w:ind w:left="4320" w:hanging="360"/>
+      </w:pPr>
+      <w:rPr>
+        <w:rFonts w:ascii="Wingdings" w:hAnsi="Wingdings" w:cs="Wingdings" w:hint="default"/>
+      </w:rPr>
+    </w:lvl>
+    <w:lvl w:ilvl="6">
+      <w:start w:val="0"/>
+      <w:numFmt w:val="bullet"/>
+      <w:lvlText w:val=""/>
+      <w:lvlJc w:val="left"/>
+      <w:pPr>
+        <w:tabs>
+          <w:tab w:val="num" w:pos="0"/>
+        </w:tabs>
+        <w:ind w:left="5040" w:hanging="360"/>
+      </w:pPr>
+      <w:rPr>
+        <w:rFonts w:ascii="Symbol" w:hAnsi="Symbol" w:cs="Symbol" w:hint="default"/>
+      </w:rPr>
+    </w:lvl>
+    <w:lvl w:ilvl="7">
+      <w:start w:val="0"/>
+      <w:numFmt w:val="bullet"/>
+      <w:lvlText w:val="o"/>
+      <w:lvlJc w:val="left"/>
+      <w:pPr>
+        <w:tabs>
+          <w:tab w:val="num" w:pos="0"/>
+        </w:tabs>
+        <w:ind w:left="5760" w:hanging="360"/>
+      </w:pPr>
+      <w:rPr>
+        <w:rFonts w:ascii="Courier New" w:hAnsi="Courier New" w:cs="Courier New" w:hint="default"/>
+      </w:rPr>
+    </w:lvl>
+    <w:lvl w:ilvl="8">
+      <w:start w:val="0"/>
+      <w:numFmt w:val="bullet"/>
+      <w:lvlText w:val=""/>
+      <w:lvlJc w:val="left"/>
+      <w:pPr>
+        <w:tabs>
+          <w:tab w:val="num" w:pos="0"/>
+        </w:tabs>
+        <w:ind w:left="6480" w:hanging="360"/>
+      </w:pPr>
+      <w:rPr>
+        <w:rFonts w:ascii="Wingdings" w:hAnsi="Wingdings" w:cs="Wingdings" w:hint="default"/>
+      </w:rPr>
+    </w:lvl>
+  </w:abstractNum>
+  <w:abstractNum w:abstractNumId="5">
+    <w:lvl w:ilvl="0">
       <w:start w:val="1"/>
       <w:numFmt w:val="decimal"/>
       <w:lvlText w:val="%1."/>
@@ -19641,11 +19945,11 @@
       <w:rPr/>
     </w:lvl>
   </w:abstractNum>
-  <w:abstractNum w:abstractNumId="4">
+  <w:abstractNum w:abstractNumId="6">
     <w:lvl w:ilvl="0">
       <w:start w:val="1"/>
-      <w:numFmt w:val="upperLetter"/>
-      <w:lvlText w:val="%1)"/>
+      <w:numFmt w:val="decimal"/>
+      <w:lvlText w:val="%1."/>
       <w:lvlJc w:val="left"/>
       <w:pPr>
         <w:tabs>
@@ -19657,8 +19961,8 @@
     </w:lvl>
     <w:lvl w:ilvl="1">
       <w:start w:val="1"/>
-      <w:numFmt w:val="upperLetter"/>
-      <w:lvlText w:val="%2)"/>
+      <w:numFmt w:val="decimal"/>
+      <w:lvlText w:val="%2."/>
       <w:lvlJc w:val="left"/>
       <w:pPr>
         <w:tabs>
@@ -19670,8 +19974,8 @@
     </w:lvl>
     <w:lvl w:ilvl="2">
       <w:start w:val="1"/>
-      <w:numFmt w:val="upperLetter"/>
-      <w:lvlText w:val="%3)"/>
+      <w:numFmt w:val="decimal"/>
+      <w:lvlText w:val="%3."/>
       <w:lvlJc w:val="left"/>
       <w:pPr>
         <w:tabs>
@@ -19683,8 +19987,8 @@
     </w:lvl>
     <w:lvl w:ilvl="3">
       <w:start w:val="1"/>
-      <w:numFmt w:val="upperLetter"/>
-      <w:lvlText w:val="%4)"/>
+      <w:numFmt w:val="decimal"/>
+      <w:lvlText w:val="%4."/>
       <w:lvlJc w:val="left"/>
       <w:pPr>
         <w:tabs>
@@ -19696,8 +20000,8 @@
     </w:lvl>
     <w:lvl w:ilvl="4">
       <w:start w:val="1"/>
-      <w:numFmt w:val="upperLetter"/>
-      <w:lvlText w:val="%5)"/>
+      <w:numFmt w:val="decimal"/>
+      <w:lvlText w:val="%5."/>
       <w:lvlJc w:val="left"/>
       <w:pPr>
         <w:tabs>
@@ -19709,8 +20013,8 @@
     </w:lvl>
     <w:lvl w:ilvl="5">
       <w:start w:val="1"/>
-      <w:numFmt w:val="upperLetter"/>
-      <w:lvlText w:val="%6)"/>
+      <w:numFmt w:val="decimal"/>
+      <w:lvlText w:val="%6."/>
       <w:lvlJc w:val="left"/>
       <w:pPr>
         <w:tabs>
@@ -19722,8 +20026,8 @@
     </w:lvl>
     <w:lvl w:ilvl="6">
       <w:start w:val="1"/>
-      <w:numFmt w:val="upperLetter"/>
-      <w:lvlText w:val="%7)"/>
+      <w:numFmt w:val="decimal"/>
+      <w:lvlText w:val="%7."/>
       <w:lvlJc w:val="left"/>
       <w:pPr>
         <w:tabs>
@@ -19735,8 +20039,8 @@
     </w:lvl>
     <w:lvl w:ilvl="7">
       <w:start w:val="1"/>
-      <w:numFmt w:val="upperLetter"/>
-      <w:lvlText w:val="%8)"/>
+      <w:numFmt w:val="decimal"/>
+      <w:lvlText w:val="%8."/>
       <w:lvlJc w:val="left"/>
       <w:pPr>
         <w:tabs>
@@ -19748,8 +20052,8 @@
     </w:lvl>
     <w:lvl w:ilvl="8">
       <w:start w:val="1"/>
-      <w:numFmt w:val="upperLetter"/>
-      <w:lvlText w:val="%9)"/>
+      <w:numFmt w:val="decimal"/>
+      <w:lvlText w:val="%9."/>
       <w:lvlJc w:val="left"/>
       <w:pPr>
         <w:tabs>
@@ -19758,278 +20062,6 @@
         <w:ind w:left="6480" w:hanging="360"/>
       </w:pPr>
       <w:rPr/>
-    </w:lvl>
-  </w:abstractNum>
-  <w:abstractNum w:abstractNumId="5">
-    <w:lvl w:ilvl="0">
-      <w:numFmt w:val="bullet"/>
-      <w:lvlText w:val=""/>
-      <w:lvlJc w:val="left"/>
-      <w:pPr>
-        <w:tabs>
-          <w:tab w:val="num" w:pos="0"/>
-        </w:tabs>
-        <w:ind w:left="720" w:hanging="360"/>
-      </w:pPr>
-      <w:rPr>
-        <w:rFonts w:ascii="Symbol" w:hAnsi="Symbol" w:cs="Symbol" w:hint="default"/>
-      </w:rPr>
-    </w:lvl>
-    <w:lvl w:ilvl="1">
-      <w:start w:val="0"/>
-      <w:numFmt w:val="bullet"/>
-      <w:lvlText w:val="o"/>
-      <w:lvlJc w:val="left"/>
-      <w:pPr>
-        <w:tabs>
-          <w:tab w:val="num" w:pos="0"/>
-        </w:tabs>
-        <w:ind w:left="1440" w:hanging="360"/>
-      </w:pPr>
-      <w:rPr>
-        <w:rFonts w:ascii="Courier New" w:hAnsi="Courier New" w:cs="Courier New" w:hint="default"/>
-      </w:rPr>
-    </w:lvl>
-    <w:lvl w:ilvl="2">
-      <w:start w:val="0"/>
-      <w:numFmt w:val="bullet"/>
-      <w:lvlText w:val=""/>
-      <w:lvlJc w:val="left"/>
-      <w:pPr>
-        <w:tabs>
-          <w:tab w:val="num" w:pos="0"/>
-        </w:tabs>
-        <w:ind w:left="2160" w:hanging="360"/>
-      </w:pPr>
-      <w:rPr>
-        <w:rFonts w:ascii="Wingdings" w:hAnsi="Wingdings" w:cs="Wingdings" w:hint="default"/>
-      </w:rPr>
-    </w:lvl>
-    <w:lvl w:ilvl="3">
-      <w:start w:val="0"/>
-      <w:numFmt w:val="bullet"/>
-      <w:lvlText w:val=""/>
-      <w:lvlJc w:val="left"/>
-      <w:pPr>
-        <w:tabs>
-          <w:tab w:val="num" w:pos="0"/>
-        </w:tabs>
-        <w:ind w:left="2880" w:hanging="360"/>
-      </w:pPr>
-      <w:rPr>
-        <w:rFonts w:ascii="Symbol" w:hAnsi="Symbol" w:cs="Symbol" w:hint="default"/>
-      </w:rPr>
-    </w:lvl>
-    <w:lvl w:ilvl="4">
-      <w:start w:val="0"/>
-      <w:numFmt w:val="bullet"/>
-      <w:lvlText w:val="o"/>
-      <w:lvlJc w:val="left"/>
-      <w:pPr>
-        <w:tabs>
-          <w:tab w:val="num" w:pos="0"/>
-        </w:tabs>
-        <w:ind w:left="3600" w:hanging="360"/>
-      </w:pPr>
-      <w:rPr>
-        <w:rFonts w:ascii="Courier New" w:hAnsi="Courier New" w:cs="Courier New" w:hint="default"/>
-      </w:rPr>
-    </w:lvl>
-    <w:lvl w:ilvl="5">
-      <w:start w:val="0"/>
-      <w:numFmt w:val="bullet"/>
-      <w:lvlText w:val=""/>
-      <w:lvlJc w:val="left"/>
-      <w:pPr>
-        <w:tabs>
-          <w:tab w:val="num" w:pos="0"/>
-        </w:tabs>
-        <w:ind w:left="4320" w:hanging="360"/>
-      </w:pPr>
-      <w:rPr>
-        <w:rFonts w:ascii="Wingdings" w:hAnsi="Wingdings" w:cs="Wingdings" w:hint="default"/>
-      </w:rPr>
-    </w:lvl>
-    <w:lvl w:ilvl="6">
-      <w:start w:val="0"/>
-      <w:numFmt w:val="bullet"/>
-      <w:lvlText w:val=""/>
-      <w:lvlJc w:val="left"/>
-      <w:pPr>
-        <w:tabs>
-          <w:tab w:val="num" w:pos="0"/>
-        </w:tabs>
-        <w:ind w:left="5040" w:hanging="360"/>
-      </w:pPr>
-      <w:rPr>
-        <w:rFonts w:ascii="Symbol" w:hAnsi="Symbol" w:cs="Symbol" w:hint="default"/>
-      </w:rPr>
-    </w:lvl>
-    <w:lvl w:ilvl="7">
-      <w:start w:val="0"/>
-      <w:numFmt w:val="bullet"/>
-      <w:lvlText w:val="o"/>
-      <w:lvlJc w:val="left"/>
-      <w:pPr>
-        <w:tabs>
-          <w:tab w:val="num" w:pos="0"/>
-        </w:tabs>
-        <w:ind w:left="5760" w:hanging="360"/>
-      </w:pPr>
-      <w:rPr>
-        <w:rFonts w:ascii="Courier New" w:hAnsi="Courier New" w:cs="Courier New" w:hint="default"/>
-      </w:rPr>
-    </w:lvl>
-    <w:lvl w:ilvl="8">
-      <w:start w:val="0"/>
-      <w:numFmt w:val="bullet"/>
-      <w:lvlText w:val=""/>
-      <w:lvlJc w:val="left"/>
-      <w:pPr>
-        <w:tabs>
-          <w:tab w:val="num" w:pos="0"/>
-        </w:tabs>
-        <w:ind w:left="6480" w:hanging="360"/>
-      </w:pPr>
-      <w:rPr>
-        <w:rFonts w:ascii="Wingdings" w:hAnsi="Wingdings" w:cs="Wingdings" w:hint="default"/>
-      </w:rPr>
-    </w:lvl>
-  </w:abstractNum>
-  <w:abstractNum w:abstractNumId="6">
-    <w:lvl w:ilvl="0">
-      <w:numFmt w:val="bullet"/>
-      <w:lvlText w:val=""/>
-      <w:lvlJc w:val="left"/>
-      <w:pPr>
-        <w:tabs>
-          <w:tab w:val="num" w:pos="0"/>
-        </w:tabs>
-        <w:ind w:left="720" w:hanging="360"/>
-      </w:pPr>
-      <w:rPr>
-        <w:rFonts w:ascii="Symbol" w:hAnsi="Symbol" w:cs="Symbol" w:hint="default"/>
-      </w:rPr>
-    </w:lvl>
-    <w:lvl w:ilvl="1">
-      <w:start w:val="0"/>
-      <w:numFmt w:val="bullet"/>
-      <w:lvlText w:val="o"/>
-      <w:lvlJc w:val="left"/>
-      <w:pPr>
-        <w:tabs>
-          <w:tab w:val="num" w:pos="0"/>
-        </w:tabs>
-        <w:ind w:left="1440" w:hanging="360"/>
-      </w:pPr>
-      <w:rPr>
-        <w:rFonts w:ascii="Courier New" w:hAnsi="Courier New" w:cs="Courier New" w:hint="default"/>
-      </w:rPr>
-    </w:lvl>
-    <w:lvl w:ilvl="2">
-      <w:start w:val="0"/>
-      <w:numFmt w:val="bullet"/>
-      <w:lvlText w:val=""/>
-      <w:lvlJc w:val="left"/>
-      <w:pPr>
-        <w:tabs>
-          <w:tab w:val="num" w:pos="0"/>
-        </w:tabs>
-        <w:ind w:left="2160" w:hanging="360"/>
-      </w:pPr>
-      <w:rPr>
-        <w:rFonts w:ascii="Wingdings" w:hAnsi="Wingdings" w:cs="Wingdings" w:hint="default"/>
-      </w:rPr>
-    </w:lvl>
-    <w:lvl w:ilvl="3">
-      <w:start w:val="0"/>
-      <w:numFmt w:val="bullet"/>
-      <w:lvlText w:val=""/>
-      <w:lvlJc w:val="left"/>
-      <w:pPr>
-        <w:tabs>
-          <w:tab w:val="num" w:pos="0"/>
-        </w:tabs>
-        <w:ind w:left="2880" w:hanging="360"/>
-      </w:pPr>
-      <w:rPr>
-        <w:rFonts w:ascii="Symbol" w:hAnsi="Symbol" w:cs="Symbol" w:hint="default"/>
-      </w:rPr>
-    </w:lvl>
-    <w:lvl w:ilvl="4">
-      <w:start w:val="0"/>
-      <w:numFmt w:val="bullet"/>
-      <w:lvlText w:val="o"/>
-      <w:lvlJc w:val="left"/>
-      <w:pPr>
-        <w:tabs>
-          <w:tab w:val="num" w:pos="0"/>
-        </w:tabs>
-        <w:ind w:left="3600" w:hanging="360"/>
-      </w:pPr>
-      <w:rPr>
-        <w:rFonts w:ascii="Courier New" w:hAnsi="Courier New" w:cs="Courier New" w:hint="default"/>
-      </w:rPr>
-    </w:lvl>
-    <w:lvl w:ilvl="5">
-      <w:start w:val="0"/>
-      <w:numFmt w:val="bullet"/>
-      <w:lvlText w:val=""/>
-      <w:lvlJc w:val="left"/>
-      <w:pPr>
-        <w:tabs>
-          <w:tab w:val="num" w:pos="0"/>
-        </w:tabs>
-        <w:ind w:left="4320" w:hanging="360"/>
-      </w:pPr>
-      <w:rPr>
-        <w:rFonts w:ascii="Wingdings" w:hAnsi="Wingdings" w:cs="Wingdings" w:hint="default"/>
-      </w:rPr>
-    </w:lvl>
-    <w:lvl w:ilvl="6">
-      <w:start w:val="0"/>
-      <w:numFmt w:val="bullet"/>
-      <w:lvlText w:val=""/>
-      <w:lvlJc w:val="left"/>
-      <w:pPr>
-        <w:tabs>
-          <w:tab w:val="num" w:pos="0"/>
-        </w:tabs>
-        <w:ind w:left="5040" w:hanging="360"/>
-      </w:pPr>
-      <w:rPr>
-        <w:rFonts w:ascii="Symbol" w:hAnsi="Symbol" w:cs="Symbol" w:hint="default"/>
-      </w:rPr>
-    </w:lvl>
-    <w:lvl w:ilvl="7">
-      <w:start w:val="0"/>
-      <w:numFmt w:val="bullet"/>
-      <w:lvlText w:val="o"/>
-      <w:lvlJc w:val="left"/>
-      <w:pPr>
-        <w:tabs>
-          <w:tab w:val="num" w:pos="0"/>
-        </w:tabs>
-        <w:ind w:left="5760" w:hanging="360"/>
-      </w:pPr>
-      <w:rPr>
-        <w:rFonts w:ascii="Courier New" w:hAnsi="Courier New" w:cs="Courier New" w:hint="default"/>
-      </w:rPr>
-    </w:lvl>
-    <w:lvl w:ilvl="8">
-      <w:start w:val="0"/>
-      <w:numFmt w:val="bullet"/>
-      <w:lvlText w:val=""/>
-      <w:lvlJc w:val="left"/>
-      <w:pPr>
-        <w:tabs>
-          <w:tab w:val="num" w:pos="0"/>
-        </w:tabs>
-        <w:ind w:left="6480" w:hanging="360"/>
-      </w:pPr>
-      <w:rPr>
-        <w:rFonts w:ascii="Wingdings" w:hAnsi="Wingdings" w:cs="Wingdings" w:hint="default"/>
-      </w:rPr>
     </w:lvl>
   </w:abstractNum>
   <w:abstractNum w:abstractNumId="7">
@@ -20544,8 +20576,9 @@
   </w:abstractNum>
   <w:abstractNum w:abstractNumId="11">
     <w:lvl w:ilvl="0">
-      <w:numFmt w:val="bullet"/>
-      <w:lvlText w:val=""/>
+      <w:start w:val="1"/>
+      <w:numFmt w:val="upperLetter"/>
+      <w:lvlText w:val="%1)"/>
       <w:lvlJc w:val="left"/>
       <w:pPr>
         <w:tabs>
@@ -20553,14 +20586,12 @@
         </w:tabs>
         <w:ind w:left="720" w:hanging="360"/>
       </w:pPr>
-      <w:rPr>
-        <w:rFonts w:ascii="Symbol" w:hAnsi="Symbol" w:cs="Symbol" w:hint="default"/>
-      </w:rPr>
+      <w:rPr/>
     </w:lvl>
     <w:lvl w:ilvl="1">
-      <w:start w:val="0"/>
-      <w:numFmt w:val="bullet"/>
-      <w:lvlText w:val="o"/>
+      <w:start w:val="1"/>
+      <w:numFmt w:val="upperLetter"/>
+      <w:lvlText w:val="%2)"/>
       <w:lvlJc w:val="left"/>
       <w:pPr>
         <w:tabs>
@@ -20568,14 +20599,12 @@
         </w:tabs>
         <w:ind w:left="1440" w:hanging="360"/>
       </w:pPr>
-      <w:rPr>
-        <w:rFonts w:ascii="Courier New" w:hAnsi="Courier New" w:cs="Courier New" w:hint="default"/>
-      </w:rPr>
+      <w:rPr/>
     </w:lvl>
     <w:lvl w:ilvl="2">
-      <w:start w:val="0"/>
-      <w:numFmt w:val="bullet"/>
-      <w:lvlText w:val=""/>
+      <w:start w:val="1"/>
+      <w:numFmt w:val="upperLetter"/>
+      <w:lvlText w:val="%3)"/>
       <w:lvlJc w:val="left"/>
       <w:pPr>
         <w:tabs>
@@ -20583,14 +20612,12 @@
         </w:tabs>
         <w:ind w:left="2160" w:hanging="360"/>
       </w:pPr>
-      <w:rPr>
-        <w:rFonts w:ascii="Wingdings" w:hAnsi="Wingdings" w:cs="Wingdings" w:hint="default"/>
-      </w:rPr>
+      <w:rPr/>
     </w:lvl>
     <w:lvl w:ilvl="3">
-      <w:start w:val="0"/>
-      <w:numFmt w:val="bullet"/>
-      <w:lvlText w:val=""/>
+      <w:start w:val="1"/>
+      <w:numFmt w:val="upperLetter"/>
+      <w:lvlText w:val="%4)"/>
       <w:lvlJc w:val="left"/>
       <w:pPr>
         <w:tabs>
@@ -20598,14 +20625,12 @@
         </w:tabs>
         <w:ind w:left="2880" w:hanging="360"/>
       </w:pPr>
-      <w:rPr>
-        <w:rFonts w:ascii="Symbol" w:hAnsi="Symbol" w:cs="Symbol" w:hint="default"/>
-      </w:rPr>
+      <w:rPr/>
     </w:lvl>
     <w:lvl w:ilvl="4">
-      <w:start w:val="0"/>
-      <w:numFmt w:val="bullet"/>
-      <w:lvlText w:val="o"/>
+      <w:start w:val="1"/>
+      <w:numFmt w:val="upperLetter"/>
+      <w:lvlText w:val="%5)"/>
       <w:lvlJc w:val="left"/>
       <w:pPr>
         <w:tabs>
@@ -20613,14 +20638,12 @@
         </w:tabs>
         <w:ind w:left="3600" w:hanging="360"/>
       </w:pPr>
-      <w:rPr>
-        <w:rFonts w:ascii="Courier New" w:hAnsi="Courier New" w:cs="Courier New" w:hint="default"/>
-      </w:rPr>
+      <w:rPr/>
     </w:lvl>
     <w:lvl w:ilvl="5">
-      <w:start w:val="0"/>
-      <w:numFmt w:val="bullet"/>
-      <w:lvlText w:val=""/>
+      <w:start w:val="1"/>
+      <w:numFmt w:val="upperLetter"/>
+      <w:lvlText w:val="%6)"/>
       <w:lvlJc w:val="left"/>
       <w:pPr>
         <w:tabs>
@@ -20628,14 +20651,12 @@
         </w:tabs>
         <w:ind w:left="4320" w:hanging="360"/>
       </w:pPr>
-      <w:rPr>
-        <w:rFonts w:ascii="Wingdings" w:hAnsi="Wingdings" w:cs="Wingdings" w:hint="default"/>
-      </w:rPr>
+      <w:rPr/>
     </w:lvl>
     <w:lvl w:ilvl="6">
-      <w:start w:val="0"/>
-      <w:numFmt w:val="bullet"/>
-      <w:lvlText w:val=""/>
+      <w:start w:val="1"/>
+      <w:numFmt w:val="upperLetter"/>
+      <w:lvlText w:val="%7)"/>
       <w:lvlJc w:val="left"/>
       <w:pPr>
         <w:tabs>
@@ -20643,14 +20664,12 @@
         </w:tabs>
         <w:ind w:left="5040" w:hanging="360"/>
       </w:pPr>
-      <w:rPr>
-        <w:rFonts w:ascii="Symbol" w:hAnsi="Symbol" w:cs="Symbol" w:hint="default"/>
-      </w:rPr>
+      <w:rPr/>
     </w:lvl>
     <w:lvl w:ilvl="7">
-      <w:start w:val="0"/>
-      <w:numFmt w:val="bullet"/>
-      <w:lvlText w:val="o"/>
+      <w:start w:val="1"/>
+      <w:numFmt w:val="upperLetter"/>
+      <w:lvlText w:val="%8)"/>
       <w:lvlJc w:val="left"/>
       <w:pPr>
         <w:tabs>
@@ -20658,14 +20677,12 @@
         </w:tabs>
         <w:ind w:left="5760" w:hanging="360"/>
       </w:pPr>
-      <w:rPr>
-        <w:rFonts w:ascii="Courier New" w:hAnsi="Courier New" w:cs="Courier New" w:hint="default"/>
-      </w:rPr>
+      <w:rPr/>
     </w:lvl>
     <w:lvl w:ilvl="8">
-      <w:start w:val="0"/>
-      <w:numFmt w:val="bullet"/>
-      <w:lvlText w:val=""/>
+      <w:start w:val="1"/>
+      <w:numFmt w:val="upperLetter"/>
+      <w:lvlText w:val="%9)"/>
       <w:lvlJc w:val="left"/>
       <w:pPr>
         <w:tabs>
@@ -20673,1780 +20690,10 @@
         </w:tabs>
         <w:ind w:left="6480" w:hanging="360"/>
       </w:pPr>
-      <w:rPr>
-        <w:rFonts w:ascii="Wingdings" w:hAnsi="Wingdings" w:cs="Wingdings" w:hint="default"/>
-      </w:rPr>
+      <w:rPr/>
     </w:lvl>
   </w:abstractNum>
   <w:abstractNum w:abstractNumId="12">
-    <w:lvl w:ilvl="0">
-      <w:numFmt w:val="bullet"/>
-      <w:lvlText w:val=""/>
-      <w:lvlJc w:val="left"/>
-      <w:pPr>
-        <w:tabs>
-          <w:tab w:val="num" w:pos="0"/>
-        </w:tabs>
-        <w:ind w:left="720" w:hanging="360"/>
-      </w:pPr>
-      <w:rPr>
-        <w:rFonts w:ascii="Symbol" w:hAnsi="Symbol" w:cs="Symbol" w:hint="default"/>
-      </w:rPr>
-    </w:lvl>
-    <w:lvl w:ilvl="1">
-      <w:start w:val="0"/>
-      <w:numFmt w:val="bullet"/>
-      <w:lvlText w:val="o"/>
-      <w:lvlJc w:val="left"/>
-      <w:pPr>
-        <w:tabs>
-          <w:tab w:val="num" w:pos="0"/>
-        </w:tabs>
-        <w:ind w:left="1440" w:hanging="360"/>
-      </w:pPr>
-      <w:rPr>
-        <w:rFonts w:ascii="Courier New" w:hAnsi="Courier New" w:cs="Courier New" w:hint="default"/>
-      </w:rPr>
-    </w:lvl>
-    <w:lvl w:ilvl="2">
-      <w:start w:val="0"/>
-      <w:numFmt w:val="bullet"/>
-      <w:lvlText w:val=""/>
-      <w:lvlJc w:val="left"/>
-      <w:pPr>
-        <w:tabs>
-          <w:tab w:val="num" w:pos="0"/>
-        </w:tabs>
-        <w:ind w:left="2160" w:hanging="360"/>
-      </w:pPr>
-      <w:rPr>
-        <w:rFonts w:ascii="Wingdings" w:hAnsi="Wingdings" w:cs="Wingdings" w:hint="default"/>
-      </w:rPr>
-    </w:lvl>
-    <w:lvl w:ilvl="3">
-      <w:start w:val="0"/>
-      <w:numFmt w:val="bullet"/>
-      <w:lvlText w:val=""/>
-      <w:lvlJc w:val="left"/>
-      <w:pPr>
-        <w:tabs>
-          <w:tab w:val="num" w:pos="0"/>
-        </w:tabs>
-        <w:ind w:left="2880" w:hanging="360"/>
-      </w:pPr>
-      <w:rPr>
-        <w:rFonts w:ascii="Symbol" w:hAnsi="Symbol" w:cs="Symbol" w:hint="default"/>
-      </w:rPr>
-    </w:lvl>
-    <w:lvl w:ilvl="4">
-      <w:start w:val="0"/>
-      <w:numFmt w:val="bullet"/>
-      <w:lvlText w:val="o"/>
-      <w:lvlJc w:val="left"/>
-      <w:pPr>
-        <w:tabs>
-          <w:tab w:val="num" w:pos="0"/>
-        </w:tabs>
-        <w:ind w:left="3600" w:hanging="360"/>
-      </w:pPr>
-      <w:rPr>
-        <w:rFonts w:ascii="Courier New" w:hAnsi="Courier New" w:cs="Courier New" w:hint="default"/>
-      </w:rPr>
-    </w:lvl>
-    <w:lvl w:ilvl="5">
-      <w:start w:val="0"/>
-      <w:numFmt w:val="bullet"/>
-      <w:lvlText w:val=""/>
-      <w:lvlJc w:val="left"/>
-      <w:pPr>
-        <w:tabs>
-          <w:tab w:val="num" w:pos="0"/>
-        </w:tabs>
-        <w:ind w:left="4320" w:hanging="360"/>
-      </w:pPr>
-      <w:rPr>
-        <w:rFonts w:ascii="Wingdings" w:hAnsi="Wingdings" w:cs="Wingdings" w:hint="default"/>
-      </w:rPr>
-    </w:lvl>
-    <w:lvl w:ilvl="6">
-      <w:start w:val="0"/>
-      <w:numFmt w:val="bullet"/>
-      <w:lvlText w:val=""/>
-      <w:lvlJc w:val="left"/>
-      <w:pPr>
-        <w:tabs>
-          <w:tab w:val="num" w:pos="0"/>
-        </w:tabs>
-        <w:ind w:left="5040" w:hanging="360"/>
-      </w:pPr>
-      <w:rPr>
-        <w:rFonts w:ascii="Symbol" w:hAnsi="Symbol" w:cs="Symbol" w:hint="default"/>
-      </w:rPr>
-    </w:lvl>
-    <w:lvl w:ilvl="7">
-      <w:start w:val="0"/>
-      <w:numFmt w:val="bullet"/>
-      <w:lvlText w:val="o"/>
-      <w:lvlJc w:val="left"/>
-      <w:pPr>
-        <w:tabs>
-          <w:tab w:val="num" w:pos="0"/>
-        </w:tabs>
-        <w:ind w:left="5760" w:hanging="360"/>
-      </w:pPr>
-      <w:rPr>
-        <w:rFonts w:ascii="Courier New" w:hAnsi="Courier New" w:cs="Courier New" w:hint="default"/>
-      </w:rPr>
-    </w:lvl>
-    <w:lvl w:ilvl="8">
-      <w:start w:val="0"/>
-      <w:numFmt w:val="bullet"/>
-      <w:lvlText w:val=""/>
-      <w:lvlJc w:val="left"/>
-      <w:pPr>
-        <w:tabs>
-          <w:tab w:val="num" w:pos="0"/>
-        </w:tabs>
-        <w:ind w:left="6480" w:hanging="360"/>
-      </w:pPr>
-      <w:rPr>
-        <w:rFonts w:ascii="Wingdings" w:hAnsi="Wingdings" w:cs="Wingdings" w:hint="default"/>
-      </w:rPr>
-    </w:lvl>
-  </w:abstractNum>
-  <w:abstractNum w:abstractNumId="13">
-    <w:lvl w:ilvl="0">
-      <w:numFmt w:val="bullet"/>
-      <w:lvlText w:val=""/>
-      <w:lvlJc w:val="left"/>
-      <w:pPr>
-        <w:tabs>
-          <w:tab w:val="num" w:pos="0"/>
-        </w:tabs>
-        <w:ind w:left="720" w:hanging="360"/>
-      </w:pPr>
-      <w:rPr>
-        <w:rFonts w:ascii="Symbol" w:hAnsi="Symbol" w:cs="Symbol" w:hint="default"/>
-      </w:rPr>
-    </w:lvl>
-    <w:lvl w:ilvl="1">
-      <w:start w:val="0"/>
-      <w:numFmt w:val="bullet"/>
-      <w:lvlText w:val="o"/>
-      <w:lvlJc w:val="left"/>
-      <w:pPr>
-        <w:tabs>
-          <w:tab w:val="num" w:pos="0"/>
-        </w:tabs>
-        <w:ind w:left="1440" w:hanging="360"/>
-      </w:pPr>
-      <w:rPr>
-        <w:rFonts w:ascii="Courier New" w:hAnsi="Courier New" w:cs="Courier New" w:hint="default"/>
-      </w:rPr>
-    </w:lvl>
-    <w:lvl w:ilvl="2">
-      <w:start w:val="0"/>
-      <w:numFmt w:val="bullet"/>
-      <w:lvlText w:val=""/>
-      <w:lvlJc w:val="left"/>
-      <w:pPr>
-        <w:tabs>
-          <w:tab w:val="num" w:pos="0"/>
-        </w:tabs>
-        <w:ind w:left="2160" w:hanging="360"/>
-      </w:pPr>
-      <w:rPr>
-        <w:rFonts w:ascii="Wingdings" w:hAnsi="Wingdings" w:cs="Wingdings" w:hint="default"/>
-      </w:rPr>
-    </w:lvl>
-    <w:lvl w:ilvl="3">
-      <w:start w:val="0"/>
-      <w:numFmt w:val="bullet"/>
-      <w:lvlText w:val=""/>
-      <w:lvlJc w:val="left"/>
-      <w:pPr>
-        <w:tabs>
-          <w:tab w:val="num" w:pos="0"/>
-        </w:tabs>
-        <w:ind w:left="2880" w:hanging="360"/>
-      </w:pPr>
-      <w:rPr>
-        <w:rFonts w:ascii="Symbol" w:hAnsi="Symbol" w:cs="Symbol" w:hint="default"/>
-      </w:rPr>
-    </w:lvl>
-    <w:lvl w:ilvl="4">
-      <w:start w:val="0"/>
-      <w:numFmt w:val="bullet"/>
-      <w:lvlText w:val="o"/>
-      <w:lvlJc w:val="left"/>
-      <w:pPr>
-        <w:tabs>
-          <w:tab w:val="num" w:pos="0"/>
-        </w:tabs>
-        <w:ind w:left="3600" w:hanging="360"/>
-      </w:pPr>
-      <w:rPr>
-        <w:rFonts w:ascii="Courier New" w:hAnsi="Courier New" w:cs="Courier New" w:hint="default"/>
-      </w:rPr>
-    </w:lvl>
-    <w:lvl w:ilvl="5">
-      <w:start w:val="0"/>
-      <w:numFmt w:val="bullet"/>
-      <w:lvlText w:val=""/>
-      <w:lvlJc w:val="left"/>
-      <w:pPr>
-        <w:tabs>
-          <w:tab w:val="num" w:pos="0"/>
-        </w:tabs>
-        <w:ind w:left="4320" w:hanging="360"/>
-      </w:pPr>
-      <w:rPr>
-        <w:rFonts w:ascii="Wingdings" w:hAnsi="Wingdings" w:cs="Wingdings" w:hint="default"/>
-      </w:rPr>
-    </w:lvl>
-    <w:lvl w:ilvl="6">
-      <w:start w:val="0"/>
-      <w:numFmt w:val="bullet"/>
-      <w:lvlText w:val=""/>
-      <w:lvlJc w:val="left"/>
-      <w:pPr>
-        <w:tabs>
-          <w:tab w:val="num" w:pos="0"/>
-        </w:tabs>
-        <w:ind w:left="5040" w:hanging="360"/>
-      </w:pPr>
-      <w:rPr>
-        <w:rFonts w:ascii="Symbol" w:hAnsi="Symbol" w:cs="Symbol" w:hint="default"/>
-      </w:rPr>
-    </w:lvl>
-    <w:lvl w:ilvl="7">
-      <w:start w:val="0"/>
-      <w:numFmt w:val="bullet"/>
-      <w:lvlText w:val="o"/>
-      <w:lvlJc w:val="left"/>
-      <w:pPr>
-        <w:tabs>
-          <w:tab w:val="num" w:pos="0"/>
-        </w:tabs>
-        <w:ind w:left="5760" w:hanging="360"/>
-      </w:pPr>
-      <w:rPr>
-        <w:rFonts w:ascii="Courier New" w:hAnsi="Courier New" w:cs="Courier New" w:hint="default"/>
-      </w:rPr>
-    </w:lvl>
-    <w:lvl w:ilvl="8">
-      <w:start w:val="0"/>
-      <w:numFmt w:val="bullet"/>
-      <w:lvlText w:val=""/>
-      <w:lvlJc w:val="left"/>
-      <w:pPr>
-        <w:tabs>
-          <w:tab w:val="num" w:pos="0"/>
-        </w:tabs>
-        <w:ind w:left="6480" w:hanging="360"/>
-      </w:pPr>
-      <w:rPr>
-        <w:rFonts w:ascii="Wingdings" w:hAnsi="Wingdings" w:cs="Wingdings" w:hint="default"/>
-      </w:rPr>
-    </w:lvl>
-  </w:abstractNum>
-  <w:abstractNum w:abstractNumId="14">
-    <w:lvl w:ilvl="0">
-      <w:numFmt w:val="bullet"/>
-      <w:lvlText w:val=""/>
-      <w:lvlJc w:val="left"/>
-      <w:pPr>
-        <w:tabs>
-          <w:tab w:val="num" w:pos="0"/>
-        </w:tabs>
-        <w:ind w:left="720" w:hanging="360"/>
-      </w:pPr>
-      <w:rPr>
-        <w:rFonts w:ascii="Symbol" w:hAnsi="Symbol" w:cs="Symbol" w:hint="default"/>
-      </w:rPr>
-    </w:lvl>
-    <w:lvl w:ilvl="1">
-      <w:start w:val="0"/>
-      <w:numFmt w:val="bullet"/>
-      <w:lvlText w:val="o"/>
-      <w:lvlJc w:val="left"/>
-      <w:pPr>
-        <w:tabs>
-          <w:tab w:val="num" w:pos="0"/>
-        </w:tabs>
-        <w:ind w:left="1440" w:hanging="360"/>
-      </w:pPr>
-      <w:rPr>
-        <w:rFonts w:ascii="Courier New" w:hAnsi="Courier New" w:cs="Courier New" w:hint="default"/>
-      </w:rPr>
-    </w:lvl>
-    <w:lvl w:ilvl="2">
-      <w:start w:val="0"/>
-      <w:numFmt w:val="bullet"/>
-      <w:lvlText w:val=""/>
-      <w:lvlJc w:val="left"/>
-      <w:pPr>
-        <w:tabs>
-          <w:tab w:val="num" w:pos="0"/>
-        </w:tabs>
-        <w:ind w:left="2160" w:hanging="360"/>
-      </w:pPr>
-      <w:rPr>
-        <w:rFonts w:ascii="Wingdings" w:hAnsi="Wingdings" w:cs="Wingdings" w:hint="default"/>
-      </w:rPr>
-    </w:lvl>
-    <w:lvl w:ilvl="3">
-      <w:start w:val="0"/>
-      <w:numFmt w:val="bullet"/>
-      <w:lvlText w:val=""/>
-      <w:lvlJc w:val="left"/>
-      <w:pPr>
-        <w:tabs>
-          <w:tab w:val="num" w:pos="0"/>
-        </w:tabs>
-        <w:ind w:left="2880" w:hanging="360"/>
-      </w:pPr>
-      <w:rPr>
-        <w:rFonts w:ascii="Symbol" w:hAnsi="Symbol" w:cs="Symbol" w:hint="default"/>
-      </w:rPr>
-    </w:lvl>
-    <w:lvl w:ilvl="4">
-      <w:start w:val="0"/>
-      <w:numFmt w:val="bullet"/>
-      <w:lvlText w:val="o"/>
-      <w:lvlJc w:val="left"/>
-      <w:pPr>
-        <w:tabs>
-          <w:tab w:val="num" w:pos="0"/>
-        </w:tabs>
-        <w:ind w:left="3600" w:hanging="360"/>
-      </w:pPr>
-      <w:rPr>
-        <w:rFonts w:ascii="Courier New" w:hAnsi="Courier New" w:cs="Courier New" w:hint="default"/>
-      </w:rPr>
-    </w:lvl>
-    <w:lvl w:ilvl="5">
-      <w:start w:val="0"/>
-      <w:numFmt w:val="bullet"/>
-      <w:lvlText w:val=""/>
-      <w:lvlJc w:val="left"/>
-      <w:pPr>
-        <w:tabs>
-          <w:tab w:val="num" w:pos="0"/>
-        </w:tabs>
-        <w:ind w:left="4320" w:hanging="360"/>
-      </w:pPr>
-      <w:rPr>
-        <w:rFonts w:ascii="Wingdings" w:hAnsi="Wingdings" w:cs="Wingdings" w:hint="default"/>
-      </w:rPr>
-    </w:lvl>
-    <w:lvl w:ilvl="6">
-      <w:start w:val="0"/>
-      <w:numFmt w:val="bullet"/>
-      <w:lvlText w:val=""/>
-      <w:lvlJc w:val="left"/>
-      <w:pPr>
-        <w:tabs>
-          <w:tab w:val="num" w:pos="0"/>
-        </w:tabs>
-        <w:ind w:left="5040" w:hanging="360"/>
-      </w:pPr>
-      <w:rPr>
-        <w:rFonts w:ascii="Symbol" w:hAnsi="Symbol" w:cs="Symbol" w:hint="default"/>
-      </w:rPr>
-    </w:lvl>
-    <w:lvl w:ilvl="7">
-      <w:start w:val="0"/>
-      <w:numFmt w:val="bullet"/>
-      <w:lvlText w:val="o"/>
-      <w:lvlJc w:val="left"/>
-      <w:pPr>
-        <w:tabs>
-          <w:tab w:val="num" w:pos="0"/>
-        </w:tabs>
-        <w:ind w:left="5760" w:hanging="360"/>
-      </w:pPr>
-      <w:rPr>
-        <w:rFonts w:ascii="Courier New" w:hAnsi="Courier New" w:cs="Courier New" w:hint="default"/>
-      </w:rPr>
-    </w:lvl>
-    <w:lvl w:ilvl="8">
-      <w:start w:val="0"/>
-      <w:numFmt w:val="bullet"/>
-      <w:lvlText w:val=""/>
-      <w:lvlJc w:val="left"/>
-      <w:pPr>
-        <w:tabs>
-          <w:tab w:val="num" w:pos="0"/>
-        </w:tabs>
-        <w:ind w:left="6480" w:hanging="360"/>
-      </w:pPr>
-      <w:rPr>
-        <w:rFonts w:ascii="Wingdings" w:hAnsi="Wingdings" w:cs="Wingdings" w:hint="default"/>
-      </w:rPr>
-    </w:lvl>
-  </w:abstractNum>
-  <w:abstractNum w:abstractNumId="15">
-    <w:lvl w:ilvl="0">
-      <w:numFmt w:val="bullet"/>
-      <w:lvlText w:val=""/>
-      <w:lvlJc w:val="left"/>
-      <w:pPr>
-        <w:tabs>
-          <w:tab w:val="num" w:pos="0"/>
-        </w:tabs>
-        <w:ind w:left="720" w:hanging="360"/>
-      </w:pPr>
-      <w:rPr>
-        <w:rFonts w:ascii="Symbol" w:hAnsi="Symbol" w:cs="Symbol" w:hint="default"/>
-      </w:rPr>
-    </w:lvl>
-    <w:lvl w:ilvl="1">
-      <w:start w:val="0"/>
-      <w:numFmt w:val="bullet"/>
-      <w:lvlText w:val="o"/>
-      <w:lvlJc w:val="left"/>
-      <w:pPr>
-        <w:tabs>
-          <w:tab w:val="num" w:pos="0"/>
-        </w:tabs>
-        <w:ind w:left="1440" w:hanging="360"/>
-      </w:pPr>
-      <w:rPr>
-        <w:rFonts w:ascii="Courier New" w:hAnsi="Courier New" w:cs="Courier New" w:hint="default"/>
-      </w:rPr>
-    </w:lvl>
-    <w:lvl w:ilvl="2">
-      <w:start w:val="0"/>
-      <w:numFmt w:val="bullet"/>
-      <w:lvlText w:val=""/>
-      <w:lvlJc w:val="left"/>
-      <w:pPr>
-        <w:tabs>
-          <w:tab w:val="num" w:pos="0"/>
-        </w:tabs>
-        <w:ind w:left="2160" w:hanging="360"/>
-      </w:pPr>
-      <w:rPr>
-        <w:rFonts w:ascii="Wingdings" w:hAnsi="Wingdings" w:cs="Wingdings" w:hint="default"/>
-      </w:rPr>
-    </w:lvl>
-    <w:lvl w:ilvl="3">
-      <w:start w:val="0"/>
-      <w:numFmt w:val="bullet"/>
-      <w:lvlText w:val=""/>
-      <w:lvlJc w:val="left"/>
-      <w:pPr>
-        <w:tabs>
-          <w:tab w:val="num" w:pos="0"/>
-        </w:tabs>
-        <w:ind w:left="2880" w:hanging="360"/>
-      </w:pPr>
-      <w:rPr>
-        <w:rFonts w:ascii="Symbol" w:hAnsi="Symbol" w:cs="Symbol" w:hint="default"/>
-      </w:rPr>
-    </w:lvl>
-    <w:lvl w:ilvl="4">
-      <w:start w:val="0"/>
-      <w:numFmt w:val="bullet"/>
-      <w:lvlText w:val="o"/>
-      <w:lvlJc w:val="left"/>
-      <w:pPr>
-        <w:tabs>
-          <w:tab w:val="num" w:pos="0"/>
-        </w:tabs>
-        <w:ind w:left="3600" w:hanging="360"/>
-      </w:pPr>
-      <w:rPr>
-        <w:rFonts w:ascii="Courier New" w:hAnsi="Courier New" w:cs="Courier New" w:hint="default"/>
-      </w:rPr>
-    </w:lvl>
-    <w:lvl w:ilvl="5">
-      <w:start w:val="0"/>
-      <w:numFmt w:val="bullet"/>
-      <w:lvlText w:val=""/>
-      <w:lvlJc w:val="left"/>
-      <w:pPr>
-        <w:tabs>
-          <w:tab w:val="num" w:pos="0"/>
-        </w:tabs>
-        <w:ind w:left="4320" w:hanging="360"/>
-      </w:pPr>
-      <w:rPr>
-        <w:rFonts w:ascii="Wingdings" w:hAnsi="Wingdings" w:cs="Wingdings" w:hint="default"/>
-      </w:rPr>
-    </w:lvl>
-    <w:lvl w:ilvl="6">
-      <w:start w:val="0"/>
-      <w:numFmt w:val="bullet"/>
-      <w:lvlText w:val=""/>
-      <w:lvlJc w:val="left"/>
-      <w:pPr>
-        <w:tabs>
-          <w:tab w:val="num" w:pos="0"/>
-        </w:tabs>
-        <w:ind w:left="5040" w:hanging="360"/>
-      </w:pPr>
-      <w:rPr>
-        <w:rFonts w:ascii="Symbol" w:hAnsi="Symbol" w:cs="Symbol" w:hint="default"/>
-      </w:rPr>
-    </w:lvl>
-    <w:lvl w:ilvl="7">
-      <w:start w:val="0"/>
-      <w:numFmt w:val="bullet"/>
-      <w:lvlText w:val="o"/>
-      <w:lvlJc w:val="left"/>
-      <w:pPr>
-        <w:tabs>
-          <w:tab w:val="num" w:pos="0"/>
-        </w:tabs>
-        <w:ind w:left="5760" w:hanging="360"/>
-      </w:pPr>
-      <w:rPr>
-        <w:rFonts w:ascii="Courier New" w:hAnsi="Courier New" w:cs="Courier New" w:hint="default"/>
-      </w:rPr>
-    </w:lvl>
-    <w:lvl w:ilvl="8">
-      <w:start w:val="0"/>
-      <w:numFmt w:val="bullet"/>
-      <w:lvlText w:val=""/>
-      <w:lvlJc w:val="left"/>
-      <w:pPr>
-        <w:tabs>
-          <w:tab w:val="num" w:pos="0"/>
-        </w:tabs>
-        <w:ind w:left="6480" w:hanging="360"/>
-      </w:pPr>
-      <w:rPr>
-        <w:rFonts w:ascii="Wingdings" w:hAnsi="Wingdings" w:cs="Wingdings" w:hint="default"/>
-      </w:rPr>
-    </w:lvl>
-  </w:abstractNum>
-  <w:abstractNum w:abstractNumId="16">
-    <w:lvl w:ilvl="0">
-      <w:numFmt w:val="bullet"/>
-      <w:lvlText w:val=""/>
-      <w:lvlJc w:val="left"/>
-      <w:pPr>
-        <w:tabs>
-          <w:tab w:val="num" w:pos="0"/>
-        </w:tabs>
-        <w:ind w:left="720" w:hanging="360"/>
-      </w:pPr>
-      <w:rPr>
-        <w:rFonts w:ascii="Symbol" w:hAnsi="Symbol" w:cs="Symbol" w:hint="default"/>
-      </w:rPr>
-    </w:lvl>
-    <w:lvl w:ilvl="1">
-      <w:start w:val="0"/>
-      <w:numFmt w:val="bullet"/>
-      <w:lvlText w:val="o"/>
-      <w:lvlJc w:val="left"/>
-      <w:pPr>
-        <w:tabs>
-          <w:tab w:val="num" w:pos="0"/>
-        </w:tabs>
-        <w:ind w:left="1440" w:hanging="360"/>
-      </w:pPr>
-      <w:rPr>
-        <w:rFonts w:ascii="Courier New" w:hAnsi="Courier New" w:cs="Courier New" w:hint="default"/>
-      </w:rPr>
-    </w:lvl>
-    <w:lvl w:ilvl="2">
-      <w:start w:val="0"/>
-      <w:numFmt w:val="bullet"/>
-      <w:lvlText w:val=""/>
-      <w:lvlJc w:val="left"/>
-      <w:pPr>
-        <w:tabs>
-          <w:tab w:val="num" w:pos="0"/>
-        </w:tabs>
-        <w:ind w:left="2160" w:hanging="360"/>
-      </w:pPr>
-      <w:rPr>
-        <w:rFonts w:ascii="Wingdings" w:hAnsi="Wingdings" w:cs="Wingdings" w:hint="default"/>
-      </w:rPr>
-    </w:lvl>
-    <w:lvl w:ilvl="3">
-      <w:start w:val="0"/>
-      <w:numFmt w:val="bullet"/>
-      <w:lvlText w:val=""/>
-      <w:lvlJc w:val="left"/>
-      <w:pPr>
-        <w:tabs>
-          <w:tab w:val="num" w:pos="0"/>
-        </w:tabs>
-        <w:ind w:left="2880" w:hanging="360"/>
-      </w:pPr>
-      <w:rPr>
-        <w:rFonts w:ascii="Symbol" w:hAnsi="Symbol" w:cs="Symbol" w:hint="default"/>
-      </w:rPr>
-    </w:lvl>
-    <w:lvl w:ilvl="4">
-      <w:start w:val="0"/>
-      <w:numFmt w:val="bullet"/>
-      <w:lvlText w:val="o"/>
-      <w:lvlJc w:val="left"/>
-      <w:pPr>
-        <w:tabs>
-          <w:tab w:val="num" w:pos="0"/>
-        </w:tabs>
-        <w:ind w:left="3600" w:hanging="360"/>
-      </w:pPr>
-      <w:rPr>
-        <w:rFonts w:ascii="Courier New" w:hAnsi="Courier New" w:cs="Courier New" w:hint="default"/>
-      </w:rPr>
-    </w:lvl>
-    <w:lvl w:ilvl="5">
-      <w:start w:val="0"/>
-      <w:numFmt w:val="bullet"/>
-      <w:lvlText w:val=""/>
-      <w:lvlJc w:val="left"/>
-      <w:pPr>
-        <w:tabs>
-          <w:tab w:val="num" w:pos="0"/>
-        </w:tabs>
-        <w:ind w:left="4320" w:hanging="360"/>
-      </w:pPr>
-      <w:rPr>
-        <w:rFonts w:ascii="Wingdings" w:hAnsi="Wingdings" w:cs="Wingdings" w:hint="default"/>
-      </w:rPr>
-    </w:lvl>
-    <w:lvl w:ilvl="6">
-      <w:start w:val="0"/>
-      <w:numFmt w:val="bullet"/>
-      <w:lvlText w:val=""/>
-      <w:lvlJc w:val="left"/>
-      <w:pPr>
-        <w:tabs>
-          <w:tab w:val="num" w:pos="0"/>
-        </w:tabs>
-        <w:ind w:left="5040" w:hanging="360"/>
-      </w:pPr>
-      <w:rPr>
-        <w:rFonts w:ascii="Symbol" w:hAnsi="Symbol" w:cs="Symbol" w:hint="default"/>
-      </w:rPr>
-    </w:lvl>
-    <w:lvl w:ilvl="7">
-      <w:start w:val="0"/>
-      <w:numFmt w:val="bullet"/>
-      <w:lvlText w:val="o"/>
-      <w:lvlJc w:val="left"/>
-      <w:pPr>
-        <w:tabs>
-          <w:tab w:val="num" w:pos="0"/>
-        </w:tabs>
-        <w:ind w:left="5760" w:hanging="360"/>
-      </w:pPr>
-      <w:rPr>
-        <w:rFonts w:ascii="Courier New" w:hAnsi="Courier New" w:cs="Courier New" w:hint="default"/>
-      </w:rPr>
-    </w:lvl>
-    <w:lvl w:ilvl="8">
-      <w:start w:val="0"/>
-      <w:numFmt w:val="bullet"/>
-      <w:lvlText w:val=""/>
-      <w:lvlJc w:val="left"/>
-      <w:pPr>
-        <w:tabs>
-          <w:tab w:val="num" w:pos="0"/>
-        </w:tabs>
-        <w:ind w:left="6480" w:hanging="360"/>
-      </w:pPr>
-      <w:rPr>
-        <w:rFonts w:ascii="Wingdings" w:hAnsi="Wingdings" w:cs="Wingdings" w:hint="default"/>
-      </w:rPr>
-    </w:lvl>
-  </w:abstractNum>
-  <w:abstractNum w:abstractNumId="17">
-    <w:lvl w:ilvl="0">
-      <w:numFmt w:val="bullet"/>
-      <w:lvlText w:val=""/>
-      <w:lvlJc w:val="left"/>
-      <w:pPr>
-        <w:tabs>
-          <w:tab w:val="num" w:pos="0"/>
-        </w:tabs>
-        <w:ind w:left="720" w:hanging="360"/>
-      </w:pPr>
-      <w:rPr>
-        <w:rFonts w:ascii="Symbol" w:hAnsi="Symbol" w:cs="Symbol" w:hint="default"/>
-      </w:rPr>
-    </w:lvl>
-    <w:lvl w:ilvl="1">
-      <w:start w:val="0"/>
-      <w:numFmt w:val="bullet"/>
-      <w:lvlText w:val="o"/>
-      <w:lvlJc w:val="left"/>
-      <w:pPr>
-        <w:tabs>
-          <w:tab w:val="num" w:pos="0"/>
-        </w:tabs>
-        <w:ind w:left="1440" w:hanging="360"/>
-      </w:pPr>
-      <w:rPr>
-        <w:rFonts w:ascii="Courier New" w:hAnsi="Courier New" w:cs="Courier New" w:hint="default"/>
-      </w:rPr>
-    </w:lvl>
-    <w:lvl w:ilvl="2">
-      <w:start w:val="0"/>
-      <w:numFmt w:val="bullet"/>
-      <w:lvlText w:val=""/>
-      <w:lvlJc w:val="left"/>
-      <w:pPr>
-        <w:tabs>
-          <w:tab w:val="num" w:pos="0"/>
-        </w:tabs>
-        <w:ind w:left="2160" w:hanging="360"/>
-      </w:pPr>
-      <w:rPr>
-        <w:rFonts w:ascii="Wingdings" w:hAnsi="Wingdings" w:cs="Wingdings" w:hint="default"/>
-      </w:rPr>
-    </w:lvl>
-    <w:lvl w:ilvl="3">
-      <w:start w:val="0"/>
-      <w:numFmt w:val="bullet"/>
-      <w:lvlText w:val=""/>
-      <w:lvlJc w:val="left"/>
-      <w:pPr>
-        <w:tabs>
-          <w:tab w:val="num" w:pos="0"/>
-        </w:tabs>
-        <w:ind w:left="2880" w:hanging="360"/>
-      </w:pPr>
-      <w:rPr>
-        <w:rFonts w:ascii="Symbol" w:hAnsi="Symbol" w:cs="Symbol" w:hint="default"/>
-      </w:rPr>
-    </w:lvl>
-    <w:lvl w:ilvl="4">
-      <w:start w:val="0"/>
-      <w:numFmt w:val="bullet"/>
-      <w:lvlText w:val="o"/>
-      <w:lvlJc w:val="left"/>
-      <w:pPr>
-        <w:tabs>
-          <w:tab w:val="num" w:pos="0"/>
-        </w:tabs>
-        <w:ind w:left="3600" w:hanging="360"/>
-      </w:pPr>
-      <w:rPr>
-        <w:rFonts w:ascii="Courier New" w:hAnsi="Courier New" w:cs="Courier New" w:hint="default"/>
-      </w:rPr>
-    </w:lvl>
-    <w:lvl w:ilvl="5">
-      <w:start w:val="0"/>
-      <w:numFmt w:val="bullet"/>
-      <w:lvlText w:val=""/>
-      <w:lvlJc w:val="left"/>
-      <w:pPr>
-        <w:tabs>
-          <w:tab w:val="num" w:pos="0"/>
-        </w:tabs>
-        <w:ind w:left="4320" w:hanging="360"/>
-      </w:pPr>
-      <w:rPr>
-        <w:rFonts w:ascii="Wingdings" w:hAnsi="Wingdings" w:cs="Wingdings" w:hint="default"/>
-      </w:rPr>
-    </w:lvl>
-    <w:lvl w:ilvl="6">
-      <w:start w:val="0"/>
-      <w:numFmt w:val="bullet"/>
-      <w:lvlText w:val=""/>
-      <w:lvlJc w:val="left"/>
-      <w:pPr>
-        <w:tabs>
-          <w:tab w:val="num" w:pos="0"/>
-        </w:tabs>
-        <w:ind w:left="5040" w:hanging="360"/>
-      </w:pPr>
-      <w:rPr>
-        <w:rFonts w:ascii="Symbol" w:hAnsi="Symbol" w:cs="Symbol" w:hint="default"/>
-      </w:rPr>
-    </w:lvl>
-    <w:lvl w:ilvl="7">
-      <w:start w:val="0"/>
-      <w:numFmt w:val="bullet"/>
-      <w:lvlText w:val="o"/>
-      <w:lvlJc w:val="left"/>
-      <w:pPr>
-        <w:tabs>
-          <w:tab w:val="num" w:pos="0"/>
-        </w:tabs>
-        <w:ind w:left="5760" w:hanging="360"/>
-      </w:pPr>
-      <w:rPr>
-        <w:rFonts w:ascii="Courier New" w:hAnsi="Courier New" w:cs="Courier New" w:hint="default"/>
-      </w:rPr>
-    </w:lvl>
-    <w:lvl w:ilvl="8">
-      <w:start w:val="0"/>
-      <w:numFmt w:val="bullet"/>
-      <w:lvlText w:val=""/>
-      <w:lvlJc w:val="left"/>
-      <w:pPr>
-        <w:tabs>
-          <w:tab w:val="num" w:pos="0"/>
-        </w:tabs>
-        <w:ind w:left="6480" w:hanging="360"/>
-      </w:pPr>
-      <w:rPr>
-        <w:rFonts w:ascii="Wingdings" w:hAnsi="Wingdings" w:cs="Wingdings" w:hint="default"/>
-      </w:rPr>
-    </w:lvl>
-  </w:abstractNum>
-  <w:abstractNum w:abstractNumId="18">
-    <w:lvl w:ilvl="0">
-      <w:numFmt w:val="bullet"/>
-      <w:lvlText w:val=""/>
-      <w:lvlJc w:val="left"/>
-      <w:pPr>
-        <w:tabs>
-          <w:tab w:val="num" w:pos="0"/>
-        </w:tabs>
-        <w:ind w:left="720" w:hanging="360"/>
-      </w:pPr>
-      <w:rPr>
-        <w:rFonts w:ascii="Symbol" w:hAnsi="Symbol" w:cs="Symbol" w:hint="default"/>
-      </w:rPr>
-    </w:lvl>
-    <w:lvl w:ilvl="1">
-      <w:start w:val="0"/>
-      <w:numFmt w:val="bullet"/>
-      <w:lvlText w:val="o"/>
-      <w:lvlJc w:val="left"/>
-      <w:pPr>
-        <w:tabs>
-          <w:tab w:val="num" w:pos="0"/>
-        </w:tabs>
-        <w:ind w:left="1440" w:hanging="360"/>
-      </w:pPr>
-      <w:rPr>
-        <w:rFonts w:ascii="Courier New" w:hAnsi="Courier New" w:cs="Courier New" w:hint="default"/>
-      </w:rPr>
-    </w:lvl>
-    <w:lvl w:ilvl="2">
-      <w:start w:val="0"/>
-      <w:numFmt w:val="bullet"/>
-      <w:lvlText w:val=""/>
-      <w:lvlJc w:val="left"/>
-      <w:pPr>
-        <w:tabs>
-          <w:tab w:val="num" w:pos="0"/>
-        </w:tabs>
-        <w:ind w:left="2160" w:hanging="360"/>
-      </w:pPr>
-      <w:rPr>
-        <w:rFonts w:ascii="Wingdings" w:hAnsi="Wingdings" w:cs="Wingdings" w:hint="default"/>
-      </w:rPr>
-    </w:lvl>
-    <w:lvl w:ilvl="3">
-      <w:start w:val="0"/>
-      <w:numFmt w:val="bullet"/>
-      <w:lvlText w:val=""/>
-      <w:lvlJc w:val="left"/>
-      <w:pPr>
-        <w:tabs>
-          <w:tab w:val="num" w:pos="0"/>
-        </w:tabs>
-        <w:ind w:left="2880" w:hanging="360"/>
-      </w:pPr>
-      <w:rPr>
-        <w:rFonts w:ascii="Symbol" w:hAnsi="Symbol" w:cs="Symbol" w:hint="default"/>
-      </w:rPr>
-    </w:lvl>
-    <w:lvl w:ilvl="4">
-      <w:start w:val="0"/>
-      <w:numFmt w:val="bullet"/>
-      <w:lvlText w:val="o"/>
-      <w:lvlJc w:val="left"/>
-      <w:pPr>
-        <w:tabs>
-          <w:tab w:val="num" w:pos="0"/>
-        </w:tabs>
-        <w:ind w:left="3600" w:hanging="360"/>
-      </w:pPr>
-      <w:rPr>
-        <w:rFonts w:ascii="Courier New" w:hAnsi="Courier New" w:cs="Courier New" w:hint="default"/>
-      </w:rPr>
-    </w:lvl>
-    <w:lvl w:ilvl="5">
-      <w:start w:val="0"/>
-      <w:numFmt w:val="bullet"/>
-      <w:lvlText w:val=""/>
-      <w:lvlJc w:val="left"/>
-      <w:pPr>
-        <w:tabs>
-          <w:tab w:val="num" w:pos="0"/>
-        </w:tabs>
-        <w:ind w:left="4320" w:hanging="360"/>
-      </w:pPr>
-      <w:rPr>
-        <w:rFonts w:ascii="Wingdings" w:hAnsi="Wingdings" w:cs="Wingdings" w:hint="default"/>
-      </w:rPr>
-    </w:lvl>
-    <w:lvl w:ilvl="6">
-      <w:start w:val="0"/>
-      <w:numFmt w:val="bullet"/>
-      <w:lvlText w:val=""/>
-      <w:lvlJc w:val="left"/>
-      <w:pPr>
-        <w:tabs>
-          <w:tab w:val="num" w:pos="0"/>
-        </w:tabs>
-        <w:ind w:left="5040" w:hanging="360"/>
-      </w:pPr>
-      <w:rPr>
-        <w:rFonts w:ascii="Symbol" w:hAnsi="Symbol" w:cs="Symbol" w:hint="default"/>
-      </w:rPr>
-    </w:lvl>
-    <w:lvl w:ilvl="7">
-      <w:start w:val="0"/>
-      <w:numFmt w:val="bullet"/>
-      <w:lvlText w:val="o"/>
-      <w:lvlJc w:val="left"/>
-      <w:pPr>
-        <w:tabs>
-          <w:tab w:val="num" w:pos="0"/>
-        </w:tabs>
-        <w:ind w:left="5760" w:hanging="360"/>
-      </w:pPr>
-      <w:rPr>
-        <w:rFonts w:ascii="Courier New" w:hAnsi="Courier New" w:cs="Courier New" w:hint="default"/>
-      </w:rPr>
-    </w:lvl>
-    <w:lvl w:ilvl="8">
-      <w:start w:val="0"/>
-      <w:numFmt w:val="bullet"/>
-      <w:lvlText w:val=""/>
-      <w:lvlJc w:val="left"/>
-      <w:pPr>
-        <w:tabs>
-          <w:tab w:val="num" w:pos="0"/>
-        </w:tabs>
-        <w:ind w:left="6480" w:hanging="360"/>
-      </w:pPr>
-      <w:rPr>
-        <w:rFonts w:ascii="Wingdings" w:hAnsi="Wingdings" w:cs="Wingdings" w:hint="default"/>
-      </w:rPr>
-    </w:lvl>
-  </w:abstractNum>
-  <w:abstractNum w:abstractNumId="19">
-    <w:lvl w:ilvl="0">
-      <w:numFmt w:val="bullet"/>
-      <w:lvlText w:val=""/>
-      <w:lvlJc w:val="left"/>
-      <w:pPr>
-        <w:tabs>
-          <w:tab w:val="num" w:pos="0"/>
-        </w:tabs>
-        <w:ind w:left="720" w:hanging="360"/>
-      </w:pPr>
-      <w:rPr>
-        <w:rFonts w:ascii="Symbol" w:hAnsi="Symbol" w:cs="Symbol" w:hint="default"/>
-      </w:rPr>
-    </w:lvl>
-    <w:lvl w:ilvl="1">
-      <w:start w:val="0"/>
-      <w:numFmt w:val="bullet"/>
-      <w:lvlText w:val="o"/>
-      <w:lvlJc w:val="left"/>
-      <w:pPr>
-        <w:tabs>
-          <w:tab w:val="num" w:pos="0"/>
-        </w:tabs>
-        <w:ind w:left="1440" w:hanging="360"/>
-      </w:pPr>
-      <w:rPr>
-        <w:rFonts w:ascii="Courier New" w:hAnsi="Courier New" w:cs="Courier New" w:hint="default"/>
-      </w:rPr>
-    </w:lvl>
-    <w:lvl w:ilvl="2">
-      <w:start w:val="0"/>
-      <w:numFmt w:val="bullet"/>
-      <w:lvlText w:val=""/>
-      <w:lvlJc w:val="left"/>
-      <w:pPr>
-        <w:tabs>
-          <w:tab w:val="num" w:pos="0"/>
-        </w:tabs>
-        <w:ind w:left="2160" w:hanging="360"/>
-      </w:pPr>
-      <w:rPr>
-        <w:rFonts w:ascii="Wingdings" w:hAnsi="Wingdings" w:cs="Wingdings" w:hint="default"/>
-      </w:rPr>
-    </w:lvl>
-    <w:lvl w:ilvl="3">
-      <w:start w:val="0"/>
-      <w:numFmt w:val="bullet"/>
-      <w:lvlText w:val=""/>
-      <w:lvlJc w:val="left"/>
-      <w:pPr>
-        <w:tabs>
-          <w:tab w:val="num" w:pos="0"/>
-        </w:tabs>
-        <w:ind w:left="2880" w:hanging="360"/>
-      </w:pPr>
-      <w:rPr>
-        <w:rFonts w:ascii="Symbol" w:hAnsi="Symbol" w:cs="Symbol" w:hint="default"/>
-      </w:rPr>
-    </w:lvl>
-    <w:lvl w:ilvl="4">
-      <w:start w:val="0"/>
-      <w:numFmt w:val="bullet"/>
-      <w:lvlText w:val="o"/>
-      <w:lvlJc w:val="left"/>
-      <w:pPr>
-        <w:tabs>
-          <w:tab w:val="num" w:pos="0"/>
-        </w:tabs>
-        <w:ind w:left="3600" w:hanging="360"/>
-      </w:pPr>
-      <w:rPr>
-        <w:rFonts w:ascii="Courier New" w:hAnsi="Courier New" w:cs="Courier New" w:hint="default"/>
-      </w:rPr>
-    </w:lvl>
-    <w:lvl w:ilvl="5">
-      <w:start w:val="0"/>
-      <w:numFmt w:val="bullet"/>
-      <w:lvlText w:val=""/>
-      <w:lvlJc w:val="left"/>
-      <w:pPr>
-        <w:tabs>
-          <w:tab w:val="num" w:pos="0"/>
-        </w:tabs>
-        <w:ind w:left="4320" w:hanging="360"/>
-      </w:pPr>
-      <w:rPr>
-        <w:rFonts w:ascii="Wingdings" w:hAnsi="Wingdings" w:cs="Wingdings" w:hint="default"/>
-      </w:rPr>
-    </w:lvl>
-    <w:lvl w:ilvl="6">
-      <w:start w:val="0"/>
-      <w:numFmt w:val="bullet"/>
-      <w:lvlText w:val=""/>
-      <w:lvlJc w:val="left"/>
-      <w:pPr>
-        <w:tabs>
-          <w:tab w:val="num" w:pos="0"/>
-        </w:tabs>
-        <w:ind w:left="5040" w:hanging="360"/>
-      </w:pPr>
-      <w:rPr>
-        <w:rFonts w:ascii="Symbol" w:hAnsi="Symbol" w:cs="Symbol" w:hint="default"/>
-      </w:rPr>
-    </w:lvl>
-    <w:lvl w:ilvl="7">
-      <w:start w:val="0"/>
-      <w:numFmt w:val="bullet"/>
-      <w:lvlText w:val="o"/>
-      <w:lvlJc w:val="left"/>
-      <w:pPr>
-        <w:tabs>
-          <w:tab w:val="num" w:pos="0"/>
-        </w:tabs>
-        <w:ind w:left="5760" w:hanging="360"/>
-      </w:pPr>
-      <w:rPr>
-        <w:rFonts w:ascii="Courier New" w:hAnsi="Courier New" w:cs="Courier New" w:hint="default"/>
-      </w:rPr>
-    </w:lvl>
-    <w:lvl w:ilvl="8">
-      <w:start w:val="0"/>
-      <w:numFmt w:val="bullet"/>
-      <w:lvlText w:val=""/>
-      <w:lvlJc w:val="left"/>
-      <w:pPr>
-        <w:tabs>
-          <w:tab w:val="num" w:pos="0"/>
-        </w:tabs>
-        <w:ind w:left="6480" w:hanging="360"/>
-      </w:pPr>
-      <w:rPr>
-        <w:rFonts w:ascii="Wingdings" w:hAnsi="Wingdings" w:cs="Wingdings" w:hint="default"/>
-      </w:rPr>
-    </w:lvl>
-  </w:abstractNum>
-  <w:abstractNum w:abstractNumId="20">
-    <w:lvl w:ilvl="0">
-      <w:numFmt w:val="bullet"/>
-      <w:lvlText w:val=""/>
-      <w:lvlJc w:val="left"/>
-      <w:pPr>
-        <w:tabs>
-          <w:tab w:val="num" w:pos="0"/>
-        </w:tabs>
-        <w:ind w:left="720" w:hanging="360"/>
-      </w:pPr>
-      <w:rPr>
-        <w:rFonts w:ascii="Symbol" w:hAnsi="Symbol" w:cs="Symbol" w:hint="default"/>
-      </w:rPr>
-    </w:lvl>
-    <w:lvl w:ilvl="1">
-      <w:start w:val="0"/>
-      <w:numFmt w:val="bullet"/>
-      <w:lvlText w:val="o"/>
-      <w:lvlJc w:val="left"/>
-      <w:pPr>
-        <w:tabs>
-          <w:tab w:val="num" w:pos="0"/>
-        </w:tabs>
-        <w:ind w:left="1440" w:hanging="360"/>
-      </w:pPr>
-      <w:rPr>
-        <w:rFonts w:ascii="Courier New" w:hAnsi="Courier New" w:cs="Courier New" w:hint="default"/>
-      </w:rPr>
-    </w:lvl>
-    <w:lvl w:ilvl="2">
-      <w:start w:val="0"/>
-      <w:numFmt w:val="bullet"/>
-      <w:lvlText w:val=""/>
-      <w:lvlJc w:val="left"/>
-      <w:pPr>
-        <w:tabs>
-          <w:tab w:val="num" w:pos="0"/>
-        </w:tabs>
-        <w:ind w:left="2160" w:hanging="360"/>
-      </w:pPr>
-      <w:rPr>
-        <w:rFonts w:ascii="Wingdings" w:hAnsi="Wingdings" w:cs="Wingdings" w:hint="default"/>
-      </w:rPr>
-    </w:lvl>
-    <w:lvl w:ilvl="3">
-      <w:start w:val="0"/>
-      <w:numFmt w:val="bullet"/>
-      <w:lvlText w:val=""/>
-      <w:lvlJc w:val="left"/>
-      <w:pPr>
-        <w:tabs>
-          <w:tab w:val="num" w:pos="0"/>
-        </w:tabs>
-        <w:ind w:left="2880" w:hanging="360"/>
-      </w:pPr>
-      <w:rPr>
-        <w:rFonts w:ascii="Symbol" w:hAnsi="Symbol" w:cs="Symbol" w:hint="default"/>
-      </w:rPr>
-    </w:lvl>
-    <w:lvl w:ilvl="4">
-      <w:start w:val="0"/>
-      <w:numFmt w:val="bullet"/>
-      <w:lvlText w:val="o"/>
-      <w:lvlJc w:val="left"/>
-      <w:pPr>
-        <w:tabs>
-          <w:tab w:val="num" w:pos="0"/>
-        </w:tabs>
-        <w:ind w:left="3600" w:hanging="360"/>
-      </w:pPr>
-      <w:rPr>
-        <w:rFonts w:ascii="Courier New" w:hAnsi="Courier New" w:cs="Courier New" w:hint="default"/>
-      </w:rPr>
-    </w:lvl>
-    <w:lvl w:ilvl="5">
-      <w:start w:val="0"/>
-      <w:numFmt w:val="bullet"/>
-      <w:lvlText w:val=""/>
-      <w:lvlJc w:val="left"/>
-      <w:pPr>
-        <w:tabs>
-          <w:tab w:val="num" w:pos="0"/>
-        </w:tabs>
-        <w:ind w:left="4320" w:hanging="360"/>
-      </w:pPr>
-      <w:rPr>
-        <w:rFonts w:ascii="Wingdings" w:hAnsi="Wingdings" w:cs="Wingdings" w:hint="default"/>
-      </w:rPr>
-    </w:lvl>
-    <w:lvl w:ilvl="6">
-      <w:start w:val="0"/>
-      <w:numFmt w:val="bullet"/>
-      <w:lvlText w:val=""/>
-      <w:lvlJc w:val="left"/>
-      <w:pPr>
-        <w:tabs>
-          <w:tab w:val="num" w:pos="0"/>
-        </w:tabs>
-        <w:ind w:left="5040" w:hanging="360"/>
-      </w:pPr>
-      <w:rPr>
-        <w:rFonts w:ascii="Symbol" w:hAnsi="Symbol" w:cs="Symbol" w:hint="default"/>
-      </w:rPr>
-    </w:lvl>
-    <w:lvl w:ilvl="7">
-      <w:start w:val="0"/>
-      <w:numFmt w:val="bullet"/>
-      <w:lvlText w:val="o"/>
-      <w:lvlJc w:val="left"/>
-      <w:pPr>
-        <w:tabs>
-          <w:tab w:val="num" w:pos="0"/>
-        </w:tabs>
-        <w:ind w:left="5760" w:hanging="360"/>
-      </w:pPr>
-      <w:rPr>
-        <w:rFonts w:ascii="Courier New" w:hAnsi="Courier New" w:cs="Courier New" w:hint="default"/>
-      </w:rPr>
-    </w:lvl>
-    <w:lvl w:ilvl="8">
-      <w:start w:val="0"/>
-      <w:numFmt w:val="bullet"/>
-      <w:lvlText w:val=""/>
-      <w:lvlJc w:val="left"/>
-      <w:pPr>
-        <w:tabs>
-          <w:tab w:val="num" w:pos="0"/>
-        </w:tabs>
-        <w:ind w:left="6480" w:hanging="360"/>
-      </w:pPr>
-      <w:rPr>
-        <w:rFonts w:ascii="Wingdings" w:hAnsi="Wingdings" w:cs="Wingdings" w:hint="default"/>
-      </w:rPr>
-    </w:lvl>
-  </w:abstractNum>
-  <w:abstractNum w:abstractNumId="21">
-    <w:lvl w:ilvl="0">
-      <w:numFmt w:val="bullet"/>
-      <w:lvlText w:val=""/>
-      <w:lvlJc w:val="left"/>
-      <w:pPr>
-        <w:tabs>
-          <w:tab w:val="num" w:pos="0"/>
-        </w:tabs>
-        <w:ind w:left="720" w:hanging="360"/>
-      </w:pPr>
-      <w:rPr>
-        <w:rFonts w:ascii="Symbol" w:hAnsi="Symbol" w:cs="Symbol" w:hint="default"/>
-      </w:rPr>
-    </w:lvl>
-    <w:lvl w:ilvl="1">
-      <w:start w:val="0"/>
-      <w:numFmt w:val="bullet"/>
-      <w:lvlText w:val="o"/>
-      <w:lvlJc w:val="left"/>
-      <w:pPr>
-        <w:tabs>
-          <w:tab w:val="num" w:pos="0"/>
-        </w:tabs>
-        <w:ind w:left="1440" w:hanging="360"/>
-      </w:pPr>
-      <w:rPr>
-        <w:rFonts w:ascii="Courier New" w:hAnsi="Courier New" w:cs="Courier New" w:hint="default"/>
-      </w:rPr>
-    </w:lvl>
-    <w:lvl w:ilvl="2">
-      <w:start w:val="0"/>
-      <w:numFmt w:val="bullet"/>
-      <w:lvlText w:val=""/>
-      <w:lvlJc w:val="left"/>
-      <w:pPr>
-        <w:tabs>
-          <w:tab w:val="num" w:pos="0"/>
-        </w:tabs>
-        <w:ind w:left="2160" w:hanging="360"/>
-      </w:pPr>
-      <w:rPr>
-        <w:rFonts w:ascii="Wingdings" w:hAnsi="Wingdings" w:cs="Wingdings" w:hint="default"/>
-      </w:rPr>
-    </w:lvl>
-    <w:lvl w:ilvl="3">
-      <w:start w:val="0"/>
-      <w:numFmt w:val="bullet"/>
-      <w:lvlText w:val=""/>
-      <w:lvlJc w:val="left"/>
-      <w:pPr>
-        <w:tabs>
-          <w:tab w:val="num" w:pos="0"/>
-        </w:tabs>
-        <w:ind w:left="2880" w:hanging="360"/>
-      </w:pPr>
-      <w:rPr>
-        <w:rFonts w:ascii="Symbol" w:hAnsi="Symbol" w:cs="Symbol" w:hint="default"/>
-      </w:rPr>
-    </w:lvl>
-    <w:lvl w:ilvl="4">
-      <w:start w:val="0"/>
-      <w:numFmt w:val="bullet"/>
-      <w:lvlText w:val="o"/>
-      <w:lvlJc w:val="left"/>
-      <w:pPr>
-        <w:tabs>
-          <w:tab w:val="num" w:pos="0"/>
-        </w:tabs>
-        <w:ind w:left="3600" w:hanging="360"/>
-      </w:pPr>
-      <w:rPr>
-        <w:rFonts w:ascii="Courier New" w:hAnsi="Courier New" w:cs="Courier New" w:hint="default"/>
-      </w:rPr>
-    </w:lvl>
-    <w:lvl w:ilvl="5">
-      <w:start w:val="0"/>
-      <w:numFmt w:val="bullet"/>
-      <w:lvlText w:val=""/>
-      <w:lvlJc w:val="left"/>
-      <w:pPr>
-        <w:tabs>
-          <w:tab w:val="num" w:pos="0"/>
-        </w:tabs>
-        <w:ind w:left="4320" w:hanging="360"/>
-      </w:pPr>
-      <w:rPr>
-        <w:rFonts w:ascii="Wingdings" w:hAnsi="Wingdings" w:cs="Wingdings" w:hint="default"/>
-      </w:rPr>
-    </w:lvl>
-    <w:lvl w:ilvl="6">
-      <w:start w:val="0"/>
-      <w:numFmt w:val="bullet"/>
-      <w:lvlText w:val=""/>
-      <w:lvlJc w:val="left"/>
-      <w:pPr>
-        <w:tabs>
-          <w:tab w:val="num" w:pos="0"/>
-        </w:tabs>
-        <w:ind w:left="5040" w:hanging="360"/>
-      </w:pPr>
-      <w:rPr>
-        <w:rFonts w:ascii="Symbol" w:hAnsi="Symbol" w:cs="Symbol" w:hint="default"/>
-      </w:rPr>
-    </w:lvl>
-    <w:lvl w:ilvl="7">
-      <w:start w:val="0"/>
-      <w:numFmt w:val="bullet"/>
-      <w:lvlText w:val="o"/>
-      <w:lvlJc w:val="left"/>
-      <w:pPr>
-        <w:tabs>
-          <w:tab w:val="num" w:pos="0"/>
-        </w:tabs>
-        <w:ind w:left="5760" w:hanging="360"/>
-      </w:pPr>
-      <w:rPr>
-        <w:rFonts w:ascii="Courier New" w:hAnsi="Courier New" w:cs="Courier New" w:hint="default"/>
-      </w:rPr>
-    </w:lvl>
-    <w:lvl w:ilvl="8">
-      <w:start w:val="0"/>
-      <w:numFmt w:val="bullet"/>
-      <w:lvlText w:val=""/>
-      <w:lvlJc w:val="left"/>
-      <w:pPr>
-        <w:tabs>
-          <w:tab w:val="num" w:pos="0"/>
-        </w:tabs>
-        <w:ind w:left="6480" w:hanging="360"/>
-      </w:pPr>
-      <w:rPr>
-        <w:rFonts w:ascii="Wingdings" w:hAnsi="Wingdings" w:cs="Wingdings" w:hint="default"/>
-      </w:rPr>
-    </w:lvl>
-  </w:abstractNum>
-  <w:abstractNum w:abstractNumId="22">
-    <w:lvl w:ilvl="0">
-      <w:numFmt w:val="bullet"/>
-      <w:lvlText w:val=""/>
-      <w:lvlJc w:val="left"/>
-      <w:pPr>
-        <w:tabs>
-          <w:tab w:val="num" w:pos="0"/>
-        </w:tabs>
-        <w:ind w:left="720" w:hanging="360"/>
-      </w:pPr>
-      <w:rPr>
-        <w:rFonts w:ascii="Symbol" w:hAnsi="Symbol" w:cs="Symbol" w:hint="default"/>
-      </w:rPr>
-    </w:lvl>
-    <w:lvl w:ilvl="1">
-      <w:start w:val="0"/>
-      <w:numFmt w:val="bullet"/>
-      <w:lvlText w:val="o"/>
-      <w:lvlJc w:val="left"/>
-      <w:pPr>
-        <w:tabs>
-          <w:tab w:val="num" w:pos="0"/>
-        </w:tabs>
-        <w:ind w:left="1440" w:hanging="360"/>
-      </w:pPr>
-      <w:rPr>
-        <w:rFonts w:ascii="Courier New" w:hAnsi="Courier New" w:cs="Courier New" w:hint="default"/>
-      </w:rPr>
-    </w:lvl>
-    <w:lvl w:ilvl="2">
-      <w:start w:val="0"/>
-      <w:numFmt w:val="bullet"/>
-      <w:lvlText w:val=""/>
-      <w:lvlJc w:val="left"/>
-      <w:pPr>
-        <w:tabs>
-          <w:tab w:val="num" w:pos="0"/>
-        </w:tabs>
-        <w:ind w:left="2160" w:hanging="360"/>
-      </w:pPr>
-      <w:rPr>
-        <w:rFonts w:ascii="Wingdings" w:hAnsi="Wingdings" w:cs="Wingdings" w:hint="default"/>
-      </w:rPr>
-    </w:lvl>
-    <w:lvl w:ilvl="3">
-      <w:start w:val="0"/>
-      <w:numFmt w:val="bullet"/>
-      <w:lvlText w:val=""/>
-      <w:lvlJc w:val="left"/>
-      <w:pPr>
-        <w:tabs>
-          <w:tab w:val="num" w:pos="0"/>
-        </w:tabs>
-        <w:ind w:left="2880" w:hanging="360"/>
-      </w:pPr>
-      <w:rPr>
-        <w:rFonts w:ascii="Symbol" w:hAnsi="Symbol" w:cs="Symbol" w:hint="default"/>
-      </w:rPr>
-    </w:lvl>
-    <w:lvl w:ilvl="4">
-      <w:start w:val="0"/>
-      <w:numFmt w:val="bullet"/>
-      <w:lvlText w:val="o"/>
-      <w:lvlJc w:val="left"/>
-      <w:pPr>
-        <w:tabs>
-          <w:tab w:val="num" w:pos="0"/>
-        </w:tabs>
-        <w:ind w:left="3600" w:hanging="360"/>
-      </w:pPr>
-      <w:rPr>
-        <w:rFonts w:ascii="Courier New" w:hAnsi="Courier New" w:cs="Courier New" w:hint="default"/>
-      </w:rPr>
-    </w:lvl>
-    <w:lvl w:ilvl="5">
-      <w:start w:val="0"/>
-      <w:numFmt w:val="bullet"/>
-      <w:lvlText w:val=""/>
-      <w:lvlJc w:val="left"/>
-      <w:pPr>
-        <w:tabs>
-          <w:tab w:val="num" w:pos="0"/>
-        </w:tabs>
-        <w:ind w:left="4320" w:hanging="360"/>
-      </w:pPr>
-      <w:rPr>
-        <w:rFonts w:ascii="Wingdings" w:hAnsi="Wingdings" w:cs="Wingdings" w:hint="default"/>
-      </w:rPr>
-    </w:lvl>
-    <w:lvl w:ilvl="6">
-      <w:start w:val="0"/>
-      <w:numFmt w:val="bullet"/>
-      <w:lvlText w:val=""/>
-      <w:lvlJc w:val="left"/>
-      <w:pPr>
-        <w:tabs>
-          <w:tab w:val="num" w:pos="0"/>
-        </w:tabs>
-        <w:ind w:left="5040" w:hanging="360"/>
-      </w:pPr>
-      <w:rPr>
-        <w:rFonts w:ascii="Symbol" w:hAnsi="Symbol" w:cs="Symbol" w:hint="default"/>
-      </w:rPr>
-    </w:lvl>
-    <w:lvl w:ilvl="7">
-      <w:start w:val="0"/>
-      <w:numFmt w:val="bullet"/>
-      <w:lvlText w:val="o"/>
-      <w:lvlJc w:val="left"/>
-      <w:pPr>
-        <w:tabs>
-          <w:tab w:val="num" w:pos="0"/>
-        </w:tabs>
-        <w:ind w:left="5760" w:hanging="360"/>
-      </w:pPr>
-      <w:rPr>
-        <w:rFonts w:ascii="Courier New" w:hAnsi="Courier New" w:cs="Courier New" w:hint="default"/>
-      </w:rPr>
-    </w:lvl>
-    <w:lvl w:ilvl="8">
-      <w:start w:val="0"/>
-      <w:numFmt w:val="bullet"/>
-      <w:lvlText w:val=""/>
-      <w:lvlJc w:val="left"/>
-      <w:pPr>
-        <w:tabs>
-          <w:tab w:val="num" w:pos="0"/>
-        </w:tabs>
-        <w:ind w:left="6480" w:hanging="360"/>
-      </w:pPr>
-      <w:rPr>
-        <w:rFonts w:ascii="Wingdings" w:hAnsi="Wingdings" w:cs="Wingdings" w:hint="default"/>
-      </w:rPr>
-    </w:lvl>
-  </w:abstractNum>
-  <w:abstractNum w:abstractNumId="23">
-    <w:lvl w:ilvl="0">
-      <w:numFmt w:val="bullet"/>
-      <w:lvlText w:val=""/>
-      <w:lvlJc w:val="left"/>
-      <w:pPr>
-        <w:tabs>
-          <w:tab w:val="num" w:pos="0"/>
-        </w:tabs>
-        <w:ind w:left="720" w:hanging="360"/>
-      </w:pPr>
-      <w:rPr>
-        <w:rFonts w:ascii="Symbol" w:hAnsi="Symbol" w:cs="Symbol" w:hint="default"/>
-      </w:rPr>
-    </w:lvl>
-    <w:lvl w:ilvl="1">
-      <w:start w:val="0"/>
-      <w:numFmt w:val="bullet"/>
-      <w:lvlText w:val="o"/>
-      <w:lvlJc w:val="left"/>
-      <w:pPr>
-        <w:tabs>
-          <w:tab w:val="num" w:pos="0"/>
-        </w:tabs>
-        <w:ind w:left="1440" w:hanging="360"/>
-      </w:pPr>
-      <w:rPr>
-        <w:rFonts w:ascii="Courier New" w:hAnsi="Courier New" w:cs="Courier New" w:hint="default"/>
-      </w:rPr>
-    </w:lvl>
-    <w:lvl w:ilvl="2">
-      <w:start w:val="0"/>
-      <w:numFmt w:val="bullet"/>
-      <w:lvlText w:val=""/>
-      <w:lvlJc w:val="left"/>
-      <w:pPr>
-        <w:tabs>
-          <w:tab w:val="num" w:pos="0"/>
-        </w:tabs>
-        <w:ind w:left="2160" w:hanging="360"/>
-      </w:pPr>
-      <w:rPr>
-        <w:rFonts w:ascii="Wingdings" w:hAnsi="Wingdings" w:cs="Wingdings" w:hint="default"/>
-      </w:rPr>
-    </w:lvl>
-    <w:lvl w:ilvl="3">
-      <w:start w:val="0"/>
-      <w:numFmt w:val="bullet"/>
-      <w:lvlText w:val=""/>
-      <w:lvlJc w:val="left"/>
-      <w:pPr>
-        <w:tabs>
-          <w:tab w:val="num" w:pos="0"/>
-        </w:tabs>
-        <w:ind w:left="2880" w:hanging="360"/>
-      </w:pPr>
-      <w:rPr>
-        <w:rFonts w:ascii="Symbol" w:hAnsi="Symbol" w:cs="Symbol" w:hint="default"/>
-      </w:rPr>
-    </w:lvl>
-    <w:lvl w:ilvl="4">
-      <w:start w:val="0"/>
-      <w:numFmt w:val="bullet"/>
-      <w:lvlText w:val="o"/>
-      <w:lvlJc w:val="left"/>
-      <w:pPr>
-        <w:tabs>
-          <w:tab w:val="num" w:pos="0"/>
-        </w:tabs>
-        <w:ind w:left="3600" w:hanging="360"/>
-      </w:pPr>
-      <w:rPr>
-        <w:rFonts w:ascii="Courier New" w:hAnsi="Courier New" w:cs="Courier New" w:hint="default"/>
-      </w:rPr>
-    </w:lvl>
-    <w:lvl w:ilvl="5">
-      <w:start w:val="0"/>
-      <w:numFmt w:val="bullet"/>
-      <w:lvlText w:val=""/>
-      <w:lvlJc w:val="left"/>
-      <w:pPr>
-        <w:tabs>
-          <w:tab w:val="num" w:pos="0"/>
-        </w:tabs>
-        <w:ind w:left="4320" w:hanging="360"/>
-      </w:pPr>
-      <w:rPr>
-        <w:rFonts w:ascii="Wingdings" w:hAnsi="Wingdings" w:cs="Wingdings" w:hint="default"/>
-      </w:rPr>
-    </w:lvl>
-    <w:lvl w:ilvl="6">
-      <w:start w:val="0"/>
-      <w:numFmt w:val="bullet"/>
-      <w:lvlText w:val=""/>
-      <w:lvlJc w:val="left"/>
-      <w:pPr>
-        <w:tabs>
-          <w:tab w:val="num" w:pos="0"/>
-        </w:tabs>
-        <w:ind w:left="5040" w:hanging="360"/>
-      </w:pPr>
-      <w:rPr>
-        <w:rFonts w:ascii="Symbol" w:hAnsi="Symbol" w:cs="Symbol" w:hint="default"/>
-      </w:rPr>
-    </w:lvl>
-    <w:lvl w:ilvl="7">
-      <w:start w:val="0"/>
-      <w:numFmt w:val="bullet"/>
-      <w:lvlText w:val="o"/>
-      <w:lvlJc w:val="left"/>
-      <w:pPr>
-        <w:tabs>
-          <w:tab w:val="num" w:pos="0"/>
-        </w:tabs>
-        <w:ind w:left="5760" w:hanging="360"/>
-      </w:pPr>
-      <w:rPr>
-        <w:rFonts w:ascii="Courier New" w:hAnsi="Courier New" w:cs="Courier New" w:hint="default"/>
-      </w:rPr>
-    </w:lvl>
-    <w:lvl w:ilvl="8">
-      <w:start w:val="0"/>
-      <w:numFmt w:val="bullet"/>
-      <w:lvlText w:val=""/>
-      <w:lvlJc w:val="left"/>
-      <w:pPr>
-        <w:tabs>
-          <w:tab w:val="num" w:pos="0"/>
-        </w:tabs>
-        <w:ind w:left="6480" w:hanging="360"/>
-      </w:pPr>
-      <w:rPr>
-        <w:rFonts w:ascii="Wingdings" w:hAnsi="Wingdings" w:cs="Wingdings" w:hint="default"/>
-      </w:rPr>
-    </w:lvl>
-  </w:abstractNum>
-  <w:abstractNum w:abstractNumId="24">
-    <w:lvl w:ilvl="0">
-      <w:numFmt w:val="bullet"/>
-      <w:lvlText w:val=""/>
-      <w:lvlJc w:val="left"/>
-      <w:pPr>
-        <w:tabs>
-          <w:tab w:val="num" w:pos="0"/>
-        </w:tabs>
-        <w:ind w:left="720" w:hanging="360"/>
-      </w:pPr>
-      <w:rPr>
-        <w:rFonts w:ascii="Symbol" w:hAnsi="Symbol" w:cs="Symbol" w:hint="default"/>
-      </w:rPr>
-    </w:lvl>
-    <w:lvl w:ilvl="1">
-      <w:start w:val="0"/>
-      <w:numFmt w:val="bullet"/>
-      <w:lvlText w:val="o"/>
-      <w:lvlJc w:val="left"/>
-      <w:pPr>
-        <w:tabs>
-          <w:tab w:val="num" w:pos="0"/>
-        </w:tabs>
-        <w:ind w:left="1440" w:hanging="360"/>
-      </w:pPr>
-      <w:rPr>
-        <w:rFonts w:ascii="Courier New" w:hAnsi="Courier New" w:cs="Courier New" w:hint="default"/>
-      </w:rPr>
-    </w:lvl>
-    <w:lvl w:ilvl="2">
-      <w:start w:val="0"/>
-      <w:numFmt w:val="bullet"/>
-      <w:lvlText w:val=""/>
-      <w:lvlJc w:val="left"/>
-      <w:pPr>
-        <w:tabs>
-          <w:tab w:val="num" w:pos="0"/>
-        </w:tabs>
-        <w:ind w:left="2160" w:hanging="360"/>
-      </w:pPr>
-      <w:rPr>
-        <w:rFonts w:ascii="Wingdings" w:hAnsi="Wingdings" w:cs="Wingdings" w:hint="default"/>
-      </w:rPr>
-    </w:lvl>
-    <w:lvl w:ilvl="3">
-      <w:start w:val="0"/>
-      <w:numFmt w:val="bullet"/>
-      <w:lvlText w:val=""/>
-      <w:lvlJc w:val="left"/>
-      <w:pPr>
-        <w:tabs>
-          <w:tab w:val="num" w:pos="0"/>
-        </w:tabs>
-        <w:ind w:left="2880" w:hanging="360"/>
-      </w:pPr>
-      <w:rPr>
-        <w:rFonts w:ascii="Symbol" w:hAnsi="Symbol" w:cs="Symbol" w:hint="default"/>
-      </w:rPr>
-    </w:lvl>
-    <w:lvl w:ilvl="4">
-      <w:start w:val="0"/>
-      <w:numFmt w:val="bullet"/>
-      <w:lvlText w:val="o"/>
-      <w:lvlJc w:val="left"/>
-      <w:pPr>
-        <w:tabs>
-          <w:tab w:val="num" w:pos="0"/>
-        </w:tabs>
-        <w:ind w:left="3600" w:hanging="360"/>
-      </w:pPr>
-      <w:rPr>
-        <w:rFonts w:ascii="Courier New" w:hAnsi="Courier New" w:cs="Courier New" w:hint="default"/>
-      </w:rPr>
-    </w:lvl>
-    <w:lvl w:ilvl="5">
-      <w:start w:val="0"/>
-      <w:numFmt w:val="bullet"/>
-      <w:lvlText w:val=""/>
-      <w:lvlJc w:val="left"/>
-      <w:pPr>
-        <w:tabs>
-          <w:tab w:val="num" w:pos="0"/>
-        </w:tabs>
-        <w:ind w:left="4320" w:hanging="360"/>
-      </w:pPr>
-      <w:rPr>
-        <w:rFonts w:ascii="Wingdings" w:hAnsi="Wingdings" w:cs="Wingdings" w:hint="default"/>
-      </w:rPr>
-    </w:lvl>
-    <w:lvl w:ilvl="6">
-      <w:start w:val="0"/>
-      <w:numFmt w:val="bullet"/>
-      <w:lvlText w:val=""/>
-      <w:lvlJc w:val="left"/>
-      <w:pPr>
-        <w:tabs>
-          <w:tab w:val="num" w:pos="0"/>
-        </w:tabs>
-        <w:ind w:left="5040" w:hanging="360"/>
-      </w:pPr>
-      <w:rPr>
-        <w:rFonts w:ascii="Symbol" w:hAnsi="Symbol" w:cs="Symbol" w:hint="default"/>
-      </w:rPr>
-    </w:lvl>
-    <w:lvl w:ilvl="7">
-      <w:start w:val="0"/>
-      <w:numFmt w:val="bullet"/>
-      <w:lvlText w:val="o"/>
-      <w:lvlJc w:val="left"/>
-      <w:pPr>
-        <w:tabs>
-          <w:tab w:val="num" w:pos="0"/>
-        </w:tabs>
-        <w:ind w:left="5760" w:hanging="360"/>
-      </w:pPr>
-      <w:rPr>
-        <w:rFonts w:ascii="Courier New" w:hAnsi="Courier New" w:cs="Courier New" w:hint="default"/>
-      </w:rPr>
-    </w:lvl>
-    <w:lvl w:ilvl="8">
-      <w:start w:val="0"/>
-      <w:numFmt w:val="bullet"/>
-      <w:lvlText w:val=""/>
-      <w:lvlJc w:val="left"/>
-      <w:pPr>
-        <w:tabs>
-          <w:tab w:val="num" w:pos="0"/>
-        </w:tabs>
-        <w:ind w:left="6480" w:hanging="360"/>
-      </w:pPr>
-      <w:rPr>
-        <w:rFonts w:ascii="Wingdings" w:hAnsi="Wingdings" w:cs="Wingdings" w:hint="default"/>
-      </w:rPr>
-    </w:lvl>
-  </w:abstractNum>
-  <w:abstractNum w:abstractNumId="25">
     <w:lvl w:ilvl="0">
       <w:start w:val="1"/>
       <w:numFmt w:val="upperLetter"/>
@@ -22565,7 +20812,1911 @@
       <w:rPr/>
     </w:lvl>
   </w:abstractNum>
+  <w:abstractNum w:abstractNumId="13">
+    <w:lvl w:ilvl="0">
+      <w:numFmt w:val="bullet"/>
+      <w:lvlText w:val=""/>
+      <w:lvlJc w:val="left"/>
+      <w:pPr>
+        <w:tabs>
+          <w:tab w:val="num" w:pos="0"/>
+        </w:tabs>
+        <w:ind w:left="720" w:hanging="360"/>
+      </w:pPr>
+      <w:rPr>
+        <w:rFonts w:ascii="Symbol" w:hAnsi="Symbol" w:cs="Symbol" w:hint="default"/>
+      </w:rPr>
+    </w:lvl>
+    <w:lvl w:ilvl="1">
+      <w:start w:val="0"/>
+      <w:numFmt w:val="bullet"/>
+      <w:lvlText w:val="o"/>
+      <w:lvlJc w:val="left"/>
+      <w:pPr>
+        <w:tabs>
+          <w:tab w:val="num" w:pos="0"/>
+        </w:tabs>
+        <w:ind w:left="1440" w:hanging="360"/>
+      </w:pPr>
+      <w:rPr>
+        <w:rFonts w:ascii="Courier New" w:hAnsi="Courier New" w:cs="Courier New" w:hint="default"/>
+      </w:rPr>
+    </w:lvl>
+    <w:lvl w:ilvl="2">
+      <w:start w:val="0"/>
+      <w:numFmt w:val="bullet"/>
+      <w:lvlText w:val=""/>
+      <w:lvlJc w:val="left"/>
+      <w:pPr>
+        <w:tabs>
+          <w:tab w:val="num" w:pos="0"/>
+        </w:tabs>
+        <w:ind w:left="2160" w:hanging="360"/>
+      </w:pPr>
+      <w:rPr>
+        <w:rFonts w:ascii="Wingdings" w:hAnsi="Wingdings" w:cs="Wingdings" w:hint="default"/>
+      </w:rPr>
+    </w:lvl>
+    <w:lvl w:ilvl="3">
+      <w:start w:val="0"/>
+      <w:numFmt w:val="bullet"/>
+      <w:lvlText w:val=""/>
+      <w:lvlJc w:val="left"/>
+      <w:pPr>
+        <w:tabs>
+          <w:tab w:val="num" w:pos="0"/>
+        </w:tabs>
+        <w:ind w:left="2880" w:hanging="360"/>
+      </w:pPr>
+      <w:rPr>
+        <w:rFonts w:ascii="Symbol" w:hAnsi="Symbol" w:cs="Symbol" w:hint="default"/>
+      </w:rPr>
+    </w:lvl>
+    <w:lvl w:ilvl="4">
+      <w:start w:val="0"/>
+      <w:numFmt w:val="bullet"/>
+      <w:lvlText w:val="o"/>
+      <w:lvlJc w:val="left"/>
+      <w:pPr>
+        <w:tabs>
+          <w:tab w:val="num" w:pos="0"/>
+        </w:tabs>
+        <w:ind w:left="3600" w:hanging="360"/>
+      </w:pPr>
+      <w:rPr>
+        <w:rFonts w:ascii="Courier New" w:hAnsi="Courier New" w:cs="Courier New" w:hint="default"/>
+      </w:rPr>
+    </w:lvl>
+    <w:lvl w:ilvl="5">
+      <w:start w:val="0"/>
+      <w:numFmt w:val="bullet"/>
+      <w:lvlText w:val=""/>
+      <w:lvlJc w:val="left"/>
+      <w:pPr>
+        <w:tabs>
+          <w:tab w:val="num" w:pos="0"/>
+        </w:tabs>
+        <w:ind w:left="4320" w:hanging="360"/>
+      </w:pPr>
+      <w:rPr>
+        <w:rFonts w:ascii="Wingdings" w:hAnsi="Wingdings" w:cs="Wingdings" w:hint="default"/>
+      </w:rPr>
+    </w:lvl>
+    <w:lvl w:ilvl="6">
+      <w:start w:val="0"/>
+      <w:numFmt w:val="bullet"/>
+      <w:lvlText w:val=""/>
+      <w:lvlJc w:val="left"/>
+      <w:pPr>
+        <w:tabs>
+          <w:tab w:val="num" w:pos="0"/>
+        </w:tabs>
+        <w:ind w:left="5040" w:hanging="360"/>
+      </w:pPr>
+      <w:rPr>
+        <w:rFonts w:ascii="Symbol" w:hAnsi="Symbol" w:cs="Symbol" w:hint="default"/>
+      </w:rPr>
+    </w:lvl>
+    <w:lvl w:ilvl="7">
+      <w:start w:val="0"/>
+      <w:numFmt w:val="bullet"/>
+      <w:lvlText w:val="o"/>
+      <w:lvlJc w:val="left"/>
+      <w:pPr>
+        <w:tabs>
+          <w:tab w:val="num" w:pos="0"/>
+        </w:tabs>
+        <w:ind w:left="5760" w:hanging="360"/>
+      </w:pPr>
+      <w:rPr>
+        <w:rFonts w:ascii="Courier New" w:hAnsi="Courier New" w:cs="Courier New" w:hint="default"/>
+      </w:rPr>
+    </w:lvl>
+    <w:lvl w:ilvl="8">
+      <w:start w:val="0"/>
+      <w:numFmt w:val="bullet"/>
+      <w:lvlText w:val=""/>
+      <w:lvlJc w:val="left"/>
+      <w:pPr>
+        <w:tabs>
+          <w:tab w:val="num" w:pos="0"/>
+        </w:tabs>
+        <w:ind w:left="6480" w:hanging="360"/>
+      </w:pPr>
+      <w:rPr>
+        <w:rFonts w:ascii="Wingdings" w:hAnsi="Wingdings" w:cs="Wingdings" w:hint="default"/>
+      </w:rPr>
+    </w:lvl>
+  </w:abstractNum>
+  <w:abstractNum w:abstractNumId="14">
+    <w:lvl w:ilvl="0">
+      <w:numFmt w:val="bullet"/>
+      <w:lvlText w:val=""/>
+      <w:lvlJc w:val="left"/>
+      <w:pPr>
+        <w:tabs>
+          <w:tab w:val="num" w:pos="0"/>
+        </w:tabs>
+        <w:ind w:left="720" w:hanging="360"/>
+      </w:pPr>
+      <w:rPr>
+        <w:rFonts w:ascii="Symbol" w:hAnsi="Symbol" w:cs="Symbol" w:hint="default"/>
+      </w:rPr>
+    </w:lvl>
+    <w:lvl w:ilvl="1">
+      <w:start w:val="0"/>
+      <w:numFmt w:val="bullet"/>
+      <w:lvlText w:val="o"/>
+      <w:lvlJc w:val="left"/>
+      <w:pPr>
+        <w:tabs>
+          <w:tab w:val="num" w:pos="0"/>
+        </w:tabs>
+        <w:ind w:left="1440" w:hanging="360"/>
+      </w:pPr>
+      <w:rPr>
+        <w:rFonts w:ascii="Courier New" w:hAnsi="Courier New" w:cs="Courier New" w:hint="default"/>
+      </w:rPr>
+    </w:lvl>
+    <w:lvl w:ilvl="2">
+      <w:start w:val="0"/>
+      <w:numFmt w:val="bullet"/>
+      <w:lvlText w:val=""/>
+      <w:lvlJc w:val="left"/>
+      <w:pPr>
+        <w:tabs>
+          <w:tab w:val="num" w:pos="0"/>
+        </w:tabs>
+        <w:ind w:left="2160" w:hanging="360"/>
+      </w:pPr>
+      <w:rPr>
+        <w:rFonts w:ascii="Wingdings" w:hAnsi="Wingdings" w:cs="Wingdings" w:hint="default"/>
+      </w:rPr>
+    </w:lvl>
+    <w:lvl w:ilvl="3">
+      <w:start w:val="0"/>
+      <w:numFmt w:val="bullet"/>
+      <w:lvlText w:val=""/>
+      <w:lvlJc w:val="left"/>
+      <w:pPr>
+        <w:tabs>
+          <w:tab w:val="num" w:pos="0"/>
+        </w:tabs>
+        <w:ind w:left="2880" w:hanging="360"/>
+      </w:pPr>
+      <w:rPr>
+        <w:rFonts w:ascii="Symbol" w:hAnsi="Symbol" w:cs="Symbol" w:hint="default"/>
+      </w:rPr>
+    </w:lvl>
+    <w:lvl w:ilvl="4">
+      <w:start w:val="0"/>
+      <w:numFmt w:val="bullet"/>
+      <w:lvlText w:val="o"/>
+      <w:lvlJc w:val="left"/>
+      <w:pPr>
+        <w:tabs>
+          <w:tab w:val="num" w:pos="0"/>
+        </w:tabs>
+        <w:ind w:left="3600" w:hanging="360"/>
+      </w:pPr>
+      <w:rPr>
+        <w:rFonts w:ascii="Courier New" w:hAnsi="Courier New" w:cs="Courier New" w:hint="default"/>
+      </w:rPr>
+    </w:lvl>
+    <w:lvl w:ilvl="5">
+      <w:start w:val="0"/>
+      <w:numFmt w:val="bullet"/>
+      <w:lvlText w:val=""/>
+      <w:lvlJc w:val="left"/>
+      <w:pPr>
+        <w:tabs>
+          <w:tab w:val="num" w:pos="0"/>
+        </w:tabs>
+        <w:ind w:left="4320" w:hanging="360"/>
+      </w:pPr>
+      <w:rPr>
+        <w:rFonts w:ascii="Wingdings" w:hAnsi="Wingdings" w:cs="Wingdings" w:hint="default"/>
+      </w:rPr>
+    </w:lvl>
+    <w:lvl w:ilvl="6">
+      <w:start w:val="0"/>
+      <w:numFmt w:val="bullet"/>
+      <w:lvlText w:val=""/>
+      <w:lvlJc w:val="left"/>
+      <w:pPr>
+        <w:tabs>
+          <w:tab w:val="num" w:pos="0"/>
+        </w:tabs>
+        <w:ind w:left="5040" w:hanging="360"/>
+      </w:pPr>
+      <w:rPr>
+        <w:rFonts w:ascii="Symbol" w:hAnsi="Symbol" w:cs="Symbol" w:hint="default"/>
+      </w:rPr>
+    </w:lvl>
+    <w:lvl w:ilvl="7">
+      <w:start w:val="0"/>
+      <w:numFmt w:val="bullet"/>
+      <w:lvlText w:val="o"/>
+      <w:lvlJc w:val="left"/>
+      <w:pPr>
+        <w:tabs>
+          <w:tab w:val="num" w:pos="0"/>
+        </w:tabs>
+        <w:ind w:left="5760" w:hanging="360"/>
+      </w:pPr>
+      <w:rPr>
+        <w:rFonts w:ascii="Courier New" w:hAnsi="Courier New" w:cs="Courier New" w:hint="default"/>
+      </w:rPr>
+    </w:lvl>
+    <w:lvl w:ilvl="8">
+      <w:start w:val="0"/>
+      <w:numFmt w:val="bullet"/>
+      <w:lvlText w:val=""/>
+      <w:lvlJc w:val="left"/>
+      <w:pPr>
+        <w:tabs>
+          <w:tab w:val="num" w:pos="0"/>
+        </w:tabs>
+        <w:ind w:left="6480" w:hanging="360"/>
+      </w:pPr>
+      <w:rPr>
+        <w:rFonts w:ascii="Wingdings" w:hAnsi="Wingdings" w:cs="Wingdings" w:hint="default"/>
+      </w:rPr>
+    </w:lvl>
+  </w:abstractNum>
+  <w:abstractNum w:abstractNumId="15">
+    <w:lvl w:ilvl="0">
+      <w:numFmt w:val="bullet"/>
+      <w:lvlText w:val=""/>
+      <w:lvlJc w:val="left"/>
+      <w:pPr>
+        <w:tabs>
+          <w:tab w:val="num" w:pos="0"/>
+        </w:tabs>
+        <w:ind w:left="720" w:hanging="360"/>
+      </w:pPr>
+      <w:rPr>
+        <w:rFonts w:ascii="Symbol" w:hAnsi="Symbol" w:cs="Symbol" w:hint="default"/>
+      </w:rPr>
+    </w:lvl>
+    <w:lvl w:ilvl="1">
+      <w:start w:val="0"/>
+      <w:numFmt w:val="bullet"/>
+      <w:lvlText w:val="o"/>
+      <w:lvlJc w:val="left"/>
+      <w:pPr>
+        <w:tabs>
+          <w:tab w:val="num" w:pos="0"/>
+        </w:tabs>
+        <w:ind w:left="1440" w:hanging="360"/>
+      </w:pPr>
+      <w:rPr>
+        <w:rFonts w:ascii="Courier New" w:hAnsi="Courier New" w:cs="Courier New" w:hint="default"/>
+      </w:rPr>
+    </w:lvl>
+    <w:lvl w:ilvl="2">
+      <w:start w:val="0"/>
+      <w:numFmt w:val="bullet"/>
+      <w:lvlText w:val=""/>
+      <w:lvlJc w:val="left"/>
+      <w:pPr>
+        <w:tabs>
+          <w:tab w:val="num" w:pos="0"/>
+        </w:tabs>
+        <w:ind w:left="2160" w:hanging="360"/>
+      </w:pPr>
+      <w:rPr>
+        <w:rFonts w:ascii="Wingdings" w:hAnsi="Wingdings" w:cs="Wingdings" w:hint="default"/>
+      </w:rPr>
+    </w:lvl>
+    <w:lvl w:ilvl="3">
+      <w:start w:val="0"/>
+      <w:numFmt w:val="bullet"/>
+      <w:lvlText w:val=""/>
+      <w:lvlJc w:val="left"/>
+      <w:pPr>
+        <w:tabs>
+          <w:tab w:val="num" w:pos="0"/>
+        </w:tabs>
+        <w:ind w:left="2880" w:hanging="360"/>
+      </w:pPr>
+      <w:rPr>
+        <w:rFonts w:ascii="Symbol" w:hAnsi="Symbol" w:cs="Symbol" w:hint="default"/>
+      </w:rPr>
+    </w:lvl>
+    <w:lvl w:ilvl="4">
+      <w:start w:val="0"/>
+      <w:numFmt w:val="bullet"/>
+      <w:lvlText w:val="o"/>
+      <w:lvlJc w:val="left"/>
+      <w:pPr>
+        <w:tabs>
+          <w:tab w:val="num" w:pos="0"/>
+        </w:tabs>
+        <w:ind w:left="3600" w:hanging="360"/>
+      </w:pPr>
+      <w:rPr>
+        <w:rFonts w:ascii="Courier New" w:hAnsi="Courier New" w:cs="Courier New" w:hint="default"/>
+      </w:rPr>
+    </w:lvl>
+    <w:lvl w:ilvl="5">
+      <w:start w:val="0"/>
+      <w:numFmt w:val="bullet"/>
+      <w:lvlText w:val=""/>
+      <w:lvlJc w:val="left"/>
+      <w:pPr>
+        <w:tabs>
+          <w:tab w:val="num" w:pos="0"/>
+        </w:tabs>
+        <w:ind w:left="4320" w:hanging="360"/>
+      </w:pPr>
+      <w:rPr>
+        <w:rFonts w:ascii="Wingdings" w:hAnsi="Wingdings" w:cs="Wingdings" w:hint="default"/>
+      </w:rPr>
+    </w:lvl>
+    <w:lvl w:ilvl="6">
+      <w:start w:val="0"/>
+      <w:numFmt w:val="bullet"/>
+      <w:lvlText w:val=""/>
+      <w:lvlJc w:val="left"/>
+      <w:pPr>
+        <w:tabs>
+          <w:tab w:val="num" w:pos="0"/>
+        </w:tabs>
+        <w:ind w:left="5040" w:hanging="360"/>
+      </w:pPr>
+      <w:rPr>
+        <w:rFonts w:ascii="Symbol" w:hAnsi="Symbol" w:cs="Symbol" w:hint="default"/>
+      </w:rPr>
+    </w:lvl>
+    <w:lvl w:ilvl="7">
+      <w:start w:val="0"/>
+      <w:numFmt w:val="bullet"/>
+      <w:lvlText w:val="o"/>
+      <w:lvlJc w:val="left"/>
+      <w:pPr>
+        <w:tabs>
+          <w:tab w:val="num" w:pos="0"/>
+        </w:tabs>
+        <w:ind w:left="5760" w:hanging="360"/>
+      </w:pPr>
+      <w:rPr>
+        <w:rFonts w:ascii="Courier New" w:hAnsi="Courier New" w:cs="Courier New" w:hint="default"/>
+      </w:rPr>
+    </w:lvl>
+    <w:lvl w:ilvl="8">
+      <w:start w:val="0"/>
+      <w:numFmt w:val="bullet"/>
+      <w:lvlText w:val=""/>
+      <w:lvlJc w:val="left"/>
+      <w:pPr>
+        <w:tabs>
+          <w:tab w:val="num" w:pos="0"/>
+        </w:tabs>
+        <w:ind w:left="6480" w:hanging="360"/>
+      </w:pPr>
+      <w:rPr>
+        <w:rFonts w:ascii="Wingdings" w:hAnsi="Wingdings" w:cs="Wingdings" w:hint="default"/>
+      </w:rPr>
+    </w:lvl>
+  </w:abstractNum>
+  <w:abstractNum w:abstractNumId="16">
+    <w:lvl w:ilvl="0">
+      <w:numFmt w:val="bullet"/>
+      <w:lvlText w:val=""/>
+      <w:lvlJc w:val="left"/>
+      <w:pPr>
+        <w:tabs>
+          <w:tab w:val="num" w:pos="0"/>
+        </w:tabs>
+        <w:ind w:left="720" w:hanging="360"/>
+      </w:pPr>
+      <w:rPr>
+        <w:rFonts w:ascii="Symbol" w:hAnsi="Symbol" w:cs="Symbol" w:hint="default"/>
+      </w:rPr>
+    </w:lvl>
+    <w:lvl w:ilvl="1">
+      <w:start w:val="0"/>
+      <w:numFmt w:val="bullet"/>
+      <w:lvlText w:val="o"/>
+      <w:lvlJc w:val="left"/>
+      <w:pPr>
+        <w:tabs>
+          <w:tab w:val="num" w:pos="0"/>
+        </w:tabs>
+        <w:ind w:left="1440" w:hanging="360"/>
+      </w:pPr>
+      <w:rPr>
+        <w:rFonts w:ascii="Courier New" w:hAnsi="Courier New" w:cs="Courier New" w:hint="default"/>
+      </w:rPr>
+    </w:lvl>
+    <w:lvl w:ilvl="2">
+      <w:start w:val="0"/>
+      <w:numFmt w:val="bullet"/>
+      <w:lvlText w:val=""/>
+      <w:lvlJc w:val="left"/>
+      <w:pPr>
+        <w:tabs>
+          <w:tab w:val="num" w:pos="0"/>
+        </w:tabs>
+        <w:ind w:left="2160" w:hanging="360"/>
+      </w:pPr>
+      <w:rPr>
+        <w:rFonts w:ascii="Wingdings" w:hAnsi="Wingdings" w:cs="Wingdings" w:hint="default"/>
+      </w:rPr>
+    </w:lvl>
+    <w:lvl w:ilvl="3">
+      <w:start w:val="0"/>
+      <w:numFmt w:val="bullet"/>
+      <w:lvlText w:val=""/>
+      <w:lvlJc w:val="left"/>
+      <w:pPr>
+        <w:tabs>
+          <w:tab w:val="num" w:pos="0"/>
+        </w:tabs>
+        <w:ind w:left="2880" w:hanging="360"/>
+      </w:pPr>
+      <w:rPr>
+        <w:rFonts w:ascii="Symbol" w:hAnsi="Symbol" w:cs="Symbol" w:hint="default"/>
+      </w:rPr>
+    </w:lvl>
+    <w:lvl w:ilvl="4">
+      <w:start w:val="0"/>
+      <w:numFmt w:val="bullet"/>
+      <w:lvlText w:val="o"/>
+      <w:lvlJc w:val="left"/>
+      <w:pPr>
+        <w:tabs>
+          <w:tab w:val="num" w:pos="0"/>
+        </w:tabs>
+        <w:ind w:left="3600" w:hanging="360"/>
+      </w:pPr>
+      <w:rPr>
+        <w:rFonts w:ascii="Courier New" w:hAnsi="Courier New" w:cs="Courier New" w:hint="default"/>
+      </w:rPr>
+    </w:lvl>
+    <w:lvl w:ilvl="5">
+      <w:start w:val="0"/>
+      <w:numFmt w:val="bullet"/>
+      <w:lvlText w:val=""/>
+      <w:lvlJc w:val="left"/>
+      <w:pPr>
+        <w:tabs>
+          <w:tab w:val="num" w:pos="0"/>
+        </w:tabs>
+        <w:ind w:left="4320" w:hanging="360"/>
+      </w:pPr>
+      <w:rPr>
+        <w:rFonts w:ascii="Wingdings" w:hAnsi="Wingdings" w:cs="Wingdings" w:hint="default"/>
+      </w:rPr>
+    </w:lvl>
+    <w:lvl w:ilvl="6">
+      <w:start w:val="0"/>
+      <w:numFmt w:val="bullet"/>
+      <w:lvlText w:val=""/>
+      <w:lvlJc w:val="left"/>
+      <w:pPr>
+        <w:tabs>
+          <w:tab w:val="num" w:pos="0"/>
+        </w:tabs>
+        <w:ind w:left="5040" w:hanging="360"/>
+      </w:pPr>
+      <w:rPr>
+        <w:rFonts w:ascii="Symbol" w:hAnsi="Symbol" w:cs="Symbol" w:hint="default"/>
+      </w:rPr>
+    </w:lvl>
+    <w:lvl w:ilvl="7">
+      <w:start w:val="0"/>
+      <w:numFmt w:val="bullet"/>
+      <w:lvlText w:val="o"/>
+      <w:lvlJc w:val="left"/>
+      <w:pPr>
+        <w:tabs>
+          <w:tab w:val="num" w:pos="0"/>
+        </w:tabs>
+        <w:ind w:left="5760" w:hanging="360"/>
+      </w:pPr>
+      <w:rPr>
+        <w:rFonts w:ascii="Courier New" w:hAnsi="Courier New" w:cs="Courier New" w:hint="default"/>
+      </w:rPr>
+    </w:lvl>
+    <w:lvl w:ilvl="8">
+      <w:start w:val="0"/>
+      <w:numFmt w:val="bullet"/>
+      <w:lvlText w:val=""/>
+      <w:lvlJc w:val="left"/>
+      <w:pPr>
+        <w:tabs>
+          <w:tab w:val="num" w:pos="0"/>
+        </w:tabs>
+        <w:ind w:left="6480" w:hanging="360"/>
+      </w:pPr>
+      <w:rPr>
+        <w:rFonts w:ascii="Wingdings" w:hAnsi="Wingdings" w:cs="Wingdings" w:hint="default"/>
+      </w:rPr>
+    </w:lvl>
+  </w:abstractNum>
+  <w:abstractNum w:abstractNumId="17">
+    <w:lvl w:ilvl="0">
+      <w:numFmt w:val="bullet"/>
+      <w:lvlText w:val=""/>
+      <w:lvlJc w:val="left"/>
+      <w:pPr>
+        <w:tabs>
+          <w:tab w:val="num" w:pos="0"/>
+        </w:tabs>
+        <w:ind w:left="720" w:hanging="360"/>
+      </w:pPr>
+      <w:rPr>
+        <w:rFonts w:ascii="Symbol" w:hAnsi="Symbol" w:cs="Symbol" w:hint="default"/>
+      </w:rPr>
+    </w:lvl>
+    <w:lvl w:ilvl="1">
+      <w:start w:val="0"/>
+      <w:numFmt w:val="bullet"/>
+      <w:lvlText w:val="o"/>
+      <w:lvlJc w:val="left"/>
+      <w:pPr>
+        <w:tabs>
+          <w:tab w:val="num" w:pos="0"/>
+        </w:tabs>
+        <w:ind w:left="1440" w:hanging="360"/>
+      </w:pPr>
+      <w:rPr>
+        <w:rFonts w:ascii="Courier New" w:hAnsi="Courier New" w:cs="Courier New" w:hint="default"/>
+      </w:rPr>
+    </w:lvl>
+    <w:lvl w:ilvl="2">
+      <w:start w:val="0"/>
+      <w:numFmt w:val="bullet"/>
+      <w:lvlText w:val=""/>
+      <w:lvlJc w:val="left"/>
+      <w:pPr>
+        <w:tabs>
+          <w:tab w:val="num" w:pos="0"/>
+        </w:tabs>
+        <w:ind w:left="2160" w:hanging="360"/>
+      </w:pPr>
+      <w:rPr>
+        <w:rFonts w:ascii="Wingdings" w:hAnsi="Wingdings" w:cs="Wingdings" w:hint="default"/>
+      </w:rPr>
+    </w:lvl>
+    <w:lvl w:ilvl="3">
+      <w:start w:val="0"/>
+      <w:numFmt w:val="bullet"/>
+      <w:lvlText w:val=""/>
+      <w:lvlJc w:val="left"/>
+      <w:pPr>
+        <w:tabs>
+          <w:tab w:val="num" w:pos="0"/>
+        </w:tabs>
+        <w:ind w:left="2880" w:hanging="360"/>
+      </w:pPr>
+      <w:rPr>
+        <w:rFonts w:ascii="Symbol" w:hAnsi="Symbol" w:cs="Symbol" w:hint="default"/>
+      </w:rPr>
+    </w:lvl>
+    <w:lvl w:ilvl="4">
+      <w:start w:val="0"/>
+      <w:numFmt w:val="bullet"/>
+      <w:lvlText w:val="o"/>
+      <w:lvlJc w:val="left"/>
+      <w:pPr>
+        <w:tabs>
+          <w:tab w:val="num" w:pos="0"/>
+        </w:tabs>
+        <w:ind w:left="3600" w:hanging="360"/>
+      </w:pPr>
+      <w:rPr>
+        <w:rFonts w:ascii="Courier New" w:hAnsi="Courier New" w:cs="Courier New" w:hint="default"/>
+      </w:rPr>
+    </w:lvl>
+    <w:lvl w:ilvl="5">
+      <w:start w:val="0"/>
+      <w:numFmt w:val="bullet"/>
+      <w:lvlText w:val=""/>
+      <w:lvlJc w:val="left"/>
+      <w:pPr>
+        <w:tabs>
+          <w:tab w:val="num" w:pos="0"/>
+        </w:tabs>
+        <w:ind w:left="4320" w:hanging="360"/>
+      </w:pPr>
+      <w:rPr>
+        <w:rFonts w:ascii="Wingdings" w:hAnsi="Wingdings" w:cs="Wingdings" w:hint="default"/>
+      </w:rPr>
+    </w:lvl>
+    <w:lvl w:ilvl="6">
+      <w:start w:val="0"/>
+      <w:numFmt w:val="bullet"/>
+      <w:lvlText w:val=""/>
+      <w:lvlJc w:val="left"/>
+      <w:pPr>
+        <w:tabs>
+          <w:tab w:val="num" w:pos="0"/>
+        </w:tabs>
+        <w:ind w:left="5040" w:hanging="360"/>
+      </w:pPr>
+      <w:rPr>
+        <w:rFonts w:ascii="Symbol" w:hAnsi="Symbol" w:cs="Symbol" w:hint="default"/>
+      </w:rPr>
+    </w:lvl>
+    <w:lvl w:ilvl="7">
+      <w:start w:val="0"/>
+      <w:numFmt w:val="bullet"/>
+      <w:lvlText w:val="o"/>
+      <w:lvlJc w:val="left"/>
+      <w:pPr>
+        <w:tabs>
+          <w:tab w:val="num" w:pos="0"/>
+        </w:tabs>
+        <w:ind w:left="5760" w:hanging="360"/>
+      </w:pPr>
+      <w:rPr>
+        <w:rFonts w:ascii="Courier New" w:hAnsi="Courier New" w:cs="Courier New" w:hint="default"/>
+      </w:rPr>
+    </w:lvl>
+    <w:lvl w:ilvl="8">
+      <w:start w:val="0"/>
+      <w:numFmt w:val="bullet"/>
+      <w:lvlText w:val=""/>
+      <w:lvlJc w:val="left"/>
+      <w:pPr>
+        <w:tabs>
+          <w:tab w:val="num" w:pos="0"/>
+        </w:tabs>
+        <w:ind w:left="6480" w:hanging="360"/>
+      </w:pPr>
+      <w:rPr>
+        <w:rFonts w:ascii="Wingdings" w:hAnsi="Wingdings" w:cs="Wingdings" w:hint="default"/>
+      </w:rPr>
+    </w:lvl>
+  </w:abstractNum>
+  <w:abstractNum w:abstractNumId="18">
+    <w:lvl w:ilvl="0">
+      <w:numFmt w:val="bullet"/>
+      <w:lvlText w:val=""/>
+      <w:lvlJc w:val="left"/>
+      <w:pPr>
+        <w:tabs>
+          <w:tab w:val="num" w:pos="0"/>
+        </w:tabs>
+        <w:ind w:left="720" w:hanging="360"/>
+      </w:pPr>
+      <w:rPr>
+        <w:rFonts w:ascii="Symbol" w:hAnsi="Symbol" w:cs="Symbol" w:hint="default"/>
+      </w:rPr>
+    </w:lvl>
+    <w:lvl w:ilvl="1">
+      <w:start w:val="0"/>
+      <w:numFmt w:val="bullet"/>
+      <w:lvlText w:val="o"/>
+      <w:lvlJc w:val="left"/>
+      <w:pPr>
+        <w:tabs>
+          <w:tab w:val="num" w:pos="0"/>
+        </w:tabs>
+        <w:ind w:left="1440" w:hanging="360"/>
+      </w:pPr>
+      <w:rPr>
+        <w:rFonts w:ascii="Courier New" w:hAnsi="Courier New" w:cs="Courier New" w:hint="default"/>
+      </w:rPr>
+    </w:lvl>
+    <w:lvl w:ilvl="2">
+      <w:start w:val="0"/>
+      <w:numFmt w:val="bullet"/>
+      <w:lvlText w:val=""/>
+      <w:lvlJc w:val="left"/>
+      <w:pPr>
+        <w:tabs>
+          <w:tab w:val="num" w:pos="0"/>
+        </w:tabs>
+        <w:ind w:left="2160" w:hanging="360"/>
+      </w:pPr>
+      <w:rPr>
+        <w:rFonts w:ascii="Wingdings" w:hAnsi="Wingdings" w:cs="Wingdings" w:hint="default"/>
+      </w:rPr>
+    </w:lvl>
+    <w:lvl w:ilvl="3">
+      <w:start w:val="0"/>
+      <w:numFmt w:val="bullet"/>
+      <w:lvlText w:val=""/>
+      <w:lvlJc w:val="left"/>
+      <w:pPr>
+        <w:tabs>
+          <w:tab w:val="num" w:pos="0"/>
+        </w:tabs>
+        <w:ind w:left="2880" w:hanging="360"/>
+      </w:pPr>
+      <w:rPr>
+        <w:rFonts w:ascii="Symbol" w:hAnsi="Symbol" w:cs="Symbol" w:hint="default"/>
+      </w:rPr>
+    </w:lvl>
+    <w:lvl w:ilvl="4">
+      <w:start w:val="0"/>
+      <w:numFmt w:val="bullet"/>
+      <w:lvlText w:val="o"/>
+      <w:lvlJc w:val="left"/>
+      <w:pPr>
+        <w:tabs>
+          <w:tab w:val="num" w:pos="0"/>
+        </w:tabs>
+        <w:ind w:left="3600" w:hanging="360"/>
+      </w:pPr>
+      <w:rPr>
+        <w:rFonts w:ascii="Courier New" w:hAnsi="Courier New" w:cs="Courier New" w:hint="default"/>
+      </w:rPr>
+    </w:lvl>
+    <w:lvl w:ilvl="5">
+      <w:start w:val="0"/>
+      <w:numFmt w:val="bullet"/>
+      <w:lvlText w:val=""/>
+      <w:lvlJc w:val="left"/>
+      <w:pPr>
+        <w:tabs>
+          <w:tab w:val="num" w:pos="0"/>
+        </w:tabs>
+        <w:ind w:left="4320" w:hanging="360"/>
+      </w:pPr>
+      <w:rPr>
+        <w:rFonts w:ascii="Wingdings" w:hAnsi="Wingdings" w:cs="Wingdings" w:hint="default"/>
+      </w:rPr>
+    </w:lvl>
+    <w:lvl w:ilvl="6">
+      <w:start w:val="0"/>
+      <w:numFmt w:val="bullet"/>
+      <w:lvlText w:val=""/>
+      <w:lvlJc w:val="left"/>
+      <w:pPr>
+        <w:tabs>
+          <w:tab w:val="num" w:pos="0"/>
+        </w:tabs>
+        <w:ind w:left="5040" w:hanging="360"/>
+      </w:pPr>
+      <w:rPr>
+        <w:rFonts w:ascii="Symbol" w:hAnsi="Symbol" w:cs="Symbol" w:hint="default"/>
+      </w:rPr>
+    </w:lvl>
+    <w:lvl w:ilvl="7">
+      <w:start w:val="0"/>
+      <w:numFmt w:val="bullet"/>
+      <w:lvlText w:val="o"/>
+      <w:lvlJc w:val="left"/>
+      <w:pPr>
+        <w:tabs>
+          <w:tab w:val="num" w:pos="0"/>
+        </w:tabs>
+        <w:ind w:left="5760" w:hanging="360"/>
+      </w:pPr>
+      <w:rPr>
+        <w:rFonts w:ascii="Courier New" w:hAnsi="Courier New" w:cs="Courier New" w:hint="default"/>
+      </w:rPr>
+    </w:lvl>
+    <w:lvl w:ilvl="8">
+      <w:start w:val="0"/>
+      <w:numFmt w:val="bullet"/>
+      <w:lvlText w:val=""/>
+      <w:lvlJc w:val="left"/>
+      <w:pPr>
+        <w:tabs>
+          <w:tab w:val="num" w:pos="0"/>
+        </w:tabs>
+        <w:ind w:left="6480" w:hanging="360"/>
+      </w:pPr>
+      <w:rPr>
+        <w:rFonts w:ascii="Wingdings" w:hAnsi="Wingdings" w:cs="Wingdings" w:hint="default"/>
+      </w:rPr>
+    </w:lvl>
+  </w:abstractNum>
+  <w:abstractNum w:abstractNumId="19">
+    <w:lvl w:ilvl="0">
+      <w:numFmt w:val="bullet"/>
+      <w:lvlText w:val=""/>
+      <w:lvlJc w:val="left"/>
+      <w:pPr>
+        <w:tabs>
+          <w:tab w:val="num" w:pos="0"/>
+        </w:tabs>
+        <w:ind w:left="720" w:hanging="360"/>
+      </w:pPr>
+      <w:rPr>
+        <w:rFonts w:ascii="Symbol" w:hAnsi="Symbol" w:cs="Symbol" w:hint="default"/>
+      </w:rPr>
+    </w:lvl>
+    <w:lvl w:ilvl="1">
+      <w:start w:val="0"/>
+      <w:numFmt w:val="bullet"/>
+      <w:lvlText w:val="o"/>
+      <w:lvlJc w:val="left"/>
+      <w:pPr>
+        <w:tabs>
+          <w:tab w:val="num" w:pos="0"/>
+        </w:tabs>
+        <w:ind w:left="1440" w:hanging="360"/>
+      </w:pPr>
+      <w:rPr>
+        <w:rFonts w:ascii="Courier New" w:hAnsi="Courier New" w:cs="Courier New" w:hint="default"/>
+      </w:rPr>
+    </w:lvl>
+    <w:lvl w:ilvl="2">
+      <w:start w:val="0"/>
+      <w:numFmt w:val="bullet"/>
+      <w:lvlText w:val=""/>
+      <w:lvlJc w:val="left"/>
+      <w:pPr>
+        <w:tabs>
+          <w:tab w:val="num" w:pos="0"/>
+        </w:tabs>
+        <w:ind w:left="2160" w:hanging="360"/>
+      </w:pPr>
+      <w:rPr>
+        <w:rFonts w:ascii="Wingdings" w:hAnsi="Wingdings" w:cs="Wingdings" w:hint="default"/>
+      </w:rPr>
+    </w:lvl>
+    <w:lvl w:ilvl="3">
+      <w:start w:val="0"/>
+      <w:numFmt w:val="bullet"/>
+      <w:lvlText w:val=""/>
+      <w:lvlJc w:val="left"/>
+      <w:pPr>
+        <w:tabs>
+          <w:tab w:val="num" w:pos="0"/>
+        </w:tabs>
+        <w:ind w:left="2880" w:hanging="360"/>
+      </w:pPr>
+      <w:rPr>
+        <w:rFonts w:ascii="Symbol" w:hAnsi="Symbol" w:cs="Symbol" w:hint="default"/>
+      </w:rPr>
+    </w:lvl>
+    <w:lvl w:ilvl="4">
+      <w:start w:val="0"/>
+      <w:numFmt w:val="bullet"/>
+      <w:lvlText w:val="o"/>
+      <w:lvlJc w:val="left"/>
+      <w:pPr>
+        <w:tabs>
+          <w:tab w:val="num" w:pos="0"/>
+        </w:tabs>
+        <w:ind w:left="3600" w:hanging="360"/>
+      </w:pPr>
+      <w:rPr>
+        <w:rFonts w:ascii="Courier New" w:hAnsi="Courier New" w:cs="Courier New" w:hint="default"/>
+      </w:rPr>
+    </w:lvl>
+    <w:lvl w:ilvl="5">
+      <w:start w:val="0"/>
+      <w:numFmt w:val="bullet"/>
+      <w:lvlText w:val=""/>
+      <w:lvlJc w:val="left"/>
+      <w:pPr>
+        <w:tabs>
+          <w:tab w:val="num" w:pos="0"/>
+        </w:tabs>
+        <w:ind w:left="4320" w:hanging="360"/>
+      </w:pPr>
+      <w:rPr>
+        <w:rFonts w:ascii="Wingdings" w:hAnsi="Wingdings" w:cs="Wingdings" w:hint="default"/>
+      </w:rPr>
+    </w:lvl>
+    <w:lvl w:ilvl="6">
+      <w:start w:val="0"/>
+      <w:numFmt w:val="bullet"/>
+      <w:lvlText w:val=""/>
+      <w:lvlJc w:val="left"/>
+      <w:pPr>
+        <w:tabs>
+          <w:tab w:val="num" w:pos="0"/>
+        </w:tabs>
+        <w:ind w:left="5040" w:hanging="360"/>
+      </w:pPr>
+      <w:rPr>
+        <w:rFonts w:ascii="Symbol" w:hAnsi="Symbol" w:cs="Symbol" w:hint="default"/>
+      </w:rPr>
+    </w:lvl>
+    <w:lvl w:ilvl="7">
+      <w:start w:val="0"/>
+      <w:numFmt w:val="bullet"/>
+      <w:lvlText w:val="o"/>
+      <w:lvlJc w:val="left"/>
+      <w:pPr>
+        <w:tabs>
+          <w:tab w:val="num" w:pos="0"/>
+        </w:tabs>
+        <w:ind w:left="5760" w:hanging="360"/>
+      </w:pPr>
+      <w:rPr>
+        <w:rFonts w:ascii="Courier New" w:hAnsi="Courier New" w:cs="Courier New" w:hint="default"/>
+      </w:rPr>
+    </w:lvl>
+    <w:lvl w:ilvl="8">
+      <w:start w:val="0"/>
+      <w:numFmt w:val="bullet"/>
+      <w:lvlText w:val=""/>
+      <w:lvlJc w:val="left"/>
+      <w:pPr>
+        <w:tabs>
+          <w:tab w:val="num" w:pos="0"/>
+        </w:tabs>
+        <w:ind w:left="6480" w:hanging="360"/>
+      </w:pPr>
+      <w:rPr>
+        <w:rFonts w:ascii="Wingdings" w:hAnsi="Wingdings" w:cs="Wingdings" w:hint="default"/>
+      </w:rPr>
+    </w:lvl>
+  </w:abstractNum>
+  <w:abstractNum w:abstractNumId="20">
+    <w:lvl w:ilvl="0">
+      <w:numFmt w:val="bullet"/>
+      <w:lvlText w:val=""/>
+      <w:lvlJc w:val="left"/>
+      <w:pPr>
+        <w:tabs>
+          <w:tab w:val="num" w:pos="0"/>
+        </w:tabs>
+        <w:ind w:left="720" w:hanging="360"/>
+      </w:pPr>
+      <w:rPr>
+        <w:rFonts w:ascii="Symbol" w:hAnsi="Symbol" w:cs="Symbol" w:hint="default"/>
+      </w:rPr>
+    </w:lvl>
+    <w:lvl w:ilvl="1">
+      <w:start w:val="0"/>
+      <w:numFmt w:val="bullet"/>
+      <w:lvlText w:val="o"/>
+      <w:lvlJc w:val="left"/>
+      <w:pPr>
+        <w:tabs>
+          <w:tab w:val="num" w:pos="0"/>
+        </w:tabs>
+        <w:ind w:left="1440" w:hanging="360"/>
+      </w:pPr>
+      <w:rPr>
+        <w:rFonts w:ascii="Courier New" w:hAnsi="Courier New" w:cs="Courier New" w:hint="default"/>
+      </w:rPr>
+    </w:lvl>
+    <w:lvl w:ilvl="2">
+      <w:start w:val="0"/>
+      <w:numFmt w:val="bullet"/>
+      <w:lvlText w:val=""/>
+      <w:lvlJc w:val="left"/>
+      <w:pPr>
+        <w:tabs>
+          <w:tab w:val="num" w:pos="0"/>
+        </w:tabs>
+        <w:ind w:left="2160" w:hanging="360"/>
+      </w:pPr>
+      <w:rPr>
+        <w:rFonts w:ascii="Wingdings" w:hAnsi="Wingdings" w:cs="Wingdings" w:hint="default"/>
+      </w:rPr>
+    </w:lvl>
+    <w:lvl w:ilvl="3">
+      <w:start w:val="0"/>
+      <w:numFmt w:val="bullet"/>
+      <w:lvlText w:val=""/>
+      <w:lvlJc w:val="left"/>
+      <w:pPr>
+        <w:tabs>
+          <w:tab w:val="num" w:pos="0"/>
+        </w:tabs>
+        <w:ind w:left="2880" w:hanging="360"/>
+      </w:pPr>
+      <w:rPr>
+        <w:rFonts w:ascii="Symbol" w:hAnsi="Symbol" w:cs="Symbol" w:hint="default"/>
+      </w:rPr>
+    </w:lvl>
+    <w:lvl w:ilvl="4">
+      <w:start w:val="0"/>
+      <w:numFmt w:val="bullet"/>
+      <w:lvlText w:val="o"/>
+      <w:lvlJc w:val="left"/>
+      <w:pPr>
+        <w:tabs>
+          <w:tab w:val="num" w:pos="0"/>
+        </w:tabs>
+        <w:ind w:left="3600" w:hanging="360"/>
+      </w:pPr>
+      <w:rPr>
+        <w:rFonts w:ascii="Courier New" w:hAnsi="Courier New" w:cs="Courier New" w:hint="default"/>
+      </w:rPr>
+    </w:lvl>
+    <w:lvl w:ilvl="5">
+      <w:start w:val="0"/>
+      <w:numFmt w:val="bullet"/>
+      <w:lvlText w:val=""/>
+      <w:lvlJc w:val="left"/>
+      <w:pPr>
+        <w:tabs>
+          <w:tab w:val="num" w:pos="0"/>
+        </w:tabs>
+        <w:ind w:left="4320" w:hanging="360"/>
+      </w:pPr>
+      <w:rPr>
+        <w:rFonts w:ascii="Wingdings" w:hAnsi="Wingdings" w:cs="Wingdings" w:hint="default"/>
+      </w:rPr>
+    </w:lvl>
+    <w:lvl w:ilvl="6">
+      <w:start w:val="0"/>
+      <w:numFmt w:val="bullet"/>
+      <w:lvlText w:val=""/>
+      <w:lvlJc w:val="left"/>
+      <w:pPr>
+        <w:tabs>
+          <w:tab w:val="num" w:pos="0"/>
+        </w:tabs>
+        <w:ind w:left="5040" w:hanging="360"/>
+      </w:pPr>
+      <w:rPr>
+        <w:rFonts w:ascii="Symbol" w:hAnsi="Symbol" w:cs="Symbol" w:hint="default"/>
+      </w:rPr>
+    </w:lvl>
+    <w:lvl w:ilvl="7">
+      <w:start w:val="0"/>
+      <w:numFmt w:val="bullet"/>
+      <w:lvlText w:val="o"/>
+      <w:lvlJc w:val="left"/>
+      <w:pPr>
+        <w:tabs>
+          <w:tab w:val="num" w:pos="0"/>
+        </w:tabs>
+        <w:ind w:left="5760" w:hanging="360"/>
+      </w:pPr>
+      <w:rPr>
+        <w:rFonts w:ascii="Courier New" w:hAnsi="Courier New" w:cs="Courier New" w:hint="default"/>
+      </w:rPr>
+    </w:lvl>
+    <w:lvl w:ilvl="8">
+      <w:start w:val="0"/>
+      <w:numFmt w:val="bullet"/>
+      <w:lvlText w:val=""/>
+      <w:lvlJc w:val="left"/>
+      <w:pPr>
+        <w:tabs>
+          <w:tab w:val="num" w:pos="0"/>
+        </w:tabs>
+        <w:ind w:left="6480" w:hanging="360"/>
+      </w:pPr>
+      <w:rPr>
+        <w:rFonts w:ascii="Wingdings" w:hAnsi="Wingdings" w:cs="Wingdings" w:hint="default"/>
+      </w:rPr>
+    </w:lvl>
+  </w:abstractNum>
+  <w:abstractNum w:abstractNumId="21">
+    <w:lvl w:ilvl="0">
+      <w:numFmt w:val="bullet"/>
+      <w:lvlText w:val=""/>
+      <w:lvlJc w:val="left"/>
+      <w:pPr>
+        <w:tabs>
+          <w:tab w:val="num" w:pos="0"/>
+        </w:tabs>
+        <w:ind w:left="720" w:hanging="360"/>
+      </w:pPr>
+      <w:rPr>
+        <w:rFonts w:ascii="Symbol" w:hAnsi="Symbol" w:cs="Symbol" w:hint="default"/>
+      </w:rPr>
+    </w:lvl>
+    <w:lvl w:ilvl="1">
+      <w:start w:val="0"/>
+      <w:numFmt w:val="bullet"/>
+      <w:lvlText w:val="o"/>
+      <w:lvlJc w:val="left"/>
+      <w:pPr>
+        <w:tabs>
+          <w:tab w:val="num" w:pos="0"/>
+        </w:tabs>
+        <w:ind w:left="1440" w:hanging="360"/>
+      </w:pPr>
+      <w:rPr>
+        <w:rFonts w:ascii="Courier New" w:hAnsi="Courier New" w:cs="Courier New" w:hint="default"/>
+      </w:rPr>
+    </w:lvl>
+    <w:lvl w:ilvl="2">
+      <w:start w:val="0"/>
+      <w:numFmt w:val="bullet"/>
+      <w:lvlText w:val=""/>
+      <w:lvlJc w:val="left"/>
+      <w:pPr>
+        <w:tabs>
+          <w:tab w:val="num" w:pos="0"/>
+        </w:tabs>
+        <w:ind w:left="2160" w:hanging="360"/>
+      </w:pPr>
+      <w:rPr>
+        <w:rFonts w:ascii="Wingdings" w:hAnsi="Wingdings" w:cs="Wingdings" w:hint="default"/>
+      </w:rPr>
+    </w:lvl>
+    <w:lvl w:ilvl="3">
+      <w:start w:val="0"/>
+      <w:numFmt w:val="bullet"/>
+      <w:lvlText w:val=""/>
+      <w:lvlJc w:val="left"/>
+      <w:pPr>
+        <w:tabs>
+          <w:tab w:val="num" w:pos="0"/>
+        </w:tabs>
+        <w:ind w:left="2880" w:hanging="360"/>
+      </w:pPr>
+      <w:rPr>
+        <w:rFonts w:ascii="Symbol" w:hAnsi="Symbol" w:cs="Symbol" w:hint="default"/>
+      </w:rPr>
+    </w:lvl>
+    <w:lvl w:ilvl="4">
+      <w:start w:val="0"/>
+      <w:numFmt w:val="bullet"/>
+      <w:lvlText w:val="o"/>
+      <w:lvlJc w:val="left"/>
+      <w:pPr>
+        <w:tabs>
+          <w:tab w:val="num" w:pos="0"/>
+        </w:tabs>
+        <w:ind w:left="3600" w:hanging="360"/>
+      </w:pPr>
+      <w:rPr>
+        <w:rFonts w:ascii="Courier New" w:hAnsi="Courier New" w:cs="Courier New" w:hint="default"/>
+      </w:rPr>
+    </w:lvl>
+    <w:lvl w:ilvl="5">
+      <w:start w:val="0"/>
+      <w:numFmt w:val="bullet"/>
+      <w:lvlText w:val=""/>
+      <w:lvlJc w:val="left"/>
+      <w:pPr>
+        <w:tabs>
+          <w:tab w:val="num" w:pos="0"/>
+        </w:tabs>
+        <w:ind w:left="4320" w:hanging="360"/>
+      </w:pPr>
+      <w:rPr>
+        <w:rFonts w:ascii="Wingdings" w:hAnsi="Wingdings" w:cs="Wingdings" w:hint="default"/>
+      </w:rPr>
+    </w:lvl>
+    <w:lvl w:ilvl="6">
+      <w:start w:val="0"/>
+      <w:numFmt w:val="bullet"/>
+      <w:lvlText w:val=""/>
+      <w:lvlJc w:val="left"/>
+      <w:pPr>
+        <w:tabs>
+          <w:tab w:val="num" w:pos="0"/>
+        </w:tabs>
+        <w:ind w:left="5040" w:hanging="360"/>
+      </w:pPr>
+      <w:rPr>
+        <w:rFonts w:ascii="Symbol" w:hAnsi="Symbol" w:cs="Symbol" w:hint="default"/>
+      </w:rPr>
+    </w:lvl>
+    <w:lvl w:ilvl="7">
+      <w:start w:val="0"/>
+      <w:numFmt w:val="bullet"/>
+      <w:lvlText w:val="o"/>
+      <w:lvlJc w:val="left"/>
+      <w:pPr>
+        <w:tabs>
+          <w:tab w:val="num" w:pos="0"/>
+        </w:tabs>
+        <w:ind w:left="5760" w:hanging="360"/>
+      </w:pPr>
+      <w:rPr>
+        <w:rFonts w:ascii="Courier New" w:hAnsi="Courier New" w:cs="Courier New" w:hint="default"/>
+      </w:rPr>
+    </w:lvl>
+    <w:lvl w:ilvl="8">
+      <w:start w:val="0"/>
+      <w:numFmt w:val="bullet"/>
+      <w:lvlText w:val=""/>
+      <w:lvlJc w:val="left"/>
+      <w:pPr>
+        <w:tabs>
+          <w:tab w:val="num" w:pos="0"/>
+        </w:tabs>
+        <w:ind w:left="6480" w:hanging="360"/>
+      </w:pPr>
+      <w:rPr>
+        <w:rFonts w:ascii="Wingdings" w:hAnsi="Wingdings" w:cs="Wingdings" w:hint="default"/>
+      </w:rPr>
+    </w:lvl>
+  </w:abstractNum>
+  <w:abstractNum w:abstractNumId="22">
+    <w:lvl w:ilvl="0">
+      <w:numFmt w:val="bullet"/>
+      <w:lvlText w:val=""/>
+      <w:lvlJc w:val="left"/>
+      <w:pPr>
+        <w:tabs>
+          <w:tab w:val="num" w:pos="0"/>
+        </w:tabs>
+        <w:ind w:left="720" w:hanging="360"/>
+      </w:pPr>
+      <w:rPr>
+        <w:rFonts w:ascii="Symbol" w:hAnsi="Symbol" w:cs="Symbol" w:hint="default"/>
+      </w:rPr>
+    </w:lvl>
+    <w:lvl w:ilvl="1">
+      <w:start w:val="0"/>
+      <w:numFmt w:val="bullet"/>
+      <w:lvlText w:val="o"/>
+      <w:lvlJc w:val="left"/>
+      <w:pPr>
+        <w:tabs>
+          <w:tab w:val="num" w:pos="0"/>
+        </w:tabs>
+        <w:ind w:left="1440" w:hanging="360"/>
+      </w:pPr>
+      <w:rPr>
+        <w:rFonts w:ascii="Courier New" w:hAnsi="Courier New" w:cs="Courier New" w:hint="default"/>
+      </w:rPr>
+    </w:lvl>
+    <w:lvl w:ilvl="2">
+      <w:start w:val="0"/>
+      <w:numFmt w:val="bullet"/>
+      <w:lvlText w:val=""/>
+      <w:lvlJc w:val="left"/>
+      <w:pPr>
+        <w:tabs>
+          <w:tab w:val="num" w:pos="0"/>
+        </w:tabs>
+        <w:ind w:left="2160" w:hanging="360"/>
+      </w:pPr>
+      <w:rPr>
+        <w:rFonts w:ascii="Wingdings" w:hAnsi="Wingdings" w:cs="Wingdings" w:hint="default"/>
+      </w:rPr>
+    </w:lvl>
+    <w:lvl w:ilvl="3">
+      <w:start w:val="0"/>
+      <w:numFmt w:val="bullet"/>
+      <w:lvlText w:val=""/>
+      <w:lvlJc w:val="left"/>
+      <w:pPr>
+        <w:tabs>
+          <w:tab w:val="num" w:pos="0"/>
+        </w:tabs>
+        <w:ind w:left="2880" w:hanging="360"/>
+      </w:pPr>
+      <w:rPr>
+        <w:rFonts w:ascii="Symbol" w:hAnsi="Symbol" w:cs="Symbol" w:hint="default"/>
+      </w:rPr>
+    </w:lvl>
+    <w:lvl w:ilvl="4">
+      <w:start w:val="0"/>
+      <w:numFmt w:val="bullet"/>
+      <w:lvlText w:val="o"/>
+      <w:lvlJc w:val="left"/>
+      <w:pPr>
+        <w:tabs>
+          <w:tab w:val="num" w:pos="0"/>
+        </w:tabs>
+        <w:ind w:left="3600" w:hanging="360"/>
+      </w:pPr>
+      <w:rPr>
+        <w:rFonts w:ascii="Courier New" w:hAnsi="Courier New" w:cs="Courier New" w:hint="default"/>
+      </w:rPr>
+    </w:lvl>
+    <w:lvl w:ilvl="5">
+      <w:start w:val="0"/>
+      <w:numFmt w:val="bullet"/>
+      <w:lvlText w:val=""/>
+      <w:lvlJc w:val="left"/>
+      <w:pPr>
+        <w:tabs>
+          <w:tab w:val="num" w:pos="0"/>
+        </w:tabs>
+        <w:ind w:left="4320" w:hanging="360"/>
+      </w:pPr>
+      <w:rPr>
+        <w:rFonts w:ascii="Wingdings" w:hAnsi="Wingdings" w:cs="Wingdings" w:hint="default"/>
+      </w:rPr>
+    </w:lvl>
+    <w:lvl w:ilvl="6">
+      <w:start w:val="0"/>
+      <w:numFmt w:val="bullet"/>
+      <w:lvlText w:val=""/>
+      <w:lvlJc w:val="left"/>
+      <w:pPr>
+        <w:tabs>
+          <w:tab w:val="num" w:pos="0"/>
+        </w:tabs>
+        <w:ind w:left="5040" w:hanging="360"/>
+      </w:pPr>
+      <w:rPr>
+        <w:rFonts w:ascii="Symbol" w:hAnsi="Symbol" w:cs="Symbol" w:hint="default"/>
+      </w:rPr>
+    </w:lvl>
+    <w:lvl w:ilvl="7">
+      <w:start w:val="0"/>
+      <w:numFmt w:val="bullet"/>
+      <w:lvlText w:val="o"/>
+      <w:lvlJc w:val="left"/>
+      <w:pPr>
+        <w:tabs>
+          <w:tab w:val="num" w:pos="0"/>
+        </w:tabs>
+        <w:ind w:left="5760" w:hanging="360"/>
+      </w:pPr>
+      <w:rPr>
+        <w:rFonts w:ascii="Courier New" w:hAnsi="Courier New" w:cs="Courier New" w:hint="default"/>
+      </w:rPr>
+    </w:lvl>
+    <w:lvl w:ilvl="8">
+      <w:start w:val="0"/>
+      <w:numFmt w:val="bullet"/>
+      <w:lvlText w:val=""/>
+      <w:lvlJc w:val="left"/>
+      <w:pPr>
+        <w:tabs>
+          <w:tab w:val="num" w:pos="0"/>
+        </w:tabs>
+        <w:ind w:left="6480" w:hanging="360"/>
+      </w:pPr>
+      <w:rPr>
+        <w:rFonts w:ascii="Wingdings" w:hAnsi="Wingdings" w:cs="Wingdings" w:hint="default"/>
+      </w:rPr>
+    </w:lvl>
+  </w:abstractNum>
+  <w:abstractNum w:abstractNumId="23">
+    <w:lvl w:ilvl="0">
+      <w:numFmt w:val="bullet"/>
+      <w:lvlText w:val=""/>
+      <w:lvlJc w:val="left"/>
+      <w:pPr>
+        <w:tabs>
+          <w:tab w:val="num" w:pos="0"/>
+        </w:tabs>
+        <w:ind w:left="720" w:hanging="360"/>
+      </w:pPr>
+      <w:rPr>
+        <w:rFonts w:ascii="Symbol" w:hAnsi="Symbol" w:cs="Symbol" w:hint="default"/>
+      </w:rPr>
+    </w:lvl>
+    <w:lvl w:ilvl="1">
+      <w:start w:val="0"/>
+      <w:numFmt w:val="bullet"/>
+      <w:lvlText w:val="o"/>
+      <w:lvlJc w:val="left"/>
+      <w:pPr>
+        <w:tabs>
+          <w:tab w:val="num" w:pos="0"/>
+        </w:tabs>
+        <w:ind w:left="1440" w:hanging="360"/>
+      </w:pPr>
+      <w:rPr>
+        <w:rFonts w:ascii="Courier New" w:hAnsi="Courier New" w:cs="Courier New" w:hint="default"/>
+      </w:rPr>
+    </w:lvl>
+    <w:lvl w:ilvl="2">
+      <w:start w:val="0"/>
+      <w:numFmt w:val="bullet"/>
+      <w:lvlText w:val=""/>
+      <w:lvlJc w:val="left"/>
+      <w:pPr>
+        <w:tabs>
+          <w:tab w:val="num" w:pos="0"/>
+        </w:tabs>
+        <w:ind w:left="2160" w:hanging="360"/>
+      </w:pPr>
+      <w:rPr>
+        <w:rFonts w:ascii="Wingdings" w:hAnsi="Wingdings" w:cs="Wingdings" w:hint="default"/>
+      </w:rPr>
+    </w:lvl>
+    <w:lvl w:ilvl="3">
+      <w:start w:val="0"/>
+      <w:numFmt w:val="bullet"/>
+      <w:lvlText w:val=""/>
+      <w:lvlJc w:val="left"/>
+      <w:pPr>
+        <w:tabs>
+          <w:tab w:val="num" w:pos="0"/>
+        </w:tabs>
+        <w:ind w:left="2880" w:hanging="360"/>
+      </w:pPr>
+      <w:rPr>
+        <w:rFonts w:ascii="Symbol" w:hAnsi="Symbol" w:cs="Symbol" w:hint="default"/>
+      </w:rPr>
+    </w:lvl>
+    <w:lvl w:ilvl="4">
+      <w:start w:val="0"/>
+      <w:numFmt w:val="bullet"/>
+      <w:lvlText w:val="o"/>
+      <w:lvlJc w:val="left"/>
+      <w:pPr>
+        <w:tabs>
+          <w:tab w:val="num" w:pos="0"/>
+        </w:tabs>
+        <w:ind w:left="3600" w:hanging="360"/>
+      </w:pPr>
+      <w:rPr>
+        <w:rFonts w:ascii="Courier New" w:hAnsi="Courier New" w:cs="Courier New" w:hint="default"/>
+      </w:rPr>
+    </w:lvl>
+    <w:lvl w:ilvl="5">
+      <w:start w:val="0"/>
+      <w:numFmt w:val="bullet"/>
+      <w:lvlText w:val=""/>
+      <w:lvlJc w:val="left"/>
+      <w:pPr>
+        <w:tabs>
+          <w:tab w:val="num" w:pos="0"/>
+        </w:tabs>
+        <w:ind w:left="4320" w:hanging="360"/>
+      </w:pPr>
+      <w:rPr>
+        <w:rFonts w:ascii="Wingdings" w:hAnsi="Wingdings" w:cs="Wingdings" w:hint="default"/>
+      </w:rPr>
+    </w:lvl>
+    <w:lvl w:ilvl="6">
+      <w:start w:val="0"/>
+      <w:numFmt w:val="bullet"/>
+      <w:lvlText w:val=""/>
+      <w:lvlJc w:val="left"/>
+      <w:pPr>
+        <w:tabs>
+          <w:tab w:val="num" w:pos="0"/>
+        </w:tabs>
+        <w:ind w:left="5040" w:hanging="360"/>
+      </w:pPr>
+      <w:rPr>
+        <w:rFonts w:ascii="Symbol" w:hAnsi="Symbol" w:cs="Symbol" w:hint="default"/>
+      </w:rPr>
+    </w:lvl>
+    <w:lvl w:ilvl="7">
+      <w:start w:val="0"/>
+      <w:numFmt w:val="bullet"/>
+      <w:lvlText w:val="o"/>
+      <w:lvlJc w:val="left"/>
+      <w:pPr>
+        <w:tabs>
+          <w:tab w:val="num" w:pos="0"/>
+        </w:tabs>
+        <w:ind w:left="5760" w:hanging="360"/>
+      </w:pPr>
+      <w:rPr>
+        <w:rFonts w:ascii="Courier New" w:hAnsi="Courier New" w:cs="Courier New" w:hint="default"/>
+      </w:rPr>
+    </w:lvl>
+    <w:lvl w:ilvl="8">
+      <w:start w:val="0"/>
+      <w:numFmt w:val="bullet"/>
+      <w:lvlText w:val=""/>
+      <w:lvlJc w:val="left"/>
+      <w:pPr>
+        <w:tabs>
+          <w:tab w:val="num" w:pos="0"/>
+        </w:tabs>
+        <w:ind w:left="6480" w:hanging="360"/>
+      </w:pPr>
+      <w:rPr>
+        <w:rFonts w:ascii="Wingdings" w:hAnsi="Wingdings" w:cs="Wingdings" w:hint="default"/>
+      </w:rPr>
+    </w:lvl>
+  </w:abstractNum>
+  <w:abstractNum w:abstractNumId="24">
+    <w:lvl w:ilvl="0">
+      <w:numFmt w:val="bullet"/>
+      <w:lvlText w:val=""/>
+      <w:lvlJc w:val="left"/>
+      <w:pPr>
+        <w:tabs>
+          <w:tab w:val="num" w:pos="0"/>
+        </w:tabs>
+        <w:ind w:left="720" w:hanging="360"/>
+      </w:pPr>
+      <w:rPr>
+        <w:rFonts w:ascii="Symbol" w:hAnsi="Symbol" w:cs="Symbol" w:hint="default"/>
+      </w:rPr>
+    </w:lvl>
+    <w:lvl w:ilvl="1">
+      <w:start w:val="0"/>
+      <w:numFmt w:val="bullet"/>
+      <w:lvlText w:val="o"/>
+      <w:lvlJc w:val="left"/>
+      <w:pPr>
+        <w:tabs>
+          <w:tab w:val="num" w:pos="0"/>
+        </w:tabs>
+        <w:ind w:left="1440" w:hanging="360"/>
+      </w:pPr>
+      <w:rPr>
+        <w:rFonts w:ascii="Courier New" w:hAnsi="Courier New" w:cs="Courier New" w:hint="default"/>
+      </w:rPr>
+    </w:lvl>
+    <w:lvl w:ilvl="2">
+      <w:start w:val="0"/>
+      <w:numFmt w:val="bullet"/>
+      <w:lvlText w:val=""/>
+      <w:lvlJc w:val="left"/>
+      <w:pPr>
+        <w:tabs>
+          <w:tab w:val="num" w:pos="0"/>
+        </w:tabs>
+        <w:ind w:left="2160" w:hanging="360"/>
+      </w:pPr>
+      <w:rPr>
+        <w:rFonts w:ascii="Wingdings" w:hAnsi="Wingdings" w:cs="Wingdings" w:hint="default"/>
+      </w:rPr>
+    </w:lvl>
+    <w:lvl w:ilvl="3">
+      <w:start w:val="0"/>
+      <w:numFmt w:val="bullet"/>
+      <w:lvlText w:val=""/>
+      <w:lvlJc w:val="left"/>
+      <w:pPr>
+        <w:tabs>
+          <w:tab w:val="num" w:pos="0"/>
+        </w:tabs>
+        <w:ind w:left="2880" w:hanging="360"/>
+      </w:pPr>
+      <w:rPr>
+        <w:rFonts w:ascii="Symbol" w:hAnsi="Symbol" w:cs="Symbol" w:hint="default"/>
+      </w:rPr>
+    </w:lvl>
+    <w:lvl w:ilvl="4">
+      <w:start w:val="0"/>
+      <w:numFmt w:val="bullet"/>
+      <w:lvlText w:val="o"/>
+      <w:lvlJc w:val="left"/>
+      <w:pPr>
+        <w:tabs>
+          <w:tab w:val="num" w:pos="0"/>
+        </w:tabs>
+        <w:ind w:left="3600" w:hanging="360"/>
+      </w:pPr>
+      <w:rPr>
+        <w:rFonts w:ascii="Courier New" w:hAnsi="Courier New" w:cs="Courier New" w:hint="default"/>
+      </w:rPr>
+    </w:lvl>
+    <w:lvl w:ilvl="5">
+      <w:start w:val="0"/>
+      <w:numFmt w:val="bullet"/>
+      <w:lvlText w:val=""/>
+      <w:lvlJc w:val="left"/>
+      <w:pPr>
+        <w:tabs>
+          <w:tab w:val="num" w:pos="0"/>
+        </w:tabs>
+        <w:ind w:left="4320" w:hanging="360"/>
+      </w:pPr>
+      <w:rPr>
+        <w:rFonts w:ascii="Wingdings" w:hAnsi="Wingdings" w:cs="Wingdings" w:hint="default"/>
+      </w:rPr>
+    </w:lvl>
+    <w:lvl w:ilvl="6">
+      <w:start w:val="0"/>
+      <w:numFmt w:val="bullet"/>
+      <w:lvlText w:val=""/>
+      <w:lvlJc w:val="left"/>
+      <w:pPr>
+        <w:tabs>
+          <w:tab w:val="num" w:pos="0"/>
+        </w:tabs>
+        <w:ind w:left="5040" w:hanging="360"/>
+      </w:pPr>
+      <w:rPr>
+        <w:rFonts w:ascii="Symbol" w:hAnsi="Symbol" w:cs="Symbol" w:hint="default"/>
+      </w:rPr>
+    </w:lvl>
+    <w:lvl w:ilvl="7">
+      <w:start w:val="0"/>
+      <w:numFmt w:val="bullet"/>
+      <w:lvlText w:val="o"/>
+      <w:lvlJc w:val="left"/>
+      <w:pPr>
+        <w:tabs>
+          <w:tab w:val="num" w:pos="0"/>
+        </w:tabs>
+        <w:ind w:left="5760" w:hanging="360"/>
+      </w:pPr>
+      <w:rPr>
+        <w:rFonts w:ascii="Courier New" w:hAnsi="Courier New" w:cs="Courier New" w:hint="default"/>
+      </w:rPr>
+    </w:lvl>
+    <w:lvl w:ilvl="8">
+      <w:start w:val="0"/>
+      <w:numFmt w:val="bullet"/>
+      <w:lvlText w:val=""/>
+      <w:lvlJc w:val="left"/>
+      <w:pPr>
+        <w:tabs>
+          <w:tab w:val="num" w:pos="0"/>
+        </w:tabs>
+        <w:ind w:left="6480" w:hanging="360"/>
+      </w:pPr>
+      <w:rPr>
+        <w:rFonts w:ascii="Wingdings" w:hAnsi="Wingdings" w:cs="Wingdings" w:hint="default"/>
+      </w:rPr>
+    </w:lvl>
+  </w:abstractNum>
+  <w:abstractNum w:abstractNumId="25">
+    <w:lvl w:ilvl="0">
+      <w:numFmt w:val="bullet"/>
+      <w:lvlText w:val=""/>
+      <w:lvlJc w:val="left"/>
+      <w:pPr>
+        <w:tabs>
+          <w:tab w:val="num" w:pos="0"/>
+        </w:tabs>
+        <w:ind w:left="720" w:hanging="360"/>
+      </w:pPr>
+      <w:rPr>
+        <w:rFonts w:ascii="Symbol" w:hAnsi="Symbol" w:cs="Symbol" w:hint="default"/>
+      </w:rPr>
+    </w:lvl>
+    <w:lvl w:ilvl="1">
+      <w:start w:val="0"/>
+      <w:numFmt w:val="bullet"/>
+      <w:lvlText w:val="o"/>
+      <w:lvlJc w:val="left"/>
+      <w:pPr>
+        <w:tabs>
+          <w:tab w:val="num" w:pos="0"/>
+        </w:tabs>
+        <w:ind w:left="1440" w:hanging="360"/>
+      </w:pPr>
+      <w:rPr>
+        <w:rFonts w:ascii="Courier New" w:hAnsi="Courier New" w:cs="Courier New" w:hint="default"/>
+      </w:rPr>
+    </w:lvl>
+    <w:lvl w:ilvl="2">
+      <w:start w:val="0"/>
+      <w:numFmt w:val="bullet"/>
+      <w:lvlText w:val=""/>
+      <w:lvlJc w:val="left"/>
+      <w:pPr>
+        <w:tabs>
+          <w:tab w:val="num" w:pos="0"/>
+        </w:tabs>
+        <w:ind w:left="2160" w:hanging="360"/>
+      </w:pPr>
+      <w:rPr>
+        <w:rFonts w:ascii="Wingdings" w:hAnsi="Wingdings" w:cs="Wingdings" w:hint="default"/>
+      </w:rPr>
+    </w:lvl>
+    <w:lvl w:ilvl="3">
+      <w:start w:val="0"/>
+      <w:numFmt w:val="bullet"/>
+      <w:lvlText w:val=""/>
+      <w:lvlJc w:val="left"/>
+      <w:pPr>
+        <w:tabs>
+          <w:tab w:val="num" w:pos="0"/>
+        </w:tabs>
+        <w:ind w:left="2880" w:hanging="360"/>
+      </w:pPr>
+      <w:rPr>
+        <w:rFonts w:ascii="Symbol" w:hAnsi="Symbol" w:cs="Symbol" w:hint="default"/>
+      </w:rPr>
+    </w:lvl>
+    <w:lvl w:ilvl="4">
+      <w:start w:val="0"/>
+      <w:numFmt w:val="bullet"/>
+      <w:lvlText w:val="o"/>
+      <w:lvlJc w:val="left"/>
+      <w:pPr>
+        <w:tabs>
+          <w:tab w:val="num" w:pos="0"/>
+        </w:tabs>
+        <w:ind w:left="3600" w:hanging="360"/>
+      </w:pPr>
+      <w:rPr>
+        <w:rFonts w:ascii="Courier New" w:hAnsi="Courier New" w:cs="Courier New" w:hint="default"/>
+      </w:rPr>
+    </w:lvl>
+    <w:lvl w:ilvl="5">
+      <w:start w:val="0"/>
+      <w:numFmt w:val="bullet"/>
+      <w:lvlText w:val=""/>
+      <w:lvlJc w:val="left"/>
+      <w:pPr>
+        <w:tabs>
+          <w:tab w:val="num" w:pos="0"/>
+        </w:tabs>
+        <w:ind w:left="4320" w:hanging="360"/>
+      </w:pPr>
+      <w:rPr>
+        <w:rFonts w:ascii="Wingdings" w:hAnsi="Wingdings" w:cs="Wingdings" w:hint="default"/>
+      </w:rPr>
+    </w:lvl>
+    <w:lvl w:ilvl="6">
+      <w:start w:val="0"/>
+      <w:numFmt w:val="bullet"/>
+      <w:lvlText w:val=""/>
+      <w:lvlJc w:val="left"/>
+      <w:pPr>
+        <w:tabs>
+          <w:tab w:val="num" w:pos="0"/>
+        </w:tabs>
+        <w:ind w:left="5040" w:hanging="360"/>
+      </w:pPr>
+      <w:rPr>
+        <w:rFonts w:ascii="Symbol" w:hAnsi="Symbol" w:cs="Symbol" w:hint="default"/>
+      </w:rPr>
+    </w:lvl>
+    <w:lvl w:ilvl="7">
+      <w:start w:val="0"/>
+      <w:numFmt w:val="bullet"/>
+      <w:lvlText w:val="o"/>
+      <w:lvlJc w:val="left"/>
+      <w:pPr>
+        <w:tabs>
+          <w:tab w:val="num" w:pos="0"/>
+        </w:tabs>
+        <w:ind w:left="5760" w:hanging="360"/>
+      </w:pPr>
+      <w:rPr>
+        <w:rFonts w:ascii="Courier New" w:hAnsi="Courier New" w:cs="Courier New" w:hint="default"/>
+      </w:rPr>
+    </w:lvl>
+    <w:lvl w:ilvl="8">
+      <w:start w:val="0"/>
+      <w:numFmt w:val="bullet"/>
+      <w:lvlText w:val=""/>
+      <w:lvlJc w:val="left"/>
+      <w:pPr>
+        <w:tabs>
+          <w:tab w:val="num" w:pos="0"/>
+        </w:tabs>
+        <w:ind w:left="6480" w:hanging="360"/>
+      </w:pPr>
+      <w:rPr>
+        <w:rFonts w:ascii="Wingdings" w:hAnsi="Wingdings" w:cs="Wingdings" w:hint="default"/>
+      </w:rPr>
+    </w:lvl>
+  </w:abstractNum>
   <w:abstractNum w:abstractNumId="26">
+    <w:lvl w:ilvl="0">
+      <w:numFmt w:val="bullet"/>
+      <w:lvlText w:val=""/>
+      <w:lvlJc w:val="left"/>
+      <w:pPr>
+        <w:tabs>
+          <w:tab w:val="num" w:pos="0"/>
+        </w:tabs>
+        <w:ind w:left="720" w:hanging="360"/>
+      </w:pPr>
+      <w:rPr>
+        <w:rFonts w:ascii="Symbol" w:hAnsi="Symbol" w:cs="Symbol" w:hint="default"/>
+      </w:rPr>
+    </w:lvl>
+    <w:lvl w:ilvl="1">
+      <w:start w:val="0"/>
+      <w:numFmt w:val="bullet"/>
+      <w:lvlText w:val="o"/>
+      <w:lvlJc w:val="left"/>
+      <w:pPr>
+        <w:tabs>
+          <w:tab w:val="num" w:pos="0"/>
+        </w:tabs>
+        <w:ind w:left="1440" w:hanging="360"/>
+      </w:pPr>
+      <w:rPr>
+        <w:rFonts w:ascii="Courier New" w:hAnsi="Courier New" w:cs="Courier New" w:hint="default"/>
+      </w:rPr>
+    </w:lvl>
+    <w:lvl w:ilvl="2">
+      <w:start w:val="0"/>
+      <w:numFmt w:val="bullet"/>
+      <w:lvlText w:val=""/>
+      <w:lvlJc w:val="left"/>
+      <w:pPr>
+        <w:tabs>
+          <w:tab w:val="num" w:pos="0"/>
+        </w:tabs>
+        <w:ind w:left="2160" w:hanging="360"/>
+      </w:pPr>
+      <w:rPr>
+        <w:rFonts w:ascii="Wingdings" w:hAnsi="Wingdings" w:cs="Wingdings" w:hint="default"/>
+      </w:rPr>
+    </w:lvl>
+    <w:lvl w:ilvl="3">
+      <w:start w:val="0"/>
+      <w:numFmt w:val="bullet"/>
+      <w:lvlText w:val=""/>
+      <w:lvlJc w:val="left"/>
+      <w:pPr>
+        <w:tabs>
+          <w:tab w:val="num" w:pos="0"/>
+        </w:tabs>
+        <w:ind w:left="2880" w:hanging="360"/>
+      </w:pPr>
+      <w:rPr>
+        <w:rFonts w:ascii="Symbol" w:hAnsi="Symbol" w:cs="Symbol" w:hint="default"/>
+      </w:rPr>
+    </w:lvl>
+    <w:lvl w:ilvl="4">
+      <w:start w:val="0"/>
+      <w:numFmt w:val="bullet"/>
+      <w:lvlText w:val="o"/>
+      <w:lvlJc w:val="left"/>
+      <w:pPr>
+        <w:tabs>
+          <w:tab w:val="num" w:pos="0"/>
+        </w:tabs>
+        <w:ind w:left="3600" w:hanging="360"/>
+      </w:pPr>
+      <w:rPr>
+        <w:rFonts w:ascii="Courier New" w:hAnsi="Courier New" w:cs="Courier New" w:hint="default"/>
+      </w:rPr>
+    </w:lvl>
+    <w:lvl w:ilvl="5">
+      <w:start w:val="0"/>
+      <w:numFmt w:val="bullet"/>
+      <w:lvlText w:val=""/>
+      <w:lvlJc w:val="left"/>
+      <w:pPr>
+        <w:tabs>
+          <w:tab w:val="num" w:pos="0"/>
+        </w:tabs>
+        <w:ind w:left="4320" w:hanging="360"/>
+      </w:pPr>
+      <w:rPr>
+        <w:rFonts w:ascii="Wingdings" w:hAnsi="Wingdings" w:cs="Wingdings" w:hint="default"/>
+      </w:rPr>
+    </w:lvl>
+    <w:lvl w:ilvl="6">
+      <w:start w:val="0"/>
+      <w:numFmt w:val="bullet"/>
+      <w:lvlText w:val=""/>
+      <w:lvlJc w:val="left"/>
+      <w:pPr>
+        <w:tabs>
+          <w:tab w:val="num" w:pos="0"/>
+        </w:tabs>
+        <w:ind w:left="5040" w:hanging="360"/>
+      </w:pPr>
+      <w:rPr>
+        <w:rFonts w:ascii="Symbol" w:hAnsi="Symbol" w:cs="Symbol" w:hint="default"/>
+      </w:rPr>
+    </w:lvl>
+    <w:lvl w:ilvl="7">
+      <w:start w:val="0"/>
+      <w:numFmt w:val="bullet"/>
+      <w:lvlText w:val="o"/>
+      <w:lvlJc w:val="left"/>
+      <w:pPr>
+        <w:tabs>
+          <w:tab w:val="num" w:pos="0"/>
+        </w:tabs>
+        <w:ind w:left="5760" w:hanging="360"/>
+      </w:pPr>
+      <w:rPr>
+        <w:rFonts w:ascii="Courier New" w:hAnsi="Courier New" w:cs="Courier New" w:hint="default"/>
+      </w:rPr>
+    </w:lvl>
+    <w:lvl w:ilvl="8">
+      <w:start w:val="0"/>
+      <w:numFmt w:val="bullet"/>
+      <w:lvlText w:val=""/>
+      <w:lvlJc w:val="left"/>
+      <w:pPr>
+        <w:tabs>
+          <w:tab w:val="num" w:pos="0"/>
+        </w:tabs>
+        <w:ind w:left="6480" w:hanging="360"/>
+      </w:pPr>
+      <w:rPr>
+        <w:rFonts w:ascii="Wingdings" w:hAnsi="Wingdings" w:cs="Wingdings" w:hint="default"/>
+      </w:rPr>
+    </w:lvl>
+  </w:abstractNum>
+  <w:abstractNum w:abstractNumId="27">
     <w:lvl w:ilvl="0">
       <w:start w:val="1"/>
       <w:numFmt w:val="upperLetter"/>
@@ -22684,146 +22835,11 @@
       <w:rPr/>
     </w:lvl>
   </w:abstractNum>
-  <w:abstractNum w:abstractNumId="27">
-    <w:lvl w:ilvl="0">
-      <w:numFmt w:val="bullet"/>
-      <w:lvlText w:val=""/>
-      <w:lvlJc w:val="left"/>
-      <w:pPr>
-        <w:tabs>
-          <w:tab w:val="num" w:pos="0"/>
-        </w:tabs>
-        <w:ind w:left="720" w:hanging="360"/>
-      </w:pPr>
-      <w:rPr>
-        <w:rFonts w:ascii="Symbol" w:hAnsi="Symbol" w:cs="Symbol" w:hint="default"/>
-      </w:rPr>
-    </w:lvl>
-    <w:lvl w:ilvl="1">
-      <w:start w:val="0"/>
-      <w:numFmt w:val="bullet"/>
-      <w:lvlText w:val="o"/>
-      <w:lvlJc w:val="left"/>
-      <w:pPr>
-        <w:tabs>
-          <w:tab w:val="num" w:pos="0"/>
-        </w:tabs>
-        <w:ind w:left="1440" w:hanging="360"/>
-      </w:pPr>
-      <w:rPr>
-        <w:rFonts w:ascii="Courier New" w:hAnsi="Courier New" w:cs="Courier New" w:hint="default"/>
-      </w:rPr>
-    </w:lvl>
-    <w:lvl w:ilvl="2">
-      <w:start w:val="0"/>
-      <w:numFmt w:val="bullet"/>
-      <w:lvlText w:val=""/>
-      <w:lvlJc w:val="left"/>
-      <w:pPr>
-        <w:tabs>
-          <w:tab w:val="num" w:pos="0"/>
-        </w:tabs>
-        <w:ind w:left="2160" w:hanging="360"/>
-      </w:pPr>
-      <w:rPr>
-        <w:rFonts w:ascii="Wingdings" w:hAnsi="Wingdings" w:cs="Wingdings" w:hint="default"/>
-      </w:rPr>
-    </w:lvl>
-    <w:lvl w:ilvl="3">
-      <w:start w:val="0"/>
-      <w:numFmt w:val="bullet"/>
-      <w:lvlText w:val=""/>
-      <w:lvlJc w:val="left"/>
-      <w:pPr>
-        <w:tabs>
-          <w:tab w:val="num" w:pos="0"/>
-        </w:tabs>
-        <w:ind w:left="2880" w:hanging="360"/>
-      </w:pPr>
-      <w:rPr>
-        <w:rFonts w:ascii="Symbol" w:hAnsi="Symbol" w:cs="Symbol" w:hint="default"/>
-      </w:rPr>
-    </w:lvl>
-    <w:lvl w:ilvl="4">
-      <w:start w:val="0"/>
-      <w:numFmt w:val="bullet"/>
-      <w:lvlText w:val="o"/>
-      <w:lvlJc w:val="left"/>
-      <w:pPr>
-        <w:tabs>
-          <w:tab w:val="num" w:pos="0"/>
-        </w:tabs>
-        <w:ind w:left="3600" w:hanging="360"/>
-      </w:pPr>
-      <w:rPr>
-        <w:rFonts w:ascii="Courier New" w:hAnsi="Courier New" w:cs="Courier New" w:hint="default"/>
-      </w:rPr>
-    </w:lvl>
-    <w:lvl w:ilvl="5">
-      <w:start w:val="0"/>
-      <w:numFmt w:val="bullet"/>
-      <w:lvlText w:val=""/>
-      <w:lvlJc w:val="left"/>
-      <w:pPr>
-        <w:tabs>
-          <w:tab w:val="num" w:pos="0"/>
-        </w:tabs>
-        <w:ind w:left="4320" w:hanging="360"/>
-      </w:pPr>
-      <w:rPr>
-        <w:rFonts w:ascii="Wingdings" w:hAnsi="Wingdings" w:cs="Wingdings" w:hint="default"/>
-      </w:rPr>
-    </w:lvl>
-    <w:lvl w:ilvl="6">
-      <w:start w:val="0"/>
-      <w:numFmt w:val="bullet"/>
-      <w:lvlText w:val=""/>
-      <w:lvlJc w:val="left"/>
-      <w:pPr>
-        <w:tabs>
-          <w:tab w:val="num" w:pos="0"/>
-        </w:tabs>
-        <w:ind w:left="5040" w:hanging="360"/>
-      </w:pPr>
-      <w:rPr>
-        <w:rFonts w:ascii="Symbol" w:hAnsi="Symbol" w:cs="Symbol" w:hint="default"/>
-      </w:rPr>
-    </w:lvl>
-    <w:lvl w:ilvl="7">
-      <w:start w:val="0"/>
-      <w:numFmt w:val="bullet"/>
-      <w:lvlText w:val="o"/>
-      <w:lvlJc w:val="left"/>
-      <w:pPr>
-        <w:tabs>
-          <w:tab w:val="num" w:pos="0"/>
-        </w:tabs>
-        <w:ind w:left="5760" w:hanging="360"/>
-      </w:pPr>
-      <w:rPr>
-        <w:rFonts w:ascii="Courier New" w:hAnsi="Courier New" w:cs="Courier New" w:hint="default"/>
-      </w:rPr>
-    </w:lvl>
-    <w:lvl w:ilvl="8">
-      <w:start w:val="0"/>
-      <w:numFmt w:val="bullet"/>
-      <w:lvlText w:val=""/>
-      <w:lvlJc w:val="left"/>
-      <w:pPr>
-        <w:tabs>
-          <w:tab w:val="num" w:pos="0"/>
-        </w:tabs>
-        <w:ind w:left="6480" w:hanging="360"/>
-      </w:pPr>
-      <w:rPr>
-        <w:rFonts w:ascii="Wingdings" w:hAnsi="Wingdings" w:cs="Wingdings" w:hint="default"/>
-      </w:rPr>
-    </w:lvl>
-  </w:abstractNum>
   <w:abstractNum w:abstractNumId="28">
     <w:lvl w:ilvl="0">
-      <w:numFmt w:val="bullet"/>
-      <w:lvlText w:val=""/>
+      <w:start w:val="1"/>
+      <w:numFmt w:val="upperLetter"/>
+      <w:lvlText w:val="%1)"/>
       <w:lvlJc w:val="left"/>
       <w:pPr>
         <w:tabs>
@@ -22831,14 +22847,12 @@
         </w:tabs>
         <w:ind w:left="720" w:hanging="360"/>
       </w:pPr>
-      <w:rPr>
-        <w:rFonts w:ascii="Symbol" w:hAnsi="Symbol" w:cs="Symbol" w:hint="default"/>
-      </w:rPr>
+      <w:rPr/>
     </w:lvl>
     <w:lvl w:ilvl="1">
-      <w:start w:val="0"/>
-      <w:numFmt w:val="bullet"/>
-      <w:lvlText w:val="o"/>
+      <w:start w:val="1"/>
+      <w:numFmt w:val="upperLetter"/>
+      <w:lvlText w:val="%2)"/>
       <w:lvlJc w:val="left"/>
       <w:pPr>
         <w:tabs>
@@ -22846,14 +22860,12 @@
         </w:tabs>
         <w:ind w:left="1440" w:hanging="360"/>
       </w:pPr>
-      <w:rPr>
-        <w:rFonts w:ascii="Courier New" w:hAnsi="Courier New" w:cs="Courier New" w:hint="default"/>
-      </w:rPr>
+      <w:rPr/>
     </w:lvl>
     <w:lvl w:ilvl="2">
-      <w:start w:val="0"/>
-      <w:numFmt w:val="bullet"/>
-      <w:lvlText w:val=""/>
+      <w:start w:val="1"/>
+      <w:numFmt w:val="upperLetter"/>
+      <w:lvlText w:val="%3)"/>
       <w:lvlJc w:val="left"/>
       <w:pPr>
         <w:tabs>
@@ -22861,14 +22873,12 @@
         </w:tabs>
         <w:ind w:left="2160" w:hanging="360"/>
       </w:pPr>
-      <w:rPr>
-        <w:rFonts w:ascii="Wingdings" w:hAnsi="Wingdings" w:cs="Wingdings" w:hint="default"/>
-      </w:rPr>
+      <w:rPr/>
     </w:lvl>
     <w:lvl w:ilvl="3">
-      <w:start w:val="0"/>
-      <w:numFmt w:val="bullet"/>
-      <w:lvlText w:val=""/>
+      <w:start w:val="1"/>
+      <w:numFmt w:val="upperLetter"/>
+      <w:lvlText w:val="%4)"/>
       <w:lvlJc w:val="left"/>
       <w:pPr>
         <w:tabs>
@@ -22876,14 +22886,12 @@
         </w:tabs>
         <w:ind w:left="2880" w:hanging="360"/>
       </w:pPr>
-      <w:rPr>
-        <w:rFonts w:ascii="Symbol" w:hAnsi="Symbol" w:cs="Symbol" w:hint="default"/>
-      </w:rPr>
+      <w:rPr/>
     </w:lvl>
     <w:lvl w:ilvl="4">
-      <w:start w:val="0"/>
-      <w:numFmt w:val="bullet"/>
-      <w:lvlText w:val="o"/>
+      <w:start w:val="1"/>
+      <w:numFmt w:val="upperLetter"/>
+      <w:lvlText w:val="%5)"/>
       <w:lvlJc w:val="left"/>
       <w:pPr>
         <w:tabs>
@@ -22891,14 +22899,12 @@
         </w:tabs>
         <w:ind w:left="3600" w:hanging="360"/>
       </w:pPr>
-      <w:rPr>
-        <w:rFonts w:ascii="Courier New" w:hAnsi="Courier New" w:cs="Courier New" w:hint="default"/>
-      </w:rPr>
+      <w:rPr/>
     </w:lvl>
     <w:lvl w:ilvl="5">
-      <w:start w:val="0"/>
-      <w:numFmt w:val="bullet"/>
-      <w:lvlText w:val=""/>
+      <w:start w:val="1"/>
+      <w:numFmt w:val="upperLetter"/>
+      <w:lvlText w:val="%6)"/>
       <w:lvlJc w:val="left"/>
       <w:pPr>
         <w:tabs>
@@ -22906,14 +22912,12 @@
         </w:tabs>
         <w:ind w:left="4320" w:hanging="360"/>
       </w:pPr>
-      <w:rPr>
-        <w:rFonts w:ascii="Wingdings" w:hAnsi="Wingdings" w:cs="Wingdings" w:hint="default"/>
-      </w:rPr>
+      <w:rPr/>
     </w:lvl>
     <w:lvl w:ilvl="6">
-      <w:start w:val="0"/>
-      <w:numFmt w:val="bullet"/>
-      <w:lvlText w:val=""/>
+      <w:start w:val="1"/>
+      <w:numFmt w:val="upperLetter"/>
+      <w:lvlText w:val="%7)"/>
       <w:lvlJc w:val="left"/>
       <w:pPr>
         <w:tabs>
@@ -22921,14 +22925,12 @@
         </w:tabs>
         <w:ind w:left="5040" w:hanging="360"/>
       </w:pPr>
-      <w:rPr>
-        <w:rFonts w:ascii="Symbol" w:hAnsi="Symbol" w:cs="Symbol" w:hint="default"/>
-      </w:rPr>
+      <w:rPr/>
     </w:lvl>
     <w:lvl w:ilvl="7">
-      <w:start w:val="0"/>
-      <w:numFmt w:val="bullet"/>
-      <w:lvlText w:val="o"/>
+      <w:start w:val="1"/>
+      <w:numFmt w:val="upperLetter"/>
+      <w:lvlText w:val="%8)"/>
       <w:lvlJc w:val="left"/>
       <w:pPr>
         <w:tabs>
@@ -22936,14 +22938,12 @@
         </w:tabs>
         <w:ind w:left="5760" w:hanging="360"/>
       </w:pPr>
-      <w:rPr>
-        <w:rFonts w:ascii="Courier New" w:hAnsi="Courier New" w:cs="Courier New" w:hint="default"/>
-      </w:rPr>
+      <w:rPr/>
     </w:lvl>
     <w:lvl w:ilvl="8">
-      <w:start w:val="0"/>
-      <w:numFmt w:val="bullet"/>
-      <w:lvlText w:val=""/>
+      <w:start w:val="1"/>
+      <w:numFmt w:val="upperLetter"/>
+      <w:lvlText w:val="%9)"/>
       <w:lvlJc w:val="left"/>
       <w:pPr>
         <w:tabs>
@@ -22951,9 +22951,7 @@
         </w:tabs>
         <w:ind w:left="6480" w:hanging="360"/>
       </w:pPr>
-      <w:rPr>
-        <w:rFonts w:ascii="Wingdings" w:hAnsi="Wingdings" w:cs="Wingdings" w:hint="default"/>
-      </w:rPr>
+      <w:rPr/>
     </w:lvl>
   </w:abstractNum>
   <w:abstractNum w:abstractNumId="29">
@@ -31117,6 +31115,278 @@
     </w:lvl>
   </w:abstractNum>
   <w:abstractNum w:abstractNumId="89">
+    <w:lvl w:ilvl="0">
+      <w:numFmt w:val="bullet"/>
+      <w:lvlText w:val=""/>
+      <w:lvlJc w:val="left"/>
+      <w:pPr>
+        <w:tabs>
+          <w:tab w:val="num" w:pos="0"/>
+        </w:tabs>
+        <w:ind w:left="720" w:hanging="360"/>
+      </w:pPr>
+      <w:rPr>
+        <w:rFonts w:ascii="Symbol" w:hAnsi="Symbol" w:cs="Symbol" w:hint="default"/>
+      </w:rPr>
+    </w:lvl>
+    <w:lvl w:ilvl="1">
+      <w:start w:val="0"/>
+      <w:numFmt w:val="bullet"/>
+      <w:lvlText w:val="o"/>
+      <w:lvlJc w:val="left"/>
+      <w:pPr>
+        <w:tabs>
+          <w:tab w:val="num" w:pos="0"/>
+        </w:tabs>
+        <w:ind w:left="1440" w:hanging="360"/>
+      </w:pPr>
+      <w:rPr>
+        <w:rFonts w:ascii="Courier New" w:hAnsi="Courier New" w:cs="Courier New" w:hint="default"/>
+      </w:rPr>
+    </w:lvl>
+    <w:lvl w:ilvl="2">
+      <w:start w:val="0"/>
+      <w:numFmt w:val="bullet"/>
+      <w:lvlText w:val=""/>
+      <w:lvlJc w:val="left"/>
+      <w:pPr>
+        <w:tabs>
+          <w:tab w:val="num" w:pos="0"/>
+        </w:tabs>
+        <w:ind w:left="2160" w:hanging="360"/>
+      </w:pPr>
+      <w:rPr>
+        <w:rFonts w:ascii="Wingdings" w:hAnsi="Wingdings" w:cs="Wingdings" w:hint="default"/>
+      </w:rPr>
+    </w:lvl>
+    <w:lvl w:ilvl="3">
+      <w:start w:val="0"/>
+      <w:numFmt w:val="bullet"/>
+      <w:lvlText w:val=""/>
+      <w:lvlJc w:val="left"/>
+      <w:pPr>
+        <w:tabs>
+          <w:tab w:val="num" w:pos="0"/>
+        </w:tabs>
+        <w:ind w:left="2880" w:hanging="360"/>
+      </w:pPr>
+      <w:rPr>
+        <w:rFonts w:ascii="Symbol" w:hAnsi="Symbol" w:cs="Symbol" w:hint="default"/>
+      </w:rPr>
+    </w:lvl>
+    <w:lvl w:ilvl="4">
+      <w:start w:val="0"/>
+      <w:numFmt w:val="bullet"/>
+      <w:lvlText w:val="o"/>
+      <w:lvlJc w:val="left"/>
+      <w:pPr>
+        <w:tabs>
+          <w:tab w:val="num" w:pos="0"/>
+        </w:tabs>
+        <w:ind w:left="3600" w:hanging="360"/>
+      </w:pPr>
+      <w:rPr>
+        <w:rFonts w:ascii="Courier New" w:hAnsi="Courier New" w:cs="Courier New" w:hint="default"/>
+      </w:rPr>
+    </w:lvl>
+    <w:lvl w:ilvl="5">
+      <w:start w:val="0"/>
+      <w:numFmt w:val="bullet"/>
+      <w:lvlText w:val=""/>
+      <w:lvlJc w:val="left"/>
+      <w:pPr>
+        <w:tabs>
+          <w:tab w:val="num" w:pos="0"/>
+        </w:tabs>
+        <w:ind w:left="4320" w:hanging="360"/>
+      </w:pPr>
+      <w:rPr>
+        <w:rFonts w:ascii="Wingdings" w:hAnsi="Wingdings" w:cs="Wingdings" w:hint="default"/>
+      </w:rPr>
+    </w:lvl>
+    <w:lvl w:ilvl="6">
+      <w:start w:val="0"/>
+      <w:numFmt w:val="bullet"/>
+      <w:lvlText w:val=""/>
+      <w:lvlJc w:val="left"/>
+      <w:pPr>
+        <w:tabs>
+          <w:tab w:val="num" w:pos="0"/>
+        </w:tabs>
+        <w:ind w:left="5040" w:hanging="360"/>
+      </w:pPr>
+      <w:rPr>
+        <w:rFonts w:ascii="Symbol" w:hAnsi="Symbol" w:cs="Symbol" w:hint="default"/>
+      </w:rPr>
+    </w:lvl>
+    <w:lvl w:ilvl="7">
+      <w:start w:val="0"/>
+      <w:numFmt w:val="bullet"/>
+      <w:lvlText w:val="o"/>
+      <w:lvlJc w:val="left"/>
+      <w:pPr>
+        <w:tabs>
+          <w:tab w:val="num" w:pos="0"/>
+        </w:tabs>
+        <w:ind w:left="5760" w:hanging="360"/>
+      </w:pPr>
+      <w:rPr>
+        <w:rFonts w:ascii="Courier New" w:hAnsi="Courier New" w:cs="Courier New" w:hint="default"/>
+      </w:rPr>
+    </w:lvl>
+    <w:lvl w:ilvl="8">
+      <w:start w:val="0"/>
+      <w:numFmt w:val="bullet"/>
+      <w:lvlText w:val=""/>
+      <w:lvlJc w:val="left"/>
+      <w:pPr>
+        <w:tabs>
+          <w:tab w:val="num" w:pos="0"/>
+        </w:tabs>
+        <w:ind w:left="6480" w:hanging="360"/>
+      </w:pPr>
+      <w:rPr>
+        <w:rFonts w:ascii="Wingdings" w:hAnsi="Wingdings" w:cs="Wingdings" w:hint="default"/>
+      </w:rPr>
+    </w:lvl>
+  </w:abstractNum>
+  <w:abstractNum w:abstractNumId="90">
+    <w:lvl w:ilvl="0">
+      <w:numFmt w:val="bullet"/>
+      <w:lvlText w:val=""/>
+      <w:lvlJc w:val="left"/>
+      <w:pPr>
+        <w:tabs>
+          <w:tab w:val="num" w:pos="0"/>
+        </w:tabs>
+        <w:ind w:left="720" w:hanging="360"/>
+      </w:pPr>
+      <w:rPr>
+        <w:rFonts w:ascii="Symbol" w:hAnsi="Symbol" w:cs="Symbol" w:hint="default"/>
+      </w:rPr>
+    </w:lvl>
+    <w:lvl w:ilvl="1">
+      <w:start w:val="0"/>
+      <w:numFmt w:val="bullet"/>
+      <w:lvlText w:val="o"/>
+      <w:lvlJc w:val="left"/>
+      <w:pPr>
+        <w:tabs>
+          <w:tab w:val="num" w:pos="0"/>
+        </w:tabs>
+        <w:ind w:left="1440" w:hanging="360"/>
+      </w:pPr>
+      <w:rPr>
+        <w:rFonts w:ascii="Courier New" w:hAnsi="Courier New" w:cs="Courier New" w:hint="default"/>
+      </w:rPr>
+    </w:lvl>
+    <w:lvl w:ilvl="2">
+      <w:start w:val="0"/>
+      <w:numFmt w:val="bullet"/>
+      <w:lvlText w:val=""/>
+      <w:lvlJc w:val="left"/>
+      <w:pPr>
+        <w:tabs>
+          <w:tab w:val="num" w:pos="0"/>
+        </w:tabs>
+        <w:ind w:left="2160" w:hanging="360"/>
+      </w:pPr>
+      <w:rPr>
+        <w:rFonts w:ascii="Wingdings" w:hAnsi="Wingdings" w:cs="Wingdings" w:hint="default"/>
+      </w:rPr>
+    </w:lvl>
+    <w:lvl w:ilvl="3">
+      <w:start w:val="0"/>
+      <w:numFmt w:val="bullet"/>
+      <w:lvlText w:val=""/>
+      <w:lvlJc w:val="left"/>
+      <w:pPr>
+        <w:tabs>
+          <w:tab w:val="num" w:pos="0"/>
+        </w:tabs>
+        <w:ind w:left="2880" w:hanging="360"/>
+      </w:pPr>
+      <w:rPr>
+        <w:rFonts w:ascii="Symbol" w:hAnsi="Symbol" w:cs="Symbol" w:hint="default"/>
+      </w:rPr>
+    </w:lvl>
+    <w:lvl w:ilvl="4">
+      <w:start w:val="0"/>
+      <w:numFmt w:val="bullet"/>
+      <w:lvlText w:val="o"/>
+      <w:lvlJc w:val="left"/>
+      <w:pPr>
+        <w:tabs>
+          <w:tab w:val="num" w:pos="0"/>
+        </w:tabs>
+        <w:ind w:left="3600" w:hanging="360"/>
+      </w:pPr>
+      <w:rPr>
+        <w:rFonts w:ascii="Courier New" w:hAnsi="Courier New" w:cs="Courier New" w:hint="default"/>
+      </w:rPr>
+    </w:lvl>
+    <w:lvl w:ilvl="5">
+      <w:start w:val="0"/>
+      <w:numFmt w:val="bullet"/>
+      <w:lvlText w:val=""/>
+      <w:lvlJc w:val="left"/>
+      <w:pPr>
+        <w:tabs>
+          <w:tab w:val="num" w:pos="0"/>
+        </w:tabs>
+        <w:ind w:left="4320" w:hanging="360"/>
+      </w:pPr>
+      <w:rPr>
+        <w:rFonts w:ascii="Wingdings" w:hAnsi="Wingdings" w:cs="Wingdings" w:hint="default"/>
+      </w:rPr>
+    </w:lvl>
+    <w:lvl w:ilvl="6">
+      <w:start w:val="0"/>
+      <w:numFmt w:val="bullet"/>
+      <w:lvlText w:val=""/>
+      <w:lvlJc w:val="left"/>
+      <w:pPr>
+        <w:tabs>
+          <w:tab w:val="num" w:pos="0"/>
+        </w:tabs>
+        <w:ind w:left="5040" w:hanging="360"/>
+      </w:pPr>
+      <w:rPr>
+        <w:rFonts w:ascii="Symbol" w:hAnsi="Symbol" w:cs="Symbol" w:hint="default"/>
+      </w:rPr>
+    </w:lvl>
+    <w:lvl w:ilvl="7">
+      <w:start w:val="0"/>
+      <w:numFmt w:val="bullet"/>
+      <w:lvlText w:val="o"/>
+      <w:lvlJc w:val="left"/>
+      <w:pPr>
+        <w:tabs>
+          <w:tab w:val="num" w:pos="0"/>
+        </w:tabs>
+        <w:ind w:left="5760" w:hanging="360"/>
+      </w:pPr>
+      <w:rPr>
+        <w:rFonts w:ascii="Courier New" w:hAnsi="Courier New" w:cs="Courier New" w:hint="default"/>
+      </w:rPr>
+    </w:lvl>
+    <w:lvl w:ilvl="8">
+      <w:start w:val="0"/>
+      <w:numFmt w:val="bullet"/>
+      <w:lvlText w:val=""/>
+      <w:lvlJc w:val="left"/>
+      <w:pPr>
+        <w:tabs>
+          <w:tab w:val="num" w:pos="0"/>
+        </w:tabs>
+        <w:ind w:left="6480" w:hanging="360"/>
+      </w:pPr>
+      <w:rPr>
+        <w:rFonts w:ascii="Wingdings" w:hAnsi="Wingdings" w:cs="Wingdings" w:hint="default"/>
+      </w:rPr>
+    </w:lvl>
+  </w:abstractNum>
+  <w:abstractNum w:abstractNumId="91">
     <w:lvl w:ilvl="0">
       <w:start w:val="1"/>
       <w:numFmt w:val="none"/>
@@ -31503,46 +31773,46 @@
     <w:abstractNumId w:val="89"/>
   </w:num>
   <w:num w:numId="90">
+    <w:abstractNumId w:val="90"/>
+  </w:num>
+  <w:num w:numId="91">
+    <w:abstractNumId w:val="91"/>
+  </w:num>
+  <w:num w:numId="92">
     <w:abstractNumId w:val="2"/>
   </w:num>
-  <w:num w:numId="91">
+  <w:num w:numId="93">
     <w:abstractNumId w:val="2"/>
   </w:num>
-  <w:num w:numId="92">
-    <w:abstractNumId w:val="7"/>
+  <w:num w:numId="94">
+    <w:abstractNumId w:val="5"/>
     <w:lvlOverride w:ilvl="0">
       <w:startOverride w:val="1"/>
     </w:lvlOverride>
   </w:num>
-  <w:num w:numId="93">
-    <w:abstractNumId w:val="7"/>
+  <w:num w:numId="95">
+    <w:abstractNumId w:val="5"/>
   </w:num>
-  <w:num w:numId="94">
-    <w:abstractNumId w:val="7"/>
+  <w:num w:numId="96">
+    <w:abstractNumId w:val="5"/>
   </w:num>
-  <w:num w:numId="95">
+  <w:num w:numId="97">
     <w:abstractNumId w:val="2"/>
   </w:num>
-  <w:num w:numId="96">
+  <w:num w:numId="98">
     <w:abstractNumId w:val="2"/>
   </w:num>
-  <w:num w:numId="97">
+  <w:num w:numId="99">
     <w:abstractNumId w:val="10"/>
     <w:lvlOverride w:ilvl="0">
       <w:startOverride w:val="1"/>
     </w:lvlOverride>
   </w:num>
-  <w:num w:numId="98">
+  <w:num w:numId="100">
     <w:abstractNumId w:val="10"/>
   </w:num>
-  <w:num w:numId="99">
+  <w:num w:numId="101">
     <w:abstractNumId w:val="10"/>
-  </w:num>
-  <w:num w:numId="100">
-    <w:abstractNumId w:val="2"/>
-  </w:num>
-  <w:num w:numId="101">
-    <w:abstractNumId w:val="2"/>
   </w:num>
   <w:num w:numId="102">
     <w:abstractNumId w:val="2"/>
@@ -31581,19 +31851,19 @@
     <w:abstractNumId w:val="2"/>
   </w:num>
   <w:num w:numId="114">
+    <w:abstractNumId w:val="2"/>
+  </w:num>
+  <w:num w:numId="115">
+    <w:abstractNumId w:val="2"/>
+  </w:num>
+  <w:num w:numId="116">
     <w:abstractNumId w:val="10"/>
     <w:lvlOverride w:ilvl="0">
       <w:startOverride w:val="1"/>
     </w:lvlOverride>
   </w:num>
-  <w:num w:numId="115">
+  <w:num w:numId="117">
     <w:abstractNumId w:val="10"/>
-  </w:num>
-  <w:num w:numId="116">
-    <w:abstractNumId w:val="2"/>
-  </w:num>
-  <w:num w:numId="117">
-    <w:abstractNumId w:val="2"/>
   </w:num>
   <w:num w:numId="118">
     <w:abstractNumId w:val="2"/>
@@ -31773,6 +32043,12 @@
     <w:abstractNumId w:val="2"/>
   </w:num>
   <w:num w:numId="177">
+    <w:abstractNumId w:val="2"/>
+  </w:num>
+  <w:num w:numId="178">
+    <w:abstractNumId w:val="2"/>
+  </w:num>
+  <w:num w:numId="179">
     <w:abstractNumId w:val="2"/>
   </w:num>
 </w:numbering>

--- a/docs/suv.docx
+++ b/docs/suv.docx
@@ -15763,7 +15763,19 @@
           <w:bCs/>
           <w:b/>
         </w:rPr>
-        <w:t xml:space="preserve">Real World Value Slope (0040,9225) and Real World Value Intercept (0040,9224) must be present in the Real World Value Mapping Sequence (0040,9096), otherwise, SUV</w:t>
+        <w:t xml:space="preserve">At least one Real World Value Mapping Sequence (0040,9096) containing sufficient information for conversion to SUV or Bq/ml must be present;</w:t>
+      </w:r>
+      <w:r>
+        <w:t xml:space="preserve"> </w:t>
+      </w:r>
+      <w:r>
+        <w:rPr>
+          <w:iCs/>
+          <w:i/>
+          <w:bCs/>
+          <w:b/>
+        </w:rPr>
+        <w:t xml:space="preserve">otherwise, SUV</w:t>
       </w:r>
       <w:r>
         <w:rPr>
@@ -15803,7 +15815,19 @@
           <w:bCs/>
           <w:b/>
         </w:rPr>
-        <w:t xml:space="preserve">The corresponding slope and intercept have to be applied to all stored voxel values within a frame.</w:t>
+        <w:t xml:space="preserve">The information consists of rescaling data, i.e, the Real World Value Slope (0040,9225) and Real World Value Intercept (0040,9224) or the Real World Value LUT Data (0040,9212)</w:t>
+      </w:r>
+      <w:r>
+        <w:t xml:space="preserve"> </w:t>
+      </w:r>
+      <w:r>
+        <w:rPr>
+          <w:iCs/>
+          <w:i/>
+          <w:bCs/>
+          <w:b/>
+        </w:rPr>
+        <w:t xml:space="preserve">and the physical units, specified in the Measurement Units Code Sequence (0040, 08EA).</w:t>
       </w:r>
     </w:p>
     <w:p>
@@ -15811,13 +15835,7 @@
         <w:pStyle w:val="BodyText"/>
       </w:pPr>
       <w:r>
-        <w:t xml:space="preserve">Justification: Analogous to the Positron Emission Tomography SOP Class, differently encoded.</w:t>
-      </w:r>
-      <w:r>
-        <w:t xml:space="preserve"> </w:t>
-      </w:r>
-      <w:r>
-        <w:t xml:space="preserve">Rescale Slope (0028,1053) and Rescale Intercept (0028,1052) may not always lead to the unit specified in the Measurement Units Code Sequence (0040, 08EA).</w:t>
+        <w:t xml:space="preserve">Justification: Typically, the Real World Value Slope (0040,9225) and Real World Value Intercept (0040,9224) are present and can be applied analogously as the Rescale Slope and Rescale Intercept in the Positron Emission Tomography SOP Class</w:t>
       </w:r>
     </w:p>
     <w:p>
@@ -15831,19 +15849,7 @@
           <w:bCs/>
           <w:b/>
         </w:rPr>
-        <w:t xml:space="preserve">Units code must be present in the Measurement Units Code Sequence (0040, 08EA), and correspond either to Bq/ml or SUV (g/ml or cm2/ml),</w:t>
-      </w:r>
-      <w:r>
-        <w:t xml:space="preserve"> </w:t>
-      </w:r>
-      <w:r>
-        <w:rPr>
-          <w:iCs/>
-          <w:i/>
-          <w:bCs/>
-          <w:b/>
-        </w:rPr>
-        <w:t xml:space="preserve">otherwise, SUV</w:t>
+        <w:t xml:space="preserve">If a Real World Value Mapping Sequence (0040,9096) containing sufficient data for conversion to SUV</w:t>
       </w:r>
       <w:r>
         <w:rPr>
@@ -15871,6 +15877,290 @@
           <w:bCs/>
           <w:b/>
         </w:rPr>
+        <w:t xml:space="preserve">is present, the values should be converted to SUV</w:t>
+      </w:r>
+      <w:r>
+        <w:rPr>
+          <w:vertAlign w:val="subscript"/>
+          <w:iCs/>
+          <w:i/>
+          <w:bCs/>
+          <w:b/>
+        </w:rPr>
+        <w:t xml:space="preserve">bw</w:t>
+      </w:r>
+      <w:r>
+        <w:rPr>
+          <w:iCs/>
+          <w:i/>
+          <w:bCs/>
+          <w:b/>
+        </w:rPr>
+        <w:t xml:space="preserve"> </w:t>
+      </w:r>
+      <w:r>
+        <w:rPr>
+          <w:iCs/>
+          <w:i/>
+          <w:bCs/>
+          <w:b/>
+        </w:rPr>
+        <w:t xml:space="preserve">using this sequence.</w:t>
+      </w:r>
+      <w:r>
+        <w:t xml:space="preserve"> </w:t>
+      </w:r>
+      <w:r>
+        <w:rPr>
+          <w:iCs/>
+          <w:i/>
+          <w:bCs/>
+          <w:b/>
+        </w:rPr>
+        <w:t xml:space="preserve">If no Real World Value Mapping Sequence (0040,9096) containing sufficient data for conversion to SUV</w:t>
+      </w:r>
+      <w:r>
+        <w:rPr>
+          <w:vertAlign w:val="subscript"/>
+          <w:iCs/>
+          <w:i/>
+          <w:bCs/>
+          <w:b/>
+        </w:rPr>
+        <w:t xml:space="preserve">bw</w:t>
+      </w:r>
+      <w:r>
+        <w:rPr>
+          <w:iCs/>
+          <w:i/>
+          <w:bCs/>
+          <w:b/>
+        </w:rPr>
+        <w:t xml:space="preserve"> </w:t>
+      </w:r>
+      <w:r>
+        <w:rPr>
+          <w:iCs/>
+          <w:i/>
+          <w:bCs/>
+          <w:b/>
+        </w:rPr>
+        <w:t xml:space="preserve">is present</w:t>
+      </w:r>
+      <w:r>
+        <w:t xml:space="preserve"> </w:t>
+      </w:r>
+      <w:r>
+        <w:rPr>
+          <w:iCs/>
+          <w:i/>
+          <w:bCs/>
+          <w:b/>
+        </w:rPr>
+        <w:t xml:space="preserve">and a Real World Value Mapping Sequence (0040,9096) containing sufficient data for conversion to another SUV type is present, the values should be converted to this SUV type using this sequence.</w:t>
+      </w:r>
+    </w:p>
+    <w:p>
+      <w:pPr>
+        <w:pStyle w:val="BodyText"/>
+      </w:pPr>
+      <w:r>
+        <w:rPr>
+          <w:iCs/>
+          <w:i/>
+          <w:bCs/>
+          <w:b/>
+        </w:rPr>
+        <w:t xml:space="preserve">If no Real World Value Mapping Sequence (0040,9096) containing sufficient data for conversion to SUV</w:t>
+      </w:r>
+      <w:r>
+        <w:rPr>
+          <w:vertAlign w:val="subscript"/>
+          <w:iCs/>
+          <w:i/>
+          <w:bCs/>
+          <w:b/>
+        </w:rPr>
+        <w:t xml:space="preserve">bw</w:t>
+      </w:r>
+      <w:r>
+        <w:rPr>
+          <w:iCs/>
+          <w:i/>
+          <w:bCs/>
+          <w:b/>
+        </w:rPr>
+        <w:t xml:space="preserve"> </w:t>
+      </w:r>
+      <w:r>
+        <w:rPr>
+          <w:iCs/>
+          <w:i/>
+          <w:bCs/>
+          <w:b/>
+        </w:rPr>
+        <w:t xml:space="preserve">or another SUV type is present</w:t>
+      </w:r>
+      <w:r>
+        <w:t xml:space="preserve"> </w:t>
+      </w:r>
+      <w:r>
+        <w:rPr>
+          <w:iCs/>
+          <w:i/>
+          <w:bCs/>
+          <w:b/>
+        </w:rPr>
+        <w:t xml:space="preserve">and a Real World Value Mapping Sequence (0040,9096) containing sufficient data for conversion to another Bq/ml type is present, the values should be converted to Bq/ml using this sequence,</w:t>
+      </w:r>
+      <w:r>
+        <w:t xml:space="preserve"> </w:t>
+      </w:r>
+      <w:r>
+        <w:rPr>
+          <w:iCs/>
+          <w:i/>
+          <w:bCs/>
+          <w:b/>
+        </w:rPr>
+        <w:t xml:space="preserve">and dose correction are required.</w:t>
+      </w:r>
+    </w:p>
+    <w:p>
+      <w:pPr>
+        <w:pStyle w:val="BodyText"/>
+      </w:pPr>
+      <w:r>
+        <w:t xml:space="preserve">Justification: Unit code can be stored either in (0008,0100) Code Value, (0008,0119) Long Code Value, or (0008,0120) URN Code Value.</w:t>
+      </w:r>
+      <w:r>
+        <w:t xml:space="preserve"> </w:t>
+      </w:r>
+      <w:r>
+        <w:t xml:space="preserve">Multiple instances of Real World Value Mapping Sequence may be present and the one leading to SUV</w:t>
+      </w:r>
+      <w:r>
+        <w:rPr>
+          <w:vertAlign w:val="subscript"/>
+        </w:rPr>
+        <w:t xml:space="preserve">bw</w:t>
+      </w:r>
+      <w:r>
+        <w:t xml:space="preserve"> </w:t>
+      </w:r>
+      <w:r>
+        <w:t xml:space="preserve">or another SUV type should be prioritized.</w:t>
+      </w:r>
+    </w:p>
+    <w:p>
+      <w:pPr>
+        <w:pStyle w:val="BodyText"/>
+      </w:pPr>
+      <w:r>
+        <w:rPr>
+          <w:iCs/>
+          <w:i/>
+          <w:bCs/>
+          <w:b/>
+        </w:rPr>
+        <w:t xml:space="preserve">If no Real World Value Mapping Sequence (0040,9096) containing sufficient information for conversion to SUV or Bq/ml is present,</w:t>
+      </w:r>
+      <w:r>
+        <w:t xml:space="preserve"> </w:t>
+      </w:r>
+      <w:r>
+        <w:rPr>
+          <w:iCs/>
+          <w:i/>
+          <w:bCs/>
+          <w:b/>
+        </w:rPr>
+        <w:t xml:space="preserve">and the Rescale Type (0028, 1054) is set to a BQML, GML, or CM2ML, convert the stored values to the corresponding physical units using</w:t>
+      </w:r>
+      <w:r>
+        <w:t xml:space="preserve"> </w:t>
+      </w:r>
+      <w:r>
+        <w:rPr>
+          <w:iCs/>
+          <w:i/>
+          <w:bCs/>
+          <w:b/>
+        </w:rPr>
+        <w:t xml:space="preserve">the Rescale Intercept (0028,1052) and Rescale Slope (0028,1053) from the Pixel Value Transformation Sequence (0028,9145).</w:t>
+      </w:r>
+    </w:p>
+    <w:p>
+      <w:pPr>
+        <w:pStyle w:val="BodyText"/>
+      </w:pPr>
+      <w:r>
+        <w:t xml:space="preserve">Justification: An alternative that is similar to the Positron Emission Tomography SOP Class.</w:t>
+      </w:r>
+      <w:r>
+        <w:t xml:space="preserve"> </w:t>
+      </w:r>
+      <w:r>
+        <w:t xml:space="preserve">Rescale Type (0028, 1054) is used to indicate the physical units of the stored values.</w:t>
+      </w:r>
+      <w:r>
+        <w:t xml:space="preserve"> </w:t>
+      </w:r>
+      <w:r>
+        <w:t xml:space="preserve">However, it is a fallback option as the attribute is supposed to be unspecified for PET (</w:t>
+      </w:r>
+      <w:r>
+        <w:t xml:space="preserve">“</w:t>
+      </w:r>
+      <w:r>
+        <w:t xml:space="preserve">US</w:t>
+      </w:r>
+      <w:r>
+        <w:t xml:space="preserve">”</w:t>
+      </w:r>
+      <w:r>
+        <w:t xml:space="preserve">).</w:t>
+      </w:r>
+    </w:p>
+    <w:p>
+      <w:pPr>
+        <w:pStyle w:val="BodyText"/>
+      </w:pPr>
+      <w:r>
+        <w:rPr>
+          <w:iCs/>
+          <w:i/>
+          <w:bCs/>
+          <w:b/>
+        </w:rPr>
+        <w:t xml:space="preserve">If the conversion between SUV types is required, the Patient’s Weight (0010,1030) and the Patient’s Size (0010,1020) must have a positive, non-zero value; otherwise, SUV</w:t>
+      </w:r>
+      <w:r>
+        <w:rPr>
+          <w:vertAlign w:val="subscript"/>
+          <w:iCs/>
+          <w:i/>
+          <w:bCs/>
+          <w:b/>
+        </w:rPr>
+        <w:t xml:space="preserve">bw</w:t>
+      </w:r>
+      <w:r>
+        <w:rPr>
+          <w:iCs/>
+          <w:i/>
+          <w:bCs/>
+          <w:b/>
+        </w:rPr>
+        <w:t xml:space="preserve"> </w:t>
+      </w:r>
+      <w:r>
+        <w:rPr>
+          <w:iCs/>
+          <w:i/>
+          <w:bCs/>
+          <w:b/>
+        </w:rPr>
         <w:t xml:space="preserve">computation is not possible.</w:t>
       </w:r>
       <w:r>
@@ -15883,7 +16173,142 @@
           <w:bCs/>
           <w:b/>
         </w:rPr>
-        <w:t xml:space="preserve">If the conversion between SUV types is required, the Patient’s Weight (0010,1030) and the Patient’s Size (0010,1020) must have a positive, non-zero value; otherwise, SUV</w:t>
+        <w:t xml:space="preserve">Furthermore, if the sex of the patient is required to be known for the calculation, the Patient’s Sex (0010,1040) must have one of the values</w:t>
+      </w:r>
+      <w:r>
+        <w:rPr>
+          <w:iCs/>
+          <w:i/>
+          <w:bCs/>
+          <w:b/>
+        </w:rPr>
+        <w:t xml:space="preserve"> </w:t>
+      </w:r>
+      <w:r>
+        <w:rPr>
+          <w:iCs/>
+          <w:i/>
+          <w:bCs/>
+          <w:b/>
+        </w:rPr>
+        <w:t xml:space="preserve">“</w:t>
+      </w:r>
+      <w:r>
+        <w:rPr>
+          <w:iCs/>
+          <w:i/>
+          <w:bCs/>
+          <w:b/>
+        </w:rPr>
+        <w:t xml:space="preserve">M</w:t>
+      </w:r>
+      <w:r>
+        <w:rPr>
+          <w:iCs/>
+          <w:i/>
+          <w:bCs/>
+          <w:b/>
+        </w:rPr>
+        <w:t xml:space="preserve">”</w:t>
+      </w:r>
+      <w:r>
+        <w:rPr>
+          <w:iCs/>
+          <w:i/>
+          <w:bCs/>
+          <w:b/>
+        </w:rPr>
+        <w:t xml:space="preserve">,</w:t>
+      </w:r>
+      <w:r>
+        <w:rPr>
+          <w:iCs/>
+          <w:i/>
+          <w:bCs/>
+          <w:b/>
+        </w:rPr>
+        <w:t xml:space="preserve"> </w:t>
+      </w:r>
+      <w:r>
+        <w:rPr>
+          <w:iCs/>
+          <w:i/>
+          <w:bCs/>
+          <w:b/>
+        </w:rPr>
+        <w:t xml:space="preserve">“</w:t>
+      </w:r>
+      <w:r>
+        <w:rPr>
+          <w:iCs/>
+          <w:i/>
+          <w:bCs/>
+          <w:b/>
+        </w:rPr>
+        <w:t xml:space="preserve">F</w:t>
+      </w:r>
+      <w:r>
+        <w:rPr>
+          <w:iCs/>
+          <w:i/>
+          <w:bCs/>
+          <w:b/>
+        </w:rPr>
+        <w:t xml:space="preserve">”</w:t>
+      </w:r>
+      <w:r>
+        <w:rPr>
+          <w:iCs/>
+          <w:i/>
+          <w:bCs/>
+          <w:b/>
+        </w:rPr>
+        <w:t xml:space="preserve">, or</w:t>
+      </w:r>
+      <w:r>
+        <w:rPr>
+          <w:iCs/>
+          <w:i/>
+          <w:bCs/>
+          <w:b/>
+        </w:rPr>
+        <w:t xml:space="preserve"> </w:t>
+      </w:r>
+      <w:r>
+        <w:rPr>
+          <w:iCs/>
+          <w:i/>
+          <w:bCs/>
+          <w:b/>
+        </w:rPr>
+        <w:t xml:space="preserve">“</w:t>
+      </w:r>
+      <w:r>
+        <w:rPr>
+          <w:iCs/>
+          <w:i/>
+          <w:bCs/>
+          <w:b/>
+        </w:rPr>
+        <w:t xml:space="preserve">O</w:t>
+      </w:r>
+      <w:r>
+        <w:rPr>
+          <w:iCs/>
+          <w:i/>
+          <w:bCs/>
+          <w:b/>
+        </w:rPr>
+        <w:t xml:space="preserve">”</w:t>
+      </w:r>
+      <w:r>
+        <w:rPr>
+          <w:iCs/>
+          <w:i/>
+          <w:bCs/>
+          <w:b/>
+        </w:rPr>
+        <w:t xml:space="preserve">; otherwise, SUV</w:t>
       </w:r>
       <w:r>
         <w:rPr>
@@ -15923,142 +16348,45 @@
           <w:bCs/>
           <w:b/>
         </w:rPr>
-        <w:t xml:space="preserve">Furthermore, if the sex of the patient is required to be known for the calculation, the Patient’s Sex (0010,1040) must have one of the values</w:t>
-      </w:r>
-      <w:r>
-        <w:rPr>
-          <w:iCs/>
-          <w:i/>
-          <w:bCs/>
-          <w:b/>
-        </w:rPr>
-        <w:t xml:space="preserve"> </w:t>
-      </w:r>
-      <w:r>
-        <w:rPr>
-          <w:iCs/>
-          <w:i/>
-          <w:bCs/>
-          <w:b/>
-        </w:rPr>
-        <w:t xml:space="preserve">“</w:t>
-      </w:r>
-      <w:r>
-        <w:rPr>
-          <w:iCs/>
-          <w:i/>
-          <w:bCs/>
-          <w:b/>
-        </w:rPr>
-        <w:t xml:space="preserve">M</w:t>
-      </w:r>
-      <w:r>
-        <w:rPr>
-          <w:iCs/>
-          <w:i/>
-          <w:bCs/>
-          <w:b/>
-        </w:rPr>
-        <w:t xml:space="preserve">”</w:t>
-      </w:r>
-      <w:r>
-        <w:rPr>
-          <w:iCs/>
-          <w:i/>
-          <w:bCs/>
-          <w:b/>
-        </w:rPr>
-        <w:t xml:space="preserve">,</w:t>
-      </w:r>
-      <w:r>
-        <w:rPr>
-          <w:iCs/>
-          <w:i/>
-          <w:bCs/>
-          <w:b/>
-        </w:rPr>
-        <w:t xml:space="preserve"> </w:t>
-      </w:r>
-      <w:r>
-        <w:rPr>
-          <w:iCs/>
-          <w:i/>
-          <w:bCs/>
-          <w:b/>
-        </w:rPr>
-        <w:t xml:space="preserve">“</w:t>
-      </w:r>
-      <w:r>
-        <w:rPr>
-          <w:iCs/>
-          <w:i/>
-          <w:bCs/>
-          <w:b/>
-        </w:rPr>
-        <w:t xml:space="preserve">F</w:t>
-      </w:r>
-      <w:r>
-        <w:rPr>
-          <w:iCs/>
-          <w:i/>
-          <w:bCs/>
-          <w:b/>
-        </w:rPr>
-        <w:t xml:space="preserve">”</w:t>
-      </w:r>
-      <w:r>
-        <w:rPr>
-          <w:iCs/>
-          <w:i/>
-          <w:bCs/>
-          <w:b/>
-        </w:rPr>
-        <w:t xml:space="preserve">, or</w:t>
-      </w:r>
-      <w:r>
-        <w:rPr>
-          <w:iCs/>
-          <w:i/>
-          <w:bCs/>
-          <w:b/>
-        </w:rPr>
-        <w:t xml:space="preserve"> </w:t>
-      </w:r>
-      <w:r>
-        <w:rPr>
-          <w:iCs/>
-          <w:i/>
-          <w:bCs/>
-          <w:b/>
-        </w:rPr>
-        <w:t xml:space="preserve">“</w:t>
-      </w:r>
-      <w:r>
-        <w:rPr>
-          <w:iCs/>
-          <w:i/>
-          <w:bCs/>
-          <w:b/>
-        </w:rPr>
-        <w:t xml:space="preserve">O</w:t>
-      </w:r>
-      <w:r>
-        <w:rPr>
-          <w:iCs/>
-          <w:i/>
-          <w:bCs/>
-          <w:b/>
-        </w:rPr>
-        <w:t xml:space="preserve">”</w:t>
-      </w:r>
-      <w:r>
-        <w:rPr>
-          <w:iCs/>
-          <w:i/>
-          <w:bCs/>
-          <w:b/>
-        </w:rPr>
-        <w:t xml:space="preserve">; otherwise, SUV</w:t>
+        <w:t xml:space="preserve">The conversion between SUV types should be done using the aforementioned conversion formulas.</w:t>
+      </w:r>
+    </w:p>
+    <w:p>
+      <w:pPr>
+        <w:pStyle w:val="BodyText"/>
+      </w:pPr>
+      <w:r>
+        <w:rPr>
+          <w:iCs/>
+          <w:i/>
+          <w:bCs/>
+          <w:b/>
+        </w:rPr>
+        <w:t xml:space="preserve">The corresponding conversion has to be applied to all stored voxel values within a frame.</w:t>
+      </w:r>
+      <w:r>
+        <w:t xml:space="preserve"> </w:t>
+      </w:r>
+      <w:r>
+        <w:rPr>
+          <w:iCs/>
+          <w:i/>
+          <w:bCs/>
+          <w:b/>
+        </w:rPr>
+        <w:t xml:space="preserve">If no Real World Value Mapping Sequence (0040,9096) or Pixel Value Transformation Sequence (0028,9145) containing sufficient information for conversion to SUV or Bq/ml is present,</w:t>
+      </w:r>
+      <w:r>
+        <w:t xml:space="preserve"> </w:t>
+      </w:r>
+      <w:r>
+        <w:rPr>
+          <w:iCs/>
+          <w:i/>
+          <w:bCs/>
+          <w:b/>
+        </w:rPr>
+        <w:t xml:space="preserve">SUV</w:t>
       </w:r>
       <w:r>
         <w:rPr>
@@ -16087,72 +16415,6 @@
           <w:b/>
         </w:rPr>
         <w:t xml:space="preserve">computation is not possible.</w:t>
-      </w:r>
-      <w:r>
-        <w:t xml:space="preserve"> </w:t>
-      </w:r>
-      <w:r>
-        <w:rPr>
-          <w:iCs/>
-          <w:i/>
-          <w:bCs/>
-          <w:b/>
-        </w:rPr>
-        <w:t xml:space="preserve">The conversion between SUV types should be done using the aforementioned conversion formulas.</w:t>
-      </w:r>
-      <w:r>
-        <w:t xml:space="preserve"> </w:t>
-      </w:r>
-      <w:r>
-        <w:rPr>
-          <w:iCs/>
-          <w:i/>
-          <w:bCs/>
-          <w:b/>
-        </w:rPr>
-        <w:t xml:space="preserve">If the units correspond to Bq/ml, conversion to SUV</w:t>
-      </w:r>
-      <w:r>
-        <w:rPr>
-          <w:vertAlign w:val="subscript"/>
-          <w:iCs/>
-          <w:i/>
-          <w:bCs/>
-          <w:b/>
-        </w:rPr>
-        <w:t xml:space="preserve">bw</w:t>
-      </w:r>
-      <w:r>
-        <w:rPr>
-          <w:iCs/>
-          <w:i/>
-          <w:bCs/>
-          <w:b/>
-        </w:rPr>
-        <w:t xml:space="preserve"> </w:t>
-      </w:r>
-      <w:r>
-        <w:rPr>
-          <w:iCs/>
-          <w:i/>
-          <w:bCs/>
-          <w:b/>
-        </w:rPr>
-        <w:t xml:space="preserve">and dose correction are required.</w:t>
-      </w:r>
-    </w:p>
-    <w:p>
-      <w:pPr>
-        <w:pStyle w:val="BodyText"/>
-      </w:pPr>
-      <w:r>
-        <w:t xml:space="preserve">Justification: Analogous to the Positron Emission Tomography SOP Class. Unit code can be stored either in (0008,0100) Code Value, (0008,0119) Long Code Value, or (0008,0120) URN Code Value.</w:t>
-      </w:r>
-      <w:r>
-        <w:t xml:space="preserve"> </w:t>
-      </w:r>
-      <w:r>
-        <w:t xml:space="preserve">Each stores different types of codes.</w:t>
       </w:r>
     </w:p>
     <w:p>
